--- a/My User Journey/Epics-UserStories.docx
+++ b/My User Journey/Epics-UserStories.docx
@@ -4,7 +4,7 @@
   <w:body>
     <w:p>
       <w:pPr>
-        <w:pStyle w:val="139"/>
+        <w:pStyle w:val="906"/>
         <w:pBdr/>
         <w:spacing/>
         <w:ind/>
@@ -50,10 +50,19 @@
           <w:szCs w:val="48"/>
         </w:rPr>
       </w:r>
+      <w:r>
+        <w:rPr>
+          <w:rFonts w:ascii="Times" w:hAnsi="Times" w:cs="Times"/>
+          <w:b/>
+          <w:bCs/>
+          <w:sz w:val="48"/>
+          <w:szCs w:val="48"/>
+        </w:rPr>
+      </w:r>
     </w:p>
     <w:p>
       <w:pPr>
-        <w:pStyle w:val="139"/>
+        <w:pStyle w:val="906"/>
         <w:pBdr/>
         <w:spacing/>
         <w:ind/>
@@ -70,64 +79,90 @@
       <w:r>
         <w:rPr>
           <w:rFonts w:ascii="Times" w:hAnsi="Times" w:eastAsia="Times" w:cs="Times"/>
+          <w:color w:val="000000"/>
+          <w:sz w:val="24"/>
+          <w:highlight w:val="none"/>
+          <w:lang w:val="en-US"/>
+        </w:rPr>
+        <w:t xml:space="preserve">Note: This is restructured by using AI from my original user journey. This is to give an overall requirements/features I expect from Mesa-LLM/Mesa as a user and to align my thoughts on what to contribute next.</w:t>
+      </w:r>
+      <w:r>
+        <w:rPr>
+          <w:rFonts w:ascii="Times" w:hAnsi="Times" w:eastAsia="Times" w:cs="Times"/>
+          <w:color w:val="000000"/>
+          <w:sz w:val="24"/>
+          <w:highlight w:val="none"/>
+          <w:lang w:val="en-US"/>
+        </w:rPr>
+        <w:t xml:space="preserve"> In this document, `User Story` doesn’t necessarily mean an atomic feature, it can sometimes refer an `Epic` as well.</w:t>
+      </w:r>
+      <w:r>
+        <w:rPr>
+          <w:rFonts w:ascii="Times" w:hAnsi="Times" w:eastAsia="Times" w:cs="Times"/>
+          <w:color w:val="000000"/>
+          <w:sz w:val="24"/>
+          <w:highlight w:val="none"/>
+        </w:rPr>
+      </w:r>
+    </w:p>
+    <w:p>
+      <w:pPr>
+        <w:pStyle w:val="906"/>
+        <w:pBdr/>
+        <w:spacing/>
+        <w:ind/>
+        <w:rPr>
+          <w:rFonts w:ascii="Times" w:hAnsi="Times" w:eastAsia="Times" w:cs="Times"/>
+          <w:color w:val="000000"/>
+          <w:sz w:val="24"/>
+          <w:szCs w:val="24"/>
+          <w:highlight w:val="none"/>
+        </w:rPr>
+      </w:pPr>
+      <w:r>
+        <w:rPr>
+          <w:rFonts w:ascii="Times" w:hAnsi="Times" w:eastAsia="Times" w:cs="Times"/>
           <w:b/>
           <w:bCs/>
           <w:color w:val="000000"/>
           <w:sz w:val="36"/>
           <w:szCs w:val="32"/>
         </w:rPr>
-        <w:t xml:space="preserve">Epic 1: Concept &amp; Setup Experience </w:t>
+        <w:t xml:space="preserve">1: Concept &amp; Setup Experience </w:t>
+      </w:r>
+      <w:r>
+        <w:rPr>
+          <w:rFonts w:ascii="Times" w:hAnsi="Times" w:eastAsia="Times" w:cs="Times"/>
+          <w:color w:val="000000"/>
+          <w:sz w:val="24"/>
+        </w:rPr>
+        <w:t xml:space="preserve">.</w:t>
+      </w:r>
+      <w:r>
+        <w:rPr>
+          <w:rFonts w:ascii="Times" w:hAnsi="Times" w:eastAsia="Times" w:cs="Times"/>
+        </w:rPr>
+      </w:r>
+      <w:r>
+        <w:rPr>
+          <w:rFonts w:ascii="Times" w:hAnsi="Times" w:cs="Times"/>
+        </w:rPr>
       </w:r>
       <w:r>
         <w:rPr>
           <w:rFonts w:ascii="Times" w:hAnsi="Times" w:eastAsia="Times" w:cs="Times"/>
           <w:b/>
           <w:bCs/>
-          <w:sz w:val="32"/>
-          <w:szCs w:val="32"/>
+          <w:color w:val="000000"/>
+          <w:sz w:val="36"/>
+          <w:szCs w:val="36"/>
+          <w:highlight w:val="none"/>
         </w:rPr>
       </w:r>
     </w:p>
     <w:p>
       <w:pPr>
-        <w:pBdr>
-          <w:top w:val="none" w:color="000000" w:sz="4" w:space="0"/>
-          <w:left w:val="none" w:color="000000" w:sz="4" w:space="0"/>
-          <w:bottom w:val="none" w:color="000000" w:sz="4" w:space="0"/>
-          <w:right w:val="none" w:color="000000" w:sz="4" w:space="0"/>
-        </w:pBdr>
-        <w:spacing w:before="0" w:line="276" w:lineRule="auto"/>
-        <w:ind w:right="0" w:firstLine="0" w:left="0"/>
-        <w:rPr>
-          <w:rFonts w:ascii="Times" w:hAnsi="Times" w:cs="Times"/>
-        </w:rPr>
-      </w:pPr>
-      <w:r>
-        <w:rPr>
-          <w:rFonts w:ascii="Times" w:hAnsi="Times" w:eastAsia="Times" w:cs="Times"/>
-          <w:b/>
-          <w:color w:val="000000"/>
-          <w:sz w:val="24"/>
-        </w:rPr>
-        <w:t xml:space="preserve">Description:</w:t>
-      </w:r>
-      <w:r>
-        <w:rPr>
-          <w:rFonts w:ascii="Times" w:hAnsi="Times" w:eastAsia="Times" w:cs="Times"/>
-          <w:color w:val="000000"/>
-          <w:sz w:val="24"/>
-        </w:rPr>
-        <w:t xml:space="preserve"> Enabling effortless scaffolding, intuitive environment building, and easy onboarding for researchers.</w:t>
-      </w:r>
-      <w:r>
-        <w:rPr>
-          <w:rFonts w:ascii="Times" w:hAnsi="Times" w:eastAsia="Times" w:cs="Times"/>
-        </w:rPr>
-      </w:r>
-    </w:p>
-    <w:p>
-      <w:pPr>
-        <w:pStyle w:val="668"/>
+        <w:pStyle w:val="969"/>
         <w:numPr>
           <w:ilvl w:val="0"/>
           <w:numId w:val="1"/>
@@ -158,10 +193,15 @@
           <w:rFonts w:ascii="Times" w:hAnsi="Times" w:eastAsia="Times" w:cs="Times"/>
         </w:rPr>
       </w:r>
+      <w:r>
+        <w:rPr>
+          <w:rFonts w:ascii="Times" w:hAnsi="Times" w:cs="Times"/>
+        </w:rPr>
+      </w:r>
     </w:p>
     <w:p>
       <w:pPr>
-        <w:pStyle w:val="668"/>
+        <w:pStyle w:val="969"/>
         <w:numPr>
           <w:ilvl w:val="1"/>
           <w:numId w:val="2"/>
@@ -191,10 +231,15 @@
           <w:rFonts w:ascii="Times" w:hAnsi="Times" w:eastAsia="Times" w:cs="Times"/>
         </w:rPr>
       </w:r>
+      <w:r>
+        <w:rPr>
+          <w:rFonts w:ascii="Times" w:hAnsi="Times" w:cs="Times"/>
+        </w:rPr>
+      </w:r>
     </w:p>
     <w:p>
       <w:pPr>
-        <w:pStyle w:val="668"/>
+        <w:pStyle w:val="969"/>
         <w:numPr>
           <w:ilvl w:val="1"/>
           <w:numId w:val="2"/>
@@ -241,31 +286,22 @@
           <w:color w:val="000000"/>
           <w:sz w:val="24"/>
         </w:rPr>
-      </w:r>
-      <w:r>
-        <w:rPr>
-          <w:rFonts w:ascii="Times" w:hAnsi="Times" w:eastAsia="Times" w:cs="Times"/>
-          <w:color w:val="000000"/>
-          <w:sz w:val="24"/>
-        </w:rPr>
         <w:t xml:space="preserve">I do not have to write boilerplate code to define agent properties.</w:t>
       </w:r>
       <w:r>
         <w:rPr>
           <w:rFonts w:ascii="Times" w:hAnsi="Times" w:eastAsia="Times" w:cs="Times"/>
-          <w:color w:val="000000"/>
-          <w:sz w:val="24"/>
         </w:rPr>
       </w:r>
       <w:r>
         <w:rPr>
-          <w:rFonts w:ascii="Times" w:hAnsi="Times" w:eastAsia="Times" w:cs="Times"/>
+          <w:rFonts w:ascii="Times" w:hAnsi="Times" w:cs="Times"/>
         </w:rPr>
       </w:r>
     </w:p>
     <w:p>
       <w:pPr>
-        <w:pStyle w:val="668"/>
+        <w:pStyle w:val="969"/>
         <w:numPr>
           <w:ilvl w:val="0"/>
           <w:numId w:val="1"/>
@@ -296,10 +332,15 @@
           <w:rFonts w:ascii="Times" w:hAnsi="Times" w:eastAsia="Times" w:cs="Times"/>
         </w:rPr>
       </w:r>
+      <w:r>
+        <w:rPr>
+          <w:rFonts w:ascii="Times" w:hAnsi="Times" w:cs="Times"/>
+        </w:rPr>
+      </w:r>
     </w:p>
     <w:p>
       <w:pPr>
-        <w:pStyle w:val="668"/>
+        <w:pStyle w:val="969"/>
         <w:numPr>
           <w:ilvl w:val="1"/>
           <w:numId w:val="3"/>
@@ -329,10 +370,15 @@
           <w:rFonts w:ascii="Times" w:hAnsi="Times" w:eastAsia="Times" w:cs="Times"/>
         </w:rPr>
       </w:r>
+      <w:r>
+        <w:rPr>
+          <w:rFonts w:ascii="Times" w:hAnsi="Times" w:cs="Times"/>
+        </w:rPr>
+      </w:r>
     </w:p>
     <w:p>
       <w:pPr>
-        <w:pStyle w:val="668"/>
+        <w:pStyle w:val="969"/>
         <w:numPr>
           <w:ilvl w:val="1"/>
           <w:numId w:val="3"/>
@@ -376,19 +422,17 @@
       <w:r>
         <w:rPr>
           <w:rFonts w:ascii="Times" w:hAnsi="Times" w:eastAsia="Times" w:cs="Times"/>
-          <w:color w:val="000000"/>
-          <w:sz w:val="24"/>
         </w:rPr>
       </w:r>
       <w:r>
         <w:rPr>
-          <w:rFonts w:ascii="Times" w:hAnsi="Times" w:eastAsia="Times" w:cs="Times"/>
+          <w:rFonts w:ascii="Times" w:hAnsi="Times" w:cs="Times"/>
         </w:rPr>
       </w:r>
     </w:p>
     <w:p>
       <w:pPr>
-        <w:pStyle w:val="668"/>
+        <w:pStyle w:val="969"/>
         <w:numPr>
           <w:ilvl w:val="0"/>
           <w:numId w:val="1"/>
@@ -419,10 +463,15 @@
           <w:rFonts w:ascii="Times" w:hAnsi="Times" w:eastAsia="Times" w:cs="Times"/>
         </w:rPr>
       </w:r>
+      <w:r>
+        <w:rPr>
+          <w:rFonts w:ascii="Times" w:hAnsi="Times" w:cs="Times"/>
+        </w:rPr>
+      </w:r>
     </w:p>
     <w:p>
       <w:pPr>
-        <w:pStyle w:val="668"/>
+        <w:pStyle w:val="969"/>
         <w:numPr>
           <w:ilvl w:val="1"/>
           <w:numId w:val="4"/>
@@ -452,10 +501,15 @@
           <w:rFonts w:ascii="Times" w:hAnsi="Times" w:eastAsia="Times" w:cs="Times"/>
         </w:rPr>
       </w:r>
+      <w:r>
+        <w:rPr>
+          <w:rFonts w:ascii="Times" w:hAnsi="Times" w:cs="Times"/>
+        </w:rPr>
+      </w:r>
     </w:p>
     <w:p>
       <w:pPr>
-        <w:pStyle w:val="668"/>
+        <w:pStyle w:val="969"/>
         <w:numPr>
           <w:ilvl w:val="1"/>
           <w:numId w:val="4"/>
@@ -515,19 +569,17 @@
       <w:r>
         <w:rPr>
           <w:rFonts w:ascii="Times" w:hAnsi="Times" w:eastAsia="Times" w:cs="Times"/>
-          <w:color w:val="000000"/>
-          <w:sz w:val="24"/>
         </w:rPr>
       </w:r>
       <w:r>
         <w:rPr>
-          <w:rFonts w:ascii="Times" w:hAnsi="Times" w:eastAsia="Times" w:cs="Times"/>
+          <w:rFonts w:ascii="Times" w:hAnsi="Times" w:cs="Times"/>
         </w:rPr>
       </w:r>
     </w:p>
     <w:p>
       <w:pPr>
-        <w:pStyle w:val="668"/>
+        <w:pStyle w:val="969"/>
         <w:numPr>
           <w:ilvl w:val="0"/>
           <w:numId w:val="1"/>
@@ -558,10 +610,15 @@
           <w:rFonts w:ascii="Times" w:hAnsi="Times" w:eastAsia="Times" w:cs="Times"/>
         </w:rPr>
       </w:r>
+      <w:r>
+        <w:rPr>
+          <w:rFonts w:ascii="Times" w:hAnsi="Times" w:cs="Times"/>
+        </w:rPr>
+      </w:r>
     </w:p>
     <w:p>
       <w:pPr>
-        <w:pStyle w:val="668"/>
+        <w:pStyle w:val="969"/>
         <w:numPr>
           <w:ilvl w:val="1"/>
           <w:numId w:val="5"/>
@@ -591,10 +648,15 @@
           <w:rFonts w:ascii="Times" w:hAnsi="Times" w:eastAsia="Times" w:cs="Times"/>
         </w:rPr>
       </w:r>
+      <w:r>
+        <w:rPr>
+          <w:rFonts w:ascii="Times" w:hAnsi="Times" w:cs="Times"/>
+        </w:rPr>
+      </w:r>
     </w:p>
     <w:p>
       <w:pPr>
-        <w:pStyle w:val="668"/>
+        <w:pStyle w:val="969"/>
         <w:numPr>
           <w:ilvl w:val="1"/>
           <w:numId w:val="5"/>
@@ -661,10 +723,17 @@
           <w:sz w:val="24"/>
         </w:rPr>
       </w:r>
+      <w:r>
+        <w:rPr>
+          <w:rFonts w:ascii="Times" w:hAnsi="Times" w:cs="Times"/>
+          <w:sz w:val="24"/>
+          <w:szCs w:val="24"/>
+        </w:rPr>
+      </w:r>
     </w:p>
     <w:p>
       <w:pPr>
-        <w:pStyle w:val="668"/>
+        <w:pStyle w:val="969"/>
         <w:numPr>
           <w:ilvl w:val="0"/>
           <w:numId w:val="5"/>
@@ -705,11 +774,17 @@
           <w:sz w:val="24"/>
         </w:rPr>
       </w:r>
-      <w:r/>
+      <w:r>
+        <w:rPr>
+          <w:rFonts w:ascii="Times" w:hAnsi="Times" w:cs="Times"/>
+          <w:sz w:val="24"/>
+          <w:szCs w:val="24"/>
+        </w:rPr>
+      </w:r>
     </w:p>
     <w:p>
       <w:pPr>
-        <w:pStyle w:val="668"/>
+        <w:pStyle w:val="969"/>
         <w:numPr>
           <w:ilvl w:val="1"/>
           <w:numId w:val="6"/>
@@ -739,10 +814,15 @@
           <w:rFonts w:ascii="Times" w:hAnsi="Times" w:eastAsia="Times" w:cs="Times"/>
         </w:rPr>
       </w:r>
+      <w:r>
+        <w:rPr>
+          <w:rFonts w:ascii="Times" w:hAnsi="Times" w:cs="Times"/>
+        </w:rPr>
+      </w:r>
     </w:p>
     <w:p>
       <w:pPr>
-        <w:pStyle w:val="668"/>
+        <w:pStyle w:val="969"/>
         <w:numPr>
           <w:ilvl w:val="1"/>
           <w:numId w:val="6"/>
@@ -791,38 +871,13 @@
       </w:r>
       <w:r>
         <w:rPr>
-          <w:rFonts w:ascii="Times" w:hAnsi="Times" w:eastAsia="Times" w:cs="Times"/>
-          <w:color w:val="000000"/>
-          <w:sz w:val="24"/>
-          <w:highlight w:val="none"/>
-        </w:rPr>
-      </w:r>
-      <w:r>
-        <w:rPr>
-          <w:rFonts w:ascii="Times" w:hAnsi="Times" w:eastAsia="Times" w:cs="Times"/>
-          <w:color w:val="000000"/>
-          <w:sz w:val="24"/>
-          <w:highlight w:val="none"/>
-        </w:rPr>
-      </w:r>
-      <w:r>
-        <w:rPr>
-          <w:rFonts w:ascii="Times" w:hAnsi="Times" w:eastAsia="Times" w:cs="Times"/>
-          <w:color w:val="000000"/>
-          <w:sz w:val="24"/>
-          <w:highlight w:val="none"/>
-        </w:rPr>
-      </w:r>
-      <w:r>
-        <w:rPr>
           <w:rFonts w:ascii="Times" w:hAnsi="Times" w:cs="Times"/>
-          <w:sz w:val="24"/>
         </w:rPr>
       </w:r>
     </w:p>
     <w:p>
       <w:pPr>
-        <w:pStyle w:val="668"/>
+        <w:pStyle w:val="969"/>
         <w:numPr>
           <w:ilvl w:val="0"/>
           <w:numId w:val="1"/>
@@ -853,10 +908,15 @@
           <w:rFonts w:ascii="Times" w:hAnsi="Times" w:eastAsia="Times" w:cs="Times"/>
         </w:rPr>
       </w:r>
+      <w:r>
+        <w:rPr>
+          <w:rFonts w:ascii="Times" w:hAnsi="Times" w:cs="Times"/>
+        </w:rPr>
+      </w:r>
     </w:p>
     <w:p>
       <w:pPr>
-        <w:pStyle w:val="668"/>
+        <w:pStyle w:val="969"/>
         <w:numPr>
           <w:ilvl w:val="1"/>
           <w:numId w:val="7"/>
@@ -886,10 +946,15 @@
           <w:rFonts w:ascii="Times" w:hAnsi="Times" w:eastAsia="Times" w:cs="Times"/>
         </w:rPr>
       </w:r>
+      <w:r>
+        <w:rPr>
+          <w:rFonts w:ascii="Times" w:hAnsi="Times" w:cs="Times"/>
+        </w:rPr>
+      </w:r>
     </w:p>
     <w:p>
       <w:pPr>
-        <w:pStyle w:val="668"/>
+        <w:pStyle w:val="969"/>
         <w:numPr>
           <w:ilvl w:val="1"/>
           <w:numId w:val="7"/>
@@ -947,7 +1012,6 @@
         </w:rPr>
         <w:t xml:space="preserve"> by showcasing different examples</w:t>
       </w:r>
-      <w:r/>
       <w:r>
         <w:rPr>
           <w:rFonts w:ascii="Times" w:hAnsi="Times" w:eastAsia="Times" w:cs="Times"/>
@@ -962,10 +1026,15 @@
           <w:rFonts w:ascii="Times" w:hAnsi="Times" w:eastAsia="Times" w:cs="Times"/>
         </w:rPr>
       </w:r>
+      <w:r>
+        <w:rPr>
+          <w:rFonts w:ascii="Times" w:hAnsi="Times" w:cs="Times"/>
+        </w:rPr>
+      </w:r>
     </w:p>
     <w:p>
       <w:pPr>
-        <w:pStyle w:val="139"/>
+        <w:pStyle w:val="906"/>
         <w:pBdr/>
         <w:spacing/>
         <w:ind/>
@@ -986,7 +1055,7 @@
           <w:sz w:val="36"/>
           <w:szCs w:val="52"/>
         </w:rPr>
-        <w:t xml:space="preserve">Epic 2: Architecting the "Brains" </w:t>
+        <w:t xml:space="preserve">2: Architecting the "Brains" </w:t>
       </w:r>
       <w:r>
         <w:rPr>
@@ -997,64 +1066,38 @@
           <w:szCs w:val="52"/>
         </w:rPr>
       </w:r>
-    </w:p>
-    <w:p>
-      <w:pPr>
-        <w:pBdr>
-          <w:top w:val="none" w:color="000000" w:sz="4" w:space="0"/>
-          <w:left w:val="none" w:color="000000" w:sz="4" w:space="0"/>
-          <w:bottom w:val="none" w:color="000000" w:sz="4" w:space="0"/>
-          <w:right w:val="none" w:color="000000" w:sz="4" w:space="0"/>
-        </w:pBdr>
-        <w:spacing w:before="0" w:line="276" w:lineRule="auto"/>
-        <w:ind w:right="0" w:firstLine="0" w:left="0"/>
+      <w:r>
         <w:rPr>
           <w:rFonts w:ascii="Times" w:hAnsi="Times" w:cs="Times"/>
-        </w:rPr>
-      </w:pPr>
-      <w:r>
-        <w:rPr>
-          <w:rFonts w:ascii="Times" w:hAnsi="Times" w:eastAsia="Times" w:cs="Times"/>
           <w:b/>
-          <w:color w:val="000000"/>
-          <w:sz w:val="24"/>
-        </w:rPr>
-        <w:t xml:space="preserve">Description:</w:t>
+          <w:bCs/>
+          <w:sz w:val="36"/>
+          <w:szCs w:val="52"/>
+        </w:rPr>
       </w:r>
       <w:r>
         <w:rPr>
           <w:rFonts w:ascii="Times" w:hAnsi="Times" w:eastAsia="Times" w:cs="Times"/>
-          <w:color w:val="000000"/>
-          <w:sz w:val="24"/>
-        </w:rPr>
-        <w:t xml:space="preserve"> Establishing the cognitive abilities, memory, and fallback behavio</w:t>
+        </w:rPr>
       </w:r>
       <w:r>
         <w:rPr>
-          <w:rFonts w:ascii="Times" w:hAnsi="Times" w:eastAsia="Times" w:cs="Times"/>
-          <w:color w:val="000000"/>
-          <w:sz w:val="24"/>
-          <w:lang w:val="en-US"/>
-        </w:rPr>
-        <w:t xml:space="preserve">u</w:t>
+          <w:rFonts w:ascii="Times" w:hAnsi="Times" w:cs="Times"/>
+        </w:rPr>
       </w:r>
       <w:r>
         <w:rPr>
-          <w:rFonts w:ascii="Times" w:hAnsi="Times" w:eastAsia="Times" w:cs="Times"/>
-          <w:color w:val="000000"/>
-          <w:sz w:val="24"/>
-        </w:rPr>
-        <w:t xml:space="preserve">rs of the autonomous agents.</w:t>
-      </w:r>
-      <w:r>
-        <w:rPr>
-          <w:rFonts w:ascii="Times" w:hAnsi="Times" w:eastAsia="Times" w:cs="Times"/>
+          <w:rFonts w:ascii="Times" w:hAnsi="Times" w:cs="Times"/>
+          <w:b/>
+          <w:bCs/>
+          <w:sz w:val="36"/>
+          <w:szCs w:val="52"/>
         </w:rPr>
       </w:r>
     </w:p>
     <w:p>
       <w:pPr>
-        <w:pStyle w:val="668"/>
+        <w:pStyle w:val="969"/>
         <w:numPr>
           <w:ilvl w:val="0"/>
           <w:numId w:val="1"/>
@@ -1085,10 +1128,15 @@
           <w:rFonts w:ascii="Times" w:hAnsi="Times" w:eastAsia="Times" w:cs="Times"/>
         </w:rPr>
       </w:r>
+      <w:r>
+        <w:rPr>
+          <w:rFonts w:ascii="Times" w:hAnsi="Times" w:cs="Times"/>
+        </w:rPr>
+      </w:r>
     </w:p>
     <w:p>
       <w:pPr>
-        <w:pStyle w:val="668"/>
+        <w:pStyle w:val="969"/>
         <w:numPr>
           <w:ilvl w:val="1"/>
           <w:numId w:val="8"/>
@@ -1118,10 +1166,15 @@
           <w:rFonts w:ascii="Times" w:hAnsi="Times" w:eastAsia="Times" w:cs="Times"/>
         </w:rPr>
       </w:r>
+      <w:r>
+        <w:rPr>
+          <w:rFonts w:ascii="Times" w:hAnsi="Times" w:cs="Times"/>
+        </w:rPr>
+      </w:r>
     </w:p>
     <w:p>
       <w:pPr>
-        <w:pStyle w:val="668"/>
+        <w:pStyle w:val="969"/>
         <w:numPr>
           <w:ilvl w:val="1"/>
           <w:numId w:val="8"/>
@@ -1165,19 +1218,17 @@
       <w:r>
         <w:rPr>
           <w:rFonts w:ascii="Times" w:hAnsi="Times" w:eastAsia="Times" w:cs="Times"/>
-          <w:color w:val="000000"/>
-          <w:sz w:val="24"/>
         </w:rPr>
       </w:r>
       <w:r>
         <w:rPr>
-          <w:rFonts w:ascii="Times" w:hAnsi="Times" w:eastAsia="Times" w:cs="Times"/>
+          <w:rFonts w:ascii="Times" w:hAnsi="Times" w:cs="Times"/>
         </w:rPr>
       </w:r>
     </w:p>
     <w:p>
       <w:pPr>
-        <w:pStyle w:val="668"/>
+        <w:pStyle w:val="969"/>
         <w:numPr>
           <w:ilvl w:val="0"/>
           <w:numId w:val="1"/>
@@ -1218,10 +1269,15 @@
           <w:rFonts w:ascii="Times" w:hAnsi="Times" w:eastAsia="Times" w:cs="Times"/>
         </w:rPr>
       </w:r>
+      <w:r>
+        <w:rPr>
+          <w:rFonts w:ascii="Times" w:hAnsi="Times" w:cs="Times"/>
+        </w:rPr>
+      </w:r>
     </w:p>
     <w:p>
       <w:pPr>
-        <w:pStyle w:val="668"/>
+        <w:pStyle w:val="969"/>
         <w:numPr>
           <w:ilvl w:val="1"/>
           <w:numId w:val="9"/>
@@ -1251,10 +1307,15 @@
           <w:rFonts w:ascii="Times" w:hAnsi="Times" w:eastAsia="Times" w:cs="Times"/>
         </w:rPr>
       </w:r>
+      <w:r>
+        <w:rPr>
+          <w:rFonts w:ascii="Times" w:hAnsi="Times" w:cs="Times"/>
+        </w:rPr>
+      </w:r>
     </w:p>
     <w:p>
       <w:pPr>
-        <w:pStyle w:val="668"/>
+        <w:pStyle w:val="969"/>
         <w:numPr>
           <w:ilvl w:val="1"/>
           <w:numId w:val="9"/>
@@ -1298,19 +1359,17 @@
       <w:r>
         <w:rPr>
           <w:rFonts w:ascii="Times" w:hAnsi="Times" w:eastAsia="Times" w:cs="Times"/>
-          <w:color w:val="000000"/>
-          <w:sz w:val="24"/>
         </w:rPr>
       </w:r>
       <w:r>
         <w:rPr>
-          <w:rFonts w:ascii="Times" w:hAnsi="Times" w:eastAsia="Times" w:cs="Times"/>
+          <w:rFonts w:ascii="Times" w:hAnsi="Times" w:cs="Times"/>
         </w:rPr>
       </w:r>
     </w:p>
     <w:p>
       <w:pPr>
-        <w:pStyle w:val="668"/>
+        <w:pStyle w:val="969"/>
         <w:numPr>
           <w:ilvl w:val="0"/>
           <w:numId w:val="1"/>
@@ -1341,10 +1400,15 @@
           <w:rFonts w:ascii="Times" w:hAnsi="Times" w:eastAsia="Times" w:cs="Times"/>
         </w:rPr>
       </w:r>
+      <w:r>
+        <w:rPr>
+          <w:rFonts w:ascii="Times" w:hAnsi="Times" w:cs="Times"/>
+        </w:rPr>
+      </w:r>
     </w:p>
     <w:p>
       <w:pPr>
-        <w:pStyle w:val="668"/>
+        <w:pStyle w:val="969"/>
         <w:numPr>
           <w:ilvl w:val="1"/>
           <w:numId w:val="10"/>
@@ -1374,10 +1438,15 @@
           <w:rFonts w:ascii="Times" w:hAnsi="Times" w:eastAsia="Times" w:cs="Times"/>
         </w:rPr>
       </w:r>
+      <w:r>
+        <w:rPr>
+          <w:rFonts w:ascii="Times" w:hAnsi="Times" w:cs="Times"/>
+        </w:rPr>
+      </w:r>
     </w:p>
     <w:p>
       <w:pPr>
-        <w:pStyle w:val="668"/>
+        <w:pStyle w:val="969"/>
         <w:numPr>
           <w:ilvl w:val="1"/>
           <w:numId w:val="10"/>
@@ -1421,19 +1490,17 @@
       <w:r>
         <w:rPr>
           <w:rFonts w:ascii="Times" w:hAnsi="Times" w:eastAsia="Times" w:cs="Times"/>
-          <w:color w:val="000000"/>
-          <w:sz w:val="24"/>
         </w:rPr>
       </w:r>
       <w:r>
         <w:rPr>
-          <w:rFonts w:ascii="Times" w:hAnsi="Times" w:eastAsia="Times" w:cs="Times"/>
+          <w:rFonts w:ascii="Times" w:hAnsi="Times" w:cs="Times"/>
         </w:rPr>
       </w:r>
     </w:p>
     <w:p>
       <w:pPr>
-        <w:pStyle w:val="668"/>
+        <w:pStyle w:val="969"/>
         <w:numPr>
           <w:ilvl w:val="0"/>
           <w:numId w:val="1"/>
@@ -1464,10 +1531,15 @@
           <w:rFonts w:ascii="Times" w:hAnsi="Times" w:eastAsia="Times" w:cs="Times"/>
         </w:rPr>
       </w:r>
+      <w:r>
+        <w:rPr>
+          <w:rFonts w:ascii="Times" w:hAnsi="Times" w:cs="Times"/>
+        </w:rPr>
+      </w:r>
     </w:p>
     <w:p>
       <w:pPr>
-        <w:pStyle w:val="668"/>
+        <w:pStyle w:val="969"/>
         <w:numPr>
           <w:ilvl w:val="1"/>
           <w:numId w:val="11"/>
@@ -1497,10 +1569,15 @@
           <w:rFonts w:ascii="Times" w:hAnsi="Times" w:eastAsia="Times" w:cs="Times"/>
         </w:rPr>
       </w:r>
+      <w:r>
+        <w:rPr>
+          <w:rFonts w:ascii="Times" w:hAnsi="Times" w:cs="Times"/>
+        </w:rPr>
+      </w:r>
     </w:p>
     <w:p>
       <w:pPr>
-        <w:pStyle w:val="668"/>
+        <w:pStyle w:val="969"/>
         <w:numPr>
           <w:ilvl w:val="1"/>
           <w:numId w:val="11"/>
@@ -1544,19 +1621,17 @@
       <w:r>
         <w:rPr>
           <w:rFonts w:ascii="Times" w:hAnsi="Times" w:eastAsia="Times" w:cs="Times"/>
-          <w:color w:val="000000"/>
-          <w:sz w:val="24"/>
         </w:rPr>
       </w:r>
       <w:r>
         <w:rPr>
-          <w:rFonts w:ascii="Times" w:hAnsi="Times" w:eastAsia="Times" w:cs="Times"/>
+          <w:rFonts w:ascii="Times" w:hAnsi="Times" w:cs="Times"/>
         </w:rPr>
       </w:r>
     </w:p>
     <w:p>
       <w:pPr>
-        <w:pStyle w:val="668"/>
+        <w:pStyle w:val="969"/>
         <w:numPr>
           <w:ilvl w:val="0"/>
           <w:numId w:val="1"/>
@@ -1587,10 +1662,15 @@
           <w:rFonts w:ascii="Times" w:hAnsi="Times" w:eastAsia="Times" w:cs="Times"/>
         </w:rPr>
       </w:r>
+      <w:r>
+        <w:rPr>
+          <w:rFonts w:ascii="Times" w:hAnsi="Times" w:cs="Times"/>
+        </w:rPr>
+      </w:r>
     </w:p>
     <w:p>
       <w:pPr>
-        <w:pStyle w:val="668"/>
+        <w:pStyle w:val="969"/>
         <w:numPr>
           <w:ilvl w:val="1"/>
           <w:numId w:val="12"/>
@@ -1620,10 +1700,15 @@
           <w:rFonts w:ascii="Times" w:hAnsi="Times" w:eastAsia="Times" w:cs="Times"/>
         </w:rPr>
       </w:r>
+      <w:r>
+        <w:rPr>
+          <w:rFonts w:ascii="Times" w:hAnsi="Times" w:cs="Times"/>
+        </w:rPr>
+      </w:r>
     </w:p>
     <w:p>
       <w:pPr>
-        <w:pStyle w:val="668"/>
+        <w:pStyle w:val="969"/>
         <w:numPr>
           <w:ilvl w:val="1"/>
           <w:numId w:val="12"/>
@@ -1667,19 +1752,17 @@
       <w:r>
         <w:rPr>
           <w:rFonts w:ascii="Times" w:hAnsi="Times" w:eastAsia="Times" w:cs="Times"/>
-          <w:color w:val="000000"/>
-          <w:sz w:val="24"/>
         </w:rPr>
       </w:r>
       <w:r>
         <w:rPr>
-          <w:rFonts w:ascii="Times" w:hAnsi="Times" w:eastAsia="Times" w:cs="Times"/>
+          <w:rFonts w:ascii="Times" w:hAnsi="Times" w:cs="Times"/>
         </w:rPr>
       </w:r>
     </w:p>
     <w:p>
       <w:pPr>
-        <w:pStyle w:val="668"/>
+        <w:pStyle w:val="969"/>
         <w:numPr>
           <w:ilvl w:val="0"/>
           <w:numId w:val="1"/>
@@ -1710,10 +1793,15 @@
           <w:rFonts w:ascii="Times" w:hAnsi="Times" w:eastAsia="Times" w:cs="Times"/>
         </w:rPr>
       </w:r>
+      <w:r>
+        <w:rPr>
+          <w:rFonts w:ascii="Times" w:hAnsi="Times" w:cs="Times"/>
+        </w:rPr>
+      </w:r>
     </w:p>
     <w:p>
       <w:pPr>
-        <w:pStyle w:val="668"/>
+        <w:pStyle w:val="969"/>
         <w:numPr>
           <w:ilvl w:val="1"/>
           <w:numId w:val="13"/>
@@ -1743,10 +1831,15 @@
           <w:rFonts w:ascii="Times" w:hAnsi="Times" w:eastAsia="Times" w:cs="Times"/>
         </w:rPr>
       </w:r>
+      <w:r>
+        <w:rPr>
+          <w:rFonts w:ascii="Times" w:hAnsi="Times" w:cs="Times"/>
+        </w:rPr>
+      </w:r>
     </w:p>
     <w:p>
       <w:pPr>
-        <w:pStyle w:val="668"/>
+        <w:pStyle w:val="969"/>
         <w:numPr>
           <w:ilvl w:val="1"/>
           <w:numId w:val="13"/>
@@ -1790,19 +1883,17 @@
       <w:r>
         <w:rPr>
           <w:rFonts w:ascii="Times" w:hAnsi="Times" w:eastAsia="Times" w:cs="Times"/>
-          <w:color w:val="000000"/>
-          <w:sz w:val="24"/>
         </w:rPr>
       </w:r>
       <w:r>
         <w:rPr>
-          <w:rFonts w:ascii="Times" w:hAnsi="Times" w:eastAsia="Times" w:cs="Times"/>
+          <w:rFonts w:ascii="Times" w:hAnsi="Times" w:cs="Times"/>
         </w:rPr>
       </w:r>
     </w:p>
     <w:p>
       <w:pPr>
-        <w:pStyle w:val="668"/>
+        <w:pStyle w:val="969"/>
         <w:numPr>
           <w:ilvl w:val="0"/>
           <w:numId w:val="1"/>
@@ -1833,10 +1924,15 @@
           <w:rFonts w:ascii="Times" w:hAnsi="Times" w:eastAsia="Times" w:cs="Times"/>
         </w:rPr>
       </w:r>
+      <w:r>
+        <w:rPr>
+          <w:rFonts w:ascii="Times" w:hAnsi="Times" w:cs="Times"/>
+        </w:rPr>
+      </w:r>
     </w:p>
     <w:p>
       <w:pPr>
-        <w:pStyle w:val="668"/>
+        <w:pStyle w:val="969"/>
         <w:numPr>
           <w:ilvl w:val="1"/>
           <w:numId w:val="14"/>
@@ -1866,10 +1962,15 @@
           <w:rFonts w:ascii="Times" w:hAnsi="Times" w:eastAsia="Times" w:cs="Times"/>
         </w:rPr>
       </w:r>
+      <w:r>
+        <w:rPr>
+          <w:rFonts w:ascii="Times" w:hAnsi="Times" w:cs="Times"/>
+        </w:rPr>
+      </w:r>
     </w:p>
     <w:p>
       <w:pPr>
-        <w:pStyle w:val="668"/>
+        <w:pStyle w:val="969"/>
         <w:numPr>
           <w:ilvl w:val="1"/>
           <w:numId w:val="14"/>
@@ -1923,11 +2024,16 @@
           <w:rFonts w:ascii="Times" w:hAnsi="Times" w:eastAsia="Times" w:cs="Times"/>
         </w:rPr>
       </w:r>
+      <w:r>
+        <w:rPr>
+          <w:rFonts w:ascii="Times" w:hAnsi="Times" w:cs="Times"/>
+        </w:rPr>
+      </w:r>
     </w:p>
     <w:p>
       <w:pPr>
         <w:pBdr/>
-        <w:shd w:val="nil"/>
+        <w:shd w:val="nil" w:color="auto"/>
         <w:spacing/>
         <w:ind/>
         <w:rPr>
@@ -1959,17 +2065,7 @@
           <w:sz w:val="36"/>
           <w:szCs w:val="52"/>
         </w:rPr>
-        <w:t xml:space="preserve">Epic 3: Simulation Execution &amp; Extensibility </w:t>
-      </w:r>
-      <w:r>
-        <w:rPr>
-          <w:rFonts w:ascii="Times" w:hAnsi="Times" w:eastAsia="Times" w:cs="Times"/>
-          <w:b/>
-          <w:bCs/>
-          <w:color w:val="000000" w:themeColor="text1"/>
-          <w:sz w:val="52"/>
-          <w:szCs w:val="52"/>
-        </w:rPr>
+        <w:t xml:space="preserve">3: Simulation Execution &amp; Extensibility </w:t>
       </w:r>
       <w:r>
         <w:rPr>
@@ -1981,47 +2077,20 @@
           <w:szCs w:val="36"/>
         </w:rPr>
       </w:r>
-    </w:p>
-    <w:p>
-      <w:pPr>
-        <w:pBdr>
-          <w:top w:val="none" w:color="000000" w:sz="4" w:space="0"/>
-          <w:left w:val="none" w:color="000000" w:sz="4" w:space="0"/>
-          <w:bottom w:val="none" w:color="000000" w:sz="4" w:space="0"/>
-          <w:right w:val="none" w:color="000000" w:sz="4" w:space="0"/>
-        </w:pBdr>
-        <w:spacing w:before="0" w:line="276" w:lineRule="auto"/>
-        <w:ind w:right="0" w:firstLine="0" w:left="0"/>
+      <w:r>
         <w:rPr>
           <w:rFonts w:ascii="Times" w:hAnsi="Times" w:cs="Times"/>
-        </w:rPr>
-      </w:pPr>
-      <w:r>
-        <w:rPr>
-          <w:rFonts w:ascii="Times" w:hAnsi="Times" w:eastAsia="Times" w:cs="Times"/>
           <w:b/>
-          <w:color w:val="000000"/>
-          <w:sz w:val="24"/>
-        </w:rPr>
-        <w:t xml:space="preserve">Description:</w:t>
-      </w:r>
-      <w:r>
-        <w:rPr>
-          <w:rFonts w:ascii="Times" w:hAnsi="Times" w:eastAsia="Times" w:cs="Times"/>
-          <w:color w:val="000000"/>
-          <w:sz w:val="24"/>
-        </w:rPr>
-        <w:t xml:space="preserve"> Managing the performance, streaming capabilities, and modular architecture of the simulation engine.</w:t>
-      </w:r>
-      <w:r>
-        <w:rPr>
-          <w:rFonts w:ascii="Times" w:hAnsi="Times" w:eastAsia="Times" w:cs="Times"/>
+          <w:bCs/>
+          <w:color w:val="000000" w:themeColor="text1"/>
+          <w:sz w:val="36"/>
+          <w:szCs w:val="36"/>
         </w:rPr>
       </w:r>
     </w:p>
     <w:p>
       <w:pPr>
-        <w:pStyle w:val="668"/>
+        <w:pStyle w:val="969"/>
         <w:numPr>
           <w:ilvl w:val="0"/>
           <w:numId w:val="1"/>
@@ -2052,10 +2121,15 @@
           <w:rFonts w:ascii="Times" w:hAnsi="Times" w:eastAsia="Times" w:cs="Times"/>
         </w:rPr>
       </w:r>
+      <w:r>
+        <w:rPr>
+          <w:rFonts w:ascii="Times" w:hAnsi="Times" w:cs="Times"/>
+        </w:rPr>
+      </w:r>
     </w:p>
     <w:p>
       <w:pPr>
-        <w:pStyle w:val="668"/>
+        <w:pStyle w:val="969"/>
         <w:numPr>
           <w:ilvl w:val="1"/>
           <w:numId w:val="15"/>
@@ -2085,10 +2159,15 @@
           <w:rFonts w:ascii="Times" w:hAnsi="Times" w:eastAsia="Times" w:cs="Times"/>
         </w:rPr>
       </w:r>
+      <w:r>
+        <w:rPr>
+          <w:rFonts w:ascii="Times" w:hAnsi="Times" w:cs="Times"/>
+        </w:rPr>
+      </w:r>
     </w:p>
     <w:p>
       <w:pPr>
-        <w:pStyle w:val="668"/>
+        <w:pStyle w:val="969"/>
         <w:numPr>
           <w:ilvl w:val="1"/>
           <w:numId w:val="15"/>
@@ -2145,30 +2224,13 @@
       </w:r>
       <w:r>
         <w:rPr>
-          <w:rFonts w:ascii="Times" w:hAnsi="Times" w:eastAsia="Times" w:cs="Times"/>
-          <w:color w:val="000000"/>
-          <w:sz w:val="24"/>
-          <w:highlight w:val="none"/>
-        </w:rPr>
-      </w:r>
-      <w:r>
-        <w:rPr>
-          <w:rFonts w:ascii="Times" w:hAnsi="Times" w:eastAsia="Times" w:cs="Times"/>
-          <w:color w:val="000000"/>
-          <w:sz w:val="24"/>
-          <w:highlight w:val="none"/>
-        </w:rPr>
-      </w:r>
-      <w:r>
-        <w:rPr>
           <w:rFonts w:ascii="Times" w:hAnsi="Times" w:cs="Times"/>
-          <w:sz w:val="24"/>
         </w:rPr>
       </w:r>
     </w:p>
     <w:p>
       <w:pPr>
-        <w:pStyle w:val="668"/>
+        <w:pStyle w:val="969"/>
         <w:numPr>
           <w:ilvl w:val="0"/>
           <w:numId w:val="1"/>
@@ -2199,10 +2261,15 @@
           <w:rFonts w:ascii="Times" w:hAnsi="Times" w:eastAsia="Times" w:cs="Times"/>
         </w:rPr>
       </w:r>
+      <w:r>
+        <w:rPr>
+          <w:rFonts w:ascii="Times" w:hAnsi="Times" w:cs="Times"/>
+        </w:rPr>
+      </w:r>
     </w:p>
     <w:p>
       <w:pPr>
-        <w:pStyle w:val="668"/>
+        <w:pStyle w:val="969"/>
         <w:numPr>
           <w:ilvl w:val="1"/>
           <w:numId w:val="16"/>
@@ -2232,10 +2299,15 @@
           <w:rFonts w:ascii="Times" w:hAnsi="Times" w:eastAsia="Times" w:cs="Times"/>
         </w:rPr>
       </w:r>
+      <w:r>
+        <w:rPr>
+          <w:rFonts w:ascii="Times" w:hAnsi="Times" w:cs="Times"/>
+        </w:rPr>
+      </w:r>
     </w:p>
     <w:p>
       <w:pPr>
-        <w:pStyle w:val="668"/>
+        <w:pStyle w:val="969"/>
         <w:numPr>
           <w:ilvl w:val="1"/>
           <w:numId w:val="16"/>
@@ -2289,10 +2361,15 @@
           <w:rFonts w:ascii="Times" w:hAnsi="Times" w:eastAsia="Times" w:cs="Times"/>
         </w:rPr>
       </w:r>
+      <w:r>
+        <w:rPr>
+          <w:rFonts w:ascii="Times" w:hAnsi="Times" w:cs="Times"/>
+        </w:rPr>
+      </w:r>
     </w:p>
     <w:p>
       <w:pPr>
-        <w:pStyle w:val="668"/>
+        <w:pStyle w:val="969"/>
         <w:numPr>
           <w:ilvl w:val="0"/>
           <w:numId w:val="1"/>
@@ -2323,10 +2400,15 @@
           <w:rFonts w:ascii="Times" w:hAnsi="Times" w:eastAsia="Times" w:cs="Times"/>
         </w:rPr>
       </w:r>
+      <w:r>
+        <w:rPr>
+          <w:rFonts w:ascii="Times" w:hAnsi="Times" w:cs="Times"/>
+        </w:rPr>
+      </w:r>
     </w:p>
     <w:p>
       <w:pPr>
-        <w:pStyle w:val="668"/>
+        <w:pStyle w:val="969"/>
         <w:numPr>
           <w:ilvl w:val="1"/>
           <w:numId w:val="17"/>
@@ -2356,10 +2438,15 @@
           <w:rFonts w:ascii="Times" w:hAnsi="Times" w:eastAsia="Times" w:cs="Times"/>
         </w:rPr>
       </w:r>
+      <w:r>
+        <w:rPr>
+          <w:rFonts w:ascii="Times" w:hAnsi="Times" w:cs="Times"/>
+        </w:rPr>
+      </w:r>
     </w:p>
     <w:p>
       <w:pPr>
-        <w:pStyle w:val="668"/>
+        <w:pStyle w:val="969"/>
         <w:numPr>
           <w:ilvl w:val="1"/>
           <w:numId w:val="17"/>
@@ -2403,19 +2490,17 @@
       <w:r>
         <w:rPr>
           <w:rFonts w:ascii="Times" w:hAnsi="Times" w:eastAsia="Times" w:cs="Times"/>
-          <w:color w:val="000000"/>
-          <w:sz w:val="24"/>
         </w:rPr>
       </w:r>
       <w:r>
         <w:rPr>
-          <w:rFonts w:ascii="Times" w:hAnsi="Times" w:eastAsia="Times" w:cs="Times"/>
+          <w:rFonts w:ascii="Times" w:hAnsi="Times" w:cs="Times"/>
         </w:rPr>
       </w:r>
     </w:p>
     <w:p>
       <w:pPr>
-        <w:pStyle w:val="139"/>
+        <w:pStyle w:val="906"/>
         <w:pBdr/>
         <w:spacing/>
         <w:ind/>
@@ -2436,7 +2521,7 @@
           <w:sz w:val="36"/>
           <w:szCs w:val="52"/>
         </w:rPr>
-        <w:t xml:space="preserve">Epic 4: Deep Observability and Debugging </w:t>
+        <w:t xml:space="preserve">4: Deep Observability and Debugging </w:t>
       </w:r>
       <w:r>
         <w:rPr>
@@ -2447,47 +2532,19 @@
           <w:szCs w:val="52"/>
         </w:rPr>
       </w:r>
-    </w:p>
-    <w:p>
-      <w:pPr>
-        <w:pBdr>
-          <w:top w:val="none" w:color="000000" w:sz="4" w:space="0"/>
-          <w:left w:val="none" w:color="000000" w:sz="4" w:space="0"/>
-          <w:bottom w:val="none" w:color="000000" w:sz="4" w:space="0"/>
-          <w:right w:val="none" w:color="000000" w:sz="4" w:space="0"/>
-        </w:pBdr>
-        <w:spacing w:before="0" w:line="276" w:lineRule="auto"/>
-        <w:ind w:right="0" w:firstLine="0" w:left="0"/>
+      <w:r>
         <w:rPr>
           <w:rFonts w:ascii="Times" w:hAnsi="Times" w:cs="Times"/>
-        </w:rPr>
-      </w:pPr>
-      <w:r>
-        <w:rPr>
-          <w:rFonts w:ascii="Times" w:hAnsi="Times" w:eastAsia="Times" w:cs="Times"/>
           <w:b/>
-          <w:color w:val="000000"/>
-          <w:sz w:val="24"/>
-        </w:rPr>
-        <w:t xml:space="preserve">Description:</w:t>
-      </w:r>
-      <w:r>
-        <w:rPr>
-          <w:rFonts w:ascii="Times" w:hAnsi="Times" w:eastAsia="Times" w:cs="Times"/>
-          <w:color w:val="000000"/>
-          <w:sz w:val="24"/>
-        </w:rPr>
-        <w:t xml:space="preserve"> Providing visual tools, UI dashboards, and analytics to monitor, intervene in, and export simulation data.</w:t>
-      </w:r>
-      <w:r>
-        <w:rPr>
-          <w:rFonts w:ascii="Times" w:hAnsi="Times" w:eastAsia="Times" w:cs="Times"/>
+          <w:bCs/>
+          <w:sz w:val="36"/>
+          <w:szCs w:val="52"/>
         </w:rPr>
       </w:r>
     </w:p>
     <w:p>
       <w:pPr>
-        <w:pStyle w:val="668"/>
+        <w:pStyle w:val="969"/>
         <w:numPr>
           <w:ilvl w:val="0"/>
           <w:numId w:val="1"/>
@@ -2518,10 +2575,15 @@
           <w:rFonts w:ascii="Times" w:hAnsi="Times" w:eastAsia="Times" w:cs="Times"/>
         </w:rPr>
       </w:r>
+      <w:r>
+        <w:rPr>
+          <w:rFonts w:ascii="Times" w:hAnsi="Times" w:cs="Times"/>
+        </w:rPr>
+      </w:r>
     </w:p>
     <w:p>
       <w:pPr>
-        <w:pStyle w:val="668"/>
+        <w:pStyle w:val="969"/>
         <w:numPr>
           <w:ilvl w:val="1"/>
           <w:numId w:val="18"/>
@@ -2566,20 +2628,17 @@
       <w:r>
         <w:rPr>
           <w:rFonts w:ascii="Times" w:hAnsi="Times" w:eastAsia="Times" w:cs="Times"/>
-          <w:color w:val="000000"/>
-          <w:sz w:val="24"/>
-          <w:lang w:val="en-US"/>
         </w:rPr>
       </w:r>
       <w:r>
         <w:rPr>
-          <w:rFonts w:ascii="Times" w:hAnsi="Times" w:eastAsia="Times" w:cs="Times"/>
+          <w:rFonts w:ascii="Times" w:hAnsi="Times" w:cs="Times"/>
         </w:rPr>
       </w:r>
     </w:p>
     <w:p>
       <w:pPr>
-        <w:pStyle w:val="668"/>
+        <w:pStyle w:val="969"/>
         <w:numPr>
           <w:ilvl w:val="1"/>
           <w:numId w:val="18"/>
@@ -2623,19 +2682,17 @@
       <w:r>
         <w:rPr>
           <w:rFonts w:ascii="Times" w:hAnsi="Times" w:eastAsia="Times" w:cs="Times"/>
-          <w:color w:val="000000"/>
-          <w:sz w:val="24"/>
         </w:rPr>
       </w:r>
       <w:r>
         <w:rPr>
-          <w:rFonts w:ascii="Times" w:hAnsi="Times" w:eastAsia="Times" w:cs="Times"/>
+          <w:rFonts w:ascii="Times" w:hAnsi="Times" w:cs="Times"/>
         </w:rPr>
       </w:r>
     </w:p>
     <w:p>
       <w:pPr>
-        <w:pStyle w:val="668"/>
+        <w:pStyle w:val="969"/>
         <w:numPr>
           <w:ilvl w:val="0"/>
           <w:numId w:val="1"/>
@@ -2666,10 +2723,15 @@
           <w:rFonts w:ascii="Times" w:hAnsi="Times" w:eastAsia="Times" w:cs="Times"/>
         </w:rPr>
       </w:r>
+      <w:r>
+        <w:rPr>
+          <w:rFonts w:ascii="Times" w:hAnsi="Times" w:cs="Times"/>
+        </w:rPr>
+      </w:r>
     </w:p>
     <w:p>
       <w:pPr>
-        <w:pStyle w:val="668"/>
+        <w:pStyle w:val="969"/>
         <w:numPr>
           <w:ilvl w:val="1"/>
           <w:numId w:val="19"/>
@@ -2699,10 +2761,15 @@
           <w:rFonts w:ascii="Times" w:hAnsi="Times" w:eastAsia="Times" w:cs="Times"/>
         </w:rPr>
       </w:r>
+      <w:r>
+        <w:rPr>
+          <w:rFonts w:ascii="Times" w:hAnsi="Times" w:cs="Times"/>
+        </w:rPr>
+      </w:r>
     </w:p>
     <w:p>
       <w:pPr>
-        <w:pStyle w:val="668"/>
+        <w:pStyle w:val="969"/>
         <w:numPr>
           <w:ilvl w:val="1"/>
           <w:numId w:val="19"/>
@@ -2750,13 +2817,13 @@
       </w:r>
       <w:r>
         <w:rPr>
-          <w:rFonts w:ascii="Times" w:hAnsi="Times" w:eastAsia="Times" w:cs="Times"/>
+          <w:rFonts w:ascii="Times" w:hAnsi="Times" w:cs="Times"/>
         </w:rPr>
       </w:r>
     </w:p>
     <w:p>
       <w:pPr>
-        <w:pStyle w:val="668"/>
+        <w:pStyle w:val="969"/>
         <w:numPr>
           <w:ilvl w:val="0"/>
           <w:numId w:val="1"/>
@@ -2787,10 +2854,15 @@
           <w:rFonts w:ascii="Times" w:hAnsi="Times" w:eastAsia="Times" w:cs="Times"/>
         </w:rPr>
       </w:r>
+      <w:r>
+        <w:rPr>
+          <w:rFonts w:ascii="Times" w:hAnsi="Times" w:cs="Times"/>
+        </w:rPr>
+      </w:r>
     </w:p>
     <w:p>
       <w:pPr>
-        <w:pStyle w:val="668"/>
+        <w:pStyle w:val="969"/>
         <w:numPr>
           <w:ilvl w:val="1"/>
           <w:numId w:val="20"/>
@@ -2846,10 +2918,15 @@
           <w:rFonts w:ascii="Times" w:hAnsi="Times" w:eastAsia="Times" w:cs="Times"/>
         </w:rPr>
       </w:r>
+      <w:r>
+        <w:rPr>
+          <w:rFonts w:ascii="Times" w:hAnsi="Times" w:cs="Times"/>
+        </w:rPr>
+      </w:r>
     </w:p>
     <w:p>
       <w:pPr>
-        <w:pStyle w:val="668"/>
+        <w:pStyle w:val="969"/>
         <w:numPr>
           <w:ilvl w:val="1"/>
           <w:numId w:val="20"/>
@@ -2913,10 +2990,15 @@
           <w:sz w:val="24"/>
         </w:rPr>
       </w:r>
+      <w:r>
+        <w:rPr>
+          <w:rFonts w:ascii="Times" w:hAnsi="Times" w:cs="Times"/>
+        </w:rPr>
+      </w:r>
     </w:p>
     <w:p>
       <w:pPr>
-        <w:pStyle w:val="668"/>
+        <w:pStyle w:val="969"/>
         <w:numPr>
           <w:ilvl w:val="0"/>
           <w:numId w:val="26"/>
@@ -2988,10 +3070,16 @@
           <w:sz w:val="24"/>
         </w:rPr>
       </w:r>
+      <w:r>
+        <w:rPr>
+          <w:rFonts w:ascii="Times" w:hAnsi="Times" w:cs="Times"/>
+          <w:sz w:val="24"/>
+        </w:rPr>
+      </w:r>
     </w:p>
     <w:p>
       <w:pPr>
-        <w:pStyle w:val="668"/>
+        <w:pStyle w:val="969"/>
         <w:numPr>
           <w:ilvl w:val="1"/>
           <w:numId w:val="27"/>
@@ -3027,8 +3115,7 @@
       </w:r>
       <w:r>
         <w:rPr>
-          <w:rFonts w:ascii="Times" w:hAnsi="Times" w:eastAsia="Times" w:cs="Times"/>
-          <w:color w:val="000000"/>
+          <w:rFonts w:ascii="Times" w:hAnsi="Times" w:cs="Times"/>
           <w:sz w:val="24"/>
         </w:rPr>
       </w:r>
@@ -3041,7 +3128,7 @@
     </w:p>
     <w:p>
       <w:pPr>
-        <w:pStyle w:val="668"/>
+        <w:pStyle w:val="969"/>
         <w:numPr>
           <w:ilvl w:val="1"/>
           <w:numId w:val="27"/>
@@ -3098,10 +3185,16 @@
           <w:sz w:val="24"/>
         </w:rPr>
       </w:r>
+      <w:r>
+        <w:rPr>
+          <w:rFonts w:ascii="Times" w:hAnsi="Times" w:cs="Times"/>
+          <w:sz w:val="24"/>
+        </w:rPr>
+      </w:r>
     </w:p>
     <w:p>
       <w:pPr>
-        <w:pStyle w:val="668"/>
+        <w:pStyle w:val="969"/>
         <w:numPr>
           <w:ilvl w:val="0"/>
           <w:numId w:val="31"/>
@@ -3157,7 +3250,7 @@
     </w:p>
     <w:p>
       <w:pPr>
-        <w:pStyle w:val="668"/>
+        <w:pStyle w:val="969"/>
         <w:numPr>
           <w:ilvl w:val="1"/>
           <w:numId w:val="32"/>
@@ -3210,7 +3303,7 @@
     </w:p>
     <w:p>
       <w:pPr>
-        <w:pStyle w:val="668"/>
+        <w:pStyle w:val="969"/>
         <w:numPr>
           <w:ilvl w:val="1"/>
           <w:numId w:val="32"/>
@@ -3304,28 +3397,14 @@
       <w:r>
         <w:rPr>
           <w:rFonts w:ascii="Times" w:hAnsi="Times" w:eastAsia="Times" w:cs="Times"/>
-          <w:b/>
-          <w:color w:val="000000"/>
-          <w:sz w:val="24"/>
-        </w:rPr>
-      </w:r>
-      <w:r>
-        <w:rPr>
-          <w:rFonts w:ascii="Times" w:hAnsi="Times" w:cs="Times"/>
           <w:sz w:val="24"/>
         </w:rPr>
       </w:r>
       <w:r/>
-      <w:r>
-        <w:rPr>
-          <w:rFonts w:ascii="Times" w:hAnsi="Times" w:eastAsia="Times" w:cs="Times"/>
-          <w:sz w:val="24"/>
-        </w:rPr>
-      </w:r>
     </w:p>
     <w:p>
       <w:pPr>
-        <w:pStyle w:val="668"/>
+        <w:pStyle w:val="969"/>
         <w:numPr>
           <w:ilvl w:val="0"/>
           <w:numId w:val="1"/>
@@ -3375,10 +3454,15 @@
           <w:rFonts w:ascii="Times" w:hAnsi="Times" w:eastAsia="Times" w:cs="Times"/>
         </w:rPr>
       </w:r>
+      <w:r>
+        <w:rPr>
+          <w:rFonts w:ascii="Times" w:hAnsi="Times" w:cs="Times"/>
+        </w:rPr>
+      </w:r>
     </w:p>
     <w:p>
       <w:pPr>
-        <w:pStyle w:val="668"/>
+        <w:pStyle w:val="969"/>
         <w:numPr>
           <w:ilvl w:val="1"/>
           <w:numId w:val="21"/>
@@ -3408,10 +3492,15 @@
           <w:rFonts w:ascii="Times" w:hAnsi="Times" w:eastAsia="Times" w:cs="Times"/>
         </w:rPr>
       </w:r>
+      <w:r>
+        <w:rPr>
+          <w:rFonts w:ascii="Times" w:hAnsi="Times" w:cs="Times"/>
+        </w:rPr>
+      </w:r>
     </w:p>
     <w:p>
       <w:pPr>
-        <w:pStyle w:val="668"/>
+        <w:pStyle w:val="969"/>
         <w:numPr>
           <w:ilvl w:val="1"/>
           <w:numId w:val="21"/>
@@ -3490,19 +3579,17 @@
       <w:r>
         <w:rPr>
           <w:rFonts w:ascii="Times" w:hAnsi="Times" w:eastAsia="Times" w:cs="Times"/>
-          <w:color w:val="000000"/>
-          <w:sz w:val="24"/>
         </w:rPr>
       </w:r>
       <w:r>
         <w:rPr>
-          <w:rFonts w:ascii="Times" w:hAnsi="Times" w:eastAsia="Times" w:cs="Times"/>
+          <w:rFonts w:ascii="Times" w:hAnsi="Times" w:cs="Times"/>
         </w:rPr>
       </w:r>
     </w:p>
     <w:p>
       <w:pPr>
-        <w:pStyle w:val="668"/>
+        <w:pStyle w:val="969"/>
         <w:numPr>
           <w:ilvl w:val="0"/>
           <w:numId w:val="1"/>
@@ -3552,10 +3639,15 @@
           <w:rFonts w:ascii="Times" w:hAnsi="Times" w:eastAsia="Times" w:cs="Times"/>
         </w:rPr>
       </w:r>
+      <w:r>
+        <w:rPr>
+          <w:rFonts w:ascii="Times" w:hAnsi="Times" w:cs="Times"/>
+        </w:rPr>
+      </w:r>
     </w:p>
     <w:p>
       <w:pPr>
-        <w:pStyle w:val="668"/>
+        <w:pStyle w:val="969"/>
         <w:numPr>
           <w:ilvl w:val="1"/>
           <w:numId w:val="22"/>
@@ -3585,10 +3677,15 @@
           <w:rFonts w:ascii="Times" w:hAnsi="Times" w:eastAsia="Times" w:cs="Times"/>
         </w:rPr>
       </w:r>
+      <w:r>
+        <w:rPr>
+          <w:rFonts w:ascii="Times" w:hAnsi="Times" w:cs="Times"/>
+        </w:rPr>
+      </w:r>
     </w:p>
     <w:p>
       <w:pPr>
-        <w:pStyle w:val="668"/>
+        <w:pStyle w:val="969"/>
         <w:numPr>
           <w:ilvl w:val="1"/>
           <w:numId w:val="22"/>
@@ -3632,19 +3729,17 @@
       <w:r>
         <w:rPr>
           <w:rFonts w:ascii="Times" w:hAnsi="Times" w:eastAsia="Times" w:cs="Times"/>
-          <w:color w:val="000000"/>
-          <w:sz w:val="24"/>
         </w:rPr>
       </w:r>
       <w:r>
         <w:rPr>
-          <w:rFonts w:ascii="Times" w:hAnsi="Times" w:eastAsia="Times" w:cs="Times"/>
+          <w:rFonts w:ascii="Times" w:hAnsi="Times" w:cs="Times"/>
         </w:rPr>
       </w:r>
     </w:p>
     <w:p>
       <w:pPr>
-        <w:pStyle w:val="668"/>
+        <w:pStyle w:val="969"/>
         <w:numPr>
           <w:ilvl w:val="0"/>
           <w:numId w:val="1"/>
@@ -3694,10 +3789,15 @@
           <w:rFonts w:ascii="Times" w:hAnsi="Times" w:eastAsia="Times" w:cs="Times"/>
         </w:rPr>
       </w:r>
+      <w:r>
+        <w:rPr>
+          <w:rFonts w:ascii="Times" w:hAnsi="Times" w:cs="Times"/>
+        </w:rPr>
+      </w:r>
     </w:p>
     <w:p>
       <w:pPr>
-        <w:pStyle w:val="668"/>
+        <w:pStyle w:val="969"/>
         <w:numPr>
           <w:ilvl w:val="1"/>
           <w:numId w:val="23"/>
@@ -3727,10 +3827,15 @@
           <w:rFonts w:ascii="Times" w:hAnsi="Times" w:eastAsia="Times" w:cs="Times"/>
         </w:rPr>
       </w:r>
+      <w:r>
+        <w:rPr>
+          <w:rFonts w:ascii="Times" w:hAnsi="Times" w:cs="Times"/>
+        </w:rPr>
+      </w:r>
     </w:p>
     <w:p>
       <w:pPr>
-        <w:pStyle w:val="668"/>
+        <w:pStyle w:val="969"/>
         <w:numPr>
           <w:ilvl w:val="1"/>
           <w:numId w:val="23"/>
@@ -3800,19 +3905,17 @@
       <w:r>
         <w:rPr>
           <w:rFonts w:ascii="Times" w:hAnsi="Times" w:eastAsia="Times" w:cs="Times"/>
-          <w:color w:val="000000"/>
-          <w:sz w:val="24"/>
         </w:rPr>
       </w:r>
       <w:r>
         <w:rPr>
-          <w:rFonts w:ascii="Times" w:hAnsi="Times" w:eastAsia="Times" w:cs="Times"/>
+          <w:rFonts w:ascii="Times" w:hAnsi="Times" w:cs="Times"/>
         </w:rPr>
       </w:r>
     </w:p>
     <w:p>
       <w:pPr>
-        <w:pStyle w:val="668"/>
+        <w:pStyle w:val="969"/>
         <w:numPr>
           <w:ilvl w:val="0"/>
           <w:numId w:val="1"/>
@@ -3862,10 +3965,15 @@
           <w:rFonts w:ascii="Times" w:hAnsi="Times" w:eastAsia="Times" w:cs="Times"/>
         </w:rPr>
       </w:r>
+      <w:r>
+        <w:rPr>
+          <w:rFonts w:ascii="Times" w:hAnsi="Times" w:cs="Times"/>
+        </w:rPr>
+      </w:r>
     </w:p>
     <w:p>
       <w:pPr>
-        <w:pStyle w:val="668"/>
+        <w:pStyle w:val="969"/>
         <w:numPr>
           <w:ilvl w:val="1"/>
           <w:numId w:val="24"/>
@@ -3895,10 +4003,15 @@
           <w:rFonts w:ascii="Times" w:hAnsi="Times" w:eastAsia="Times" w:cs="Times"/>
         </w:rPr>
       </w:r>
+      <w:r>
+        <w:rPr>
+          <w:rFonts w:ascii="Times" w:hAnsi="Times" w:cs="Times"/>
+        </w:rPr>
+      </w:r>
     </w:p>
     <w:p>
       <w:pPr>
-        <w:pStyle w:val="668"/>
+        <w:pStyle w:val="969"/>
         <w:numPr>
           <w:ilvl w:val="1"/>
           <w:numId w:val="24"/>
@@ -3958,30 +4071,13 @@
       </w:r>
       <w:r>
         <w:rPr>
-          <w:rFonts w:ascii="Times" w:hAnsi="Times" w:eastAsia="Times" w:cs="Times"/>
-          <w:color w:val="000000"/>
+          <w:rFonts w:ascii="Times" w:hAnsi="Times" w:cs="Times"/>
           <w:sz w:val="24"/>
         </w:rPr>
       </w:r>
       <w:r>
         <w:rPr>
-          <w:rFonts w:ascii="Times" w:hAnsi="Times" w:eastAsia="Times" w:cs="Times"/>
-        </w:rPr>
-      </w:r>
-      <w:r>
-        <w:rPr>
-          <w:rFonts w:ascii="Times" w:hAnsi="Times" w:eastAsia="Times" w:cs="Times"/>
-        </w:rPr>
-      </w:r>
-      <w:r>
-        <w:rPr>
-          <w:rFonts w:ascii="Times" w:hAnsi="Times" w:eastAsia="Times" w:cs="Times"/>
-        </w:rPr>
-      </w:r>
-      <w:r>
-        <w:rPr>
           <w:rFonts w:ascii="Times" w:hAnsi="Times" w:cs="Times"/>
-          <w:sz w:val="24"/>
         </w:rPr>
       </w:r>
     </w:p>
@@ -4008,7 +4104,6 @@
         <w:ind/>
         <w:rPr/>
       </w:pPr>
-      <w:r/>
       <w:r>
         <w:separator/>
       </w:r>
@@ -4023,7 +4118,6 @@
         <w:ind/>
         <w:rPr/>
       </w:pPr>
-      <w:r/>
       <w:r>
         <w:continuationSeparator/>
       </w:r>
@@ -4043,7 +4137,6 @@
         <w:ind/>
         <w:rPr/>
       </w:pPr>
-      <w:r/>
       <w:r>
         <w:separator/>
       </w:r>
@@ -4058,7 +4151,6 @@
         <w:ind/>
         <w:rPr/>
       </w:pPr>
-      <w:r/>
       <w:r>
         <w:continuationSeparator/>
       </w:r>
@@ -4072,7 +4164,7 @@
 <w:hdr xmlns:wpc="http://schemas.microsoft.com/office/word/2010/wordprocessingCanvas" xmlns:mc="http://schemas.openxmlformats.org/markup-compatibility/2006" xmlns:o="urn:schemas-microsoft-com:office:office" xmlns:r="http://schemas.openxmlformats.org/officeDocument/2006/relationships" xmlns:m="http://schemas.openxmlformats.org/officeDocument/2006/math" xmlns:v="urn:schemas-microsoft-com:vml" xmlns:wp14="http://schemas.microsoft.com/office/word/2010/wordprocessingDrawing" xmlns:wp="http://schemas.openxmlformats.org/drawingml/2006/wordprocessingDrawing" xmlns:w10="urn:schemas-microsoft-com:office:word" xmlns:w="http://schemas.openxmlformats.org/wordprocessingml/2006/main" xmlns:w14="http://schemas.microsoft.com/office/word/2010/wordml" xmlns:w15="http://schemas.microsoft.com/office/word/2012/wordml" xmlns:wpg="http://schemas.microsoft.com/office/word/2010/wordprocessingGroup" xmlns:wpi="http://schemas.microsoft.com/office/word/2010/wordprocessingInk" xmlns:wne="http://schemas.microsoft.com/office/word/2006/wordml" xmlns:a="http://schemas.openxmlformats.org/drawingml/2006/main" xmlns:wps="http://schemas.microsoft.com/office/word/2010/wordprocessingShape" mc:Ignorable="w14 w15 wp14">
   <w:p>
     <w:pPr>
-      <w:pStyle w:val="176"/>
+      <w:pStyle w:val="940"/>
       <w:pBdr/>
       <w:tabs>
         <w:tab w:val="clear" w:leader="none" w:pos="4844"/>
@@ -4084,7 +4176,6 @@
       <w:jc w:val="right"/>
       <w:rPr/>
     </w:pPr>
-    <w:r/>
     <w:r>
       <w:rPr>
         <w:i/>
@@ -4104,7 +4195,7 @@
         <w:szCs w:val="20"/>
         <w:lang w:val="en-US"/>
       </w:rPr>
-      <w:t xml:space="preserve">Last updated - 15-Mar-2026</w:t>
+      <w:t xml:space="preserve">Last updated - 28-Mar-2026</w:t>
     </w:r>
     <w:r/>
   </w:p>
@@ -9374,9 +9465,9 @@
     <w:lsdException w:name="Bibliography" w:uiPriority="37"/>
     <w:lsdException w:name="TOC Heading" w:uiPriority="39" w:qFormat="1"/>
   </w:latentStyles>
-  <w:style w:type="table" w:styleId="12">
+  <w:style w:type="table" w:styleId="780">
     <w:name w:val="Table Grid"/>
-    <w:basedOn w:val="665"/>
+    <w:basedOn w:val="966"/>
     <w:uiPriority w:val="59"/>
     <w:pPr>
       <w:pBdr/>
@@ -9573,9 +9664,9 @@
       </w:tcPr>
     </w:tblStylePr>
   </w:style>
-  <w:style w:type="table" w:styleId="13">
+  <w:style w:type="table" w:styleId="781">
     <w:name w:val="Table Grid Light"/>
-    <w:basedOn w:val="665"/>
+    <w:basedOn w:val="966"/>
     <w:uiPriority w:val="59"/>
     <w:pPr>
       <w:pBdr/>
@@ -9772,9 +9863,9 @@
       </w:tcPr>
     </w:tblStylePr>
   </w:style>
-  <w:style w:type="table" w:styleId="14">
+  <w:style w:type="table" w:styleId="782">
     <w:name w:val="Plain Table 1"/>
-    <w:basedOn w:val="665"/>
+    <w:basedOn w:val="966"/>
     <w:uiPriority w:val="59"/>
     <w:pPr>
       <w:pBdr/>
@@ -9997,9 +10088,9 @@
       </w:tcPr>
     </w:tblStylePr>
   </w:style>
-  <w:style w:type="table" w:styleId="15">
+  <w:style w:type="table" w:styleId="783">
     <w:name w:val="Plain Table 2"/>
-    <w:basedOn w:val="665"/>
+    <w:basedOn w:val="966"/>
     <w:uiPriority w:val="59"/>
     <w:pPr>
       <w:pBdr/>
@@ -10230,9 +10321,9 @@
       </w:tcPr>
     </w:tblStylePr>
   </w:style>
-  <w:style w:type="table" w:styleId="16">
+  <w:style w:type="table" w:styleId="784">
     <w:name w:val="Plain Table 3"/>
-    <w:basedOn w:val="665"/>
+    <w:basedOn w:val="966"/>
     <w:uiPriority w:val="99"/>
     <w:pPr>
       <w:pBdr/>
@@ -10460,9 +10551,9 @@
       </w:tcPr>
     </w:tblStylePr>
   </w:style>
-  <w:style w:type="table" w:styleId="17">
+  <w:style w:type="table" w:styleId="785">
     <w:name w:val="Plain Table 4"/>
-    <w:basedOn w:val="665"/>
+    <w:basedOn w:val="966"/>
     <w:uiPriority w:val="99"/>
     <w:pPr>
       <w:pBdr/>
@@ -10676,9 +10767,9 @@
       </w:tcPr>
     </w:tblStylePr>
   </w:style>
-  <w:style w:type="table" w:styleId="18">
+  <w:style w:type="table" w:styleId="786">
     <w:name w:val="Plain Table 5"/>
-    <w:basedOn w:val="665"/>
+    <w:basedOn w:val="966"/>
     <w:uiPriority w:val="99"/>
     <w:pPr>
       <w:pBdr/>
@@ -10909,9 +11000,9 @@
       </w:tcPr>
     </w:tblStylePr>
   </w:style>
-  <w:style w:type="table" w:styleId="19">
+  <w:style w:type="table" w:styleId="787">
     <w:name w:val="Grid Table 1 Light"/>
-    <w:basedOn w:val="665"/>
+    <w:basedOn w:val="966"/>
     <w:uiPriority w:val="99"/>
     <w:pPr>
       <w:pBdr/>
@@ -11132,9 +11223,9 @@
       </w:tcPr>
     </w:tblStylePr>
   </w:style>
-  <w:style w:type="table" w:styleId="20">
+  <w:style w:type="table" w:styleId="788">
     <w:name w:val="Grid Table 1 Light - Accent 1"/>
-    <w:basedOn w:val="665"/>
+    <w:basedOn w:val="966"/>
     <w:uiPriority w:val="99"/>
     <w:pPr>
       <w:pBdr/>
@@ -11355,9 +11446,9 @@
       </w:tcPr>
     </w:tblStylePr>
   </w:style>
-  <w:style w:type="table" w:styleId="21">
+  <w:style w:type="table" w:styleId="789">
     <w:name w:val="Grid Table 1 Light - Accent 2"/>
-    <w:basedOn w:val="665"/>
+    <w:basedOn w:val="966"/>
     <w:uiPriority w:val="99"/>
     <w:pPr>
       <w:pBdr/>
@@ -11578,9 +11669,9 @@
       </w:tcPr>
     </w:tblStylePr>
   </w:style>
-  <w:style w:type="table" w:styleId="22">
+  <w:style w:type="table" w:styleId="790">
     <w:name w:val="Grid Table 1 Light - Accent 3"/>
-    <w:basedOn w:val="665"/>
+    <w:basedOn w:val="966"/>
     <w:uiPriority w:val="99"/>
     <w:pPr>
       <w:pBdr/>
@@ -11801,9 +11892,9 @@
       </w:tcPr>
     </w:tblStylePr>
   </w:style>
-  <w:style w:type="table" w:styleId="23">
+  <w:style w:type="table" w:styleId="791">
     <w:name w:val="Grid Table 1 Light - Accent 4"/>
-    <w:basedOn w:val="665"/>
+    <w:basedOn w:val="966"/>
     <w:uiPriority w:val="99"/>
     <w:pPr>
       <w:pBdr/>
@@ -12024,9 +12115,9 @@
       </w:tcPr>
     </w:tblStylePr>
   </w:style>
-  <w:style w:type="table" w:styleId="24">
+  <w:style w:type="table" w:styleId="792">
     <w:name w:val="Grid Table 1 Light - Accent 5"/>
-    <w:basedOn w:val="665"/>
+    <w:basedOn w:val="966"/>
     <w:uiPriority w:val="99"/>
     <w:pPr>
       <w:pBdr/>
@@ -12247,9 +12338,9 @@
       </w:tcPr>
     </w:tblStylePr>
   </w:style>
-  <w:style w:type="table" w:styleId="25">
+  <w:style w:type="table" w:styleId="793">
     <w:name w:val="Grid Table 1 Light - Accent 6"/>
-    <w:basedOn w:val="665"/>
+    <w:basedOn w:val="966"/>
     <w:uiPriority w:val="99"/>
     <w:pPr>
       <w:pBdr/>
@@ -12470,9 +12561,9 @@
       </w:tcPr>
     </w:tblStylePr>
   </w:style>
-  <w:style w:type="table" w:styleId="26">
+  <w:style w:type="table" w:styleId="794">
     <w:name w:val="Grid Table 2"/>
-    <w:basedOn w:val="665"/>
+    <w:basedOn w:val="966"/>
     <w:uiPriority w:val="99"/>
     <w:pPr>
       <w:pBdr/>
@@ -12702,9 +12793,9 @@
       </w:tcPr>
     </w:tblStylePr>
   </w:style>
-  <w:style w:type="table" w:styleId="27">
+  <w:style w:type="table" w:styleId="795">
     <w:name w:val="Grid Table 2 - Accent 1"/>
-    <w:basedOn w:val="665"/>
+    <w:basedOn w:val="966"/>
     <w:uiPriority w:val="99"/>
     <w:pPr>
       <w:pBdr/>
@@ -12934,9 +13025,9 @@
       </w:tcPr>
     </w:tblStylePr>
   </w:style>
-  <w:style w:type="table" w:styleId="28">
+  <w:style w:type="table" w:styleId="796">
     <w:name w:val="Grid Table 2 - Accent 2"/>
-    <w:basedOn w:val="665"/>
+    <w:basedOn w:val="966"/>
     <w:uiPriority w:val="99"/>
     <w:pPr>
       <w:pBdr/>
@@ -13166,9 +13257,9 @@
       </w:tcPr>
     </w:tblStylePr>
   </w:style>
-  <w:style w:type="table" w:styleId="29">
+  <w:style w:type="table" w:styleId="797">
     <w:name w:val="Grid Table 2 - Accent 3"/>
-    <w:basedOn w:val="665"/>
+    <w:basedOn w:val="966"/>
     <w:uiPriority w:val="99"/>
     <w:pPr>
       <w:pBdr/>
@@ -13398,9 +13489,9 @@
       </w:tcPr>
     </w:tblStylePr>
   </w:style>
-  <w:style w:type="table" w:styleId="30">
+  <w:style w:type="table" w:styleId="798">
     <w:name w:val="Grid Table 2 - Accent 4"/>
-    <w:basedOn w:val="665"/>
+    <w:basedOn w:val="966"/>
     <w:uiPriority w:val="99"/>
     <w:pPr>
       <w:pBdr/>
@@ -13630,9 +13721,9 @@
       </w:tcPr>
     </w:tblStylePr>
   </w:style>
-  <w:style w:type="table" w:styleId="31">
+  <w:style w:type="table" w:styleId="799">
     <w:name w:val="Grid Table 2 - Accent 5"/>
-    <w:basedOn w:val="665"/>
+    <w:basedOn w:val="966"/>
     <w:uiPriority w:val="99"/>
     <w:pPr>
       <w:pBdr/>
@@ -13862,9 +13953,9 @@
       </w:tcPr>
     </w:tblStylePr>
   </w:style>
-  <w:style w:type="table" w:styleId="32">
+  <w:style w:type="table" w:styleId="800">
     <w:name w:val="Grid Table 2 - Accent 6"/>
-    <w:basedOn w:val="665"/>
+    <w:basedOn w:val="966"/>
     <w:uiPriority w:val="99"/>
     <w:pPr>
       <w:pBdr/>
@@ -14094,9 +14185,9 @@
       </w:tcPr>
     </w:tblStylePr>
   </w:style>
-  <w:style w:type="table" w:styleId="33">
+  <w:style w:type="table" w:styleId="801">
     <w:name w:val="Grid Table 3"/>
-    <w:basedOn w:val="665"/>
+    <w:basedOn w:val="966"/>
     <w:uiPriority w:val="99"/>
     <w:pPr>
       <w:pBdr/>
@@ -14195,29 +14286,6 @@
         <w:tblBorders/>
       </w:tblPr>
       <w:tcPr>
-        <w:shd w:color="ffffff"/>
-        <w:tcBorders>
-          <w:top w:val="none" w:color="000000" w:sz="4" w:space="0"/>
-          <w:left w:val="none" w:color="000000" w:sz="4" w:space="0"/>
-          <w:bottom w:val="none" w:color="000000" w:sz="4" w:space="0"/>
-          <w:right w:val="none" w:color="000000" w:sz="4" w:space="0"/>
-        </w:tcBorders>
-      </w:tcPr>
-    </w:tblStylePr>
-    <w:tblStylePr w:type="firstRow">
-      <w:rPr>
-        <w:b/>
-        <w:color w:val="404040"/>
-      </w:rPr>
-      <w:pPr>
-        <w:pBdr/>
-        <w:spacing/>
-        <w:ind/>
-      </w:pPr>
-      <w:tblPr>
-        <w:tblBorders/>
-      </w:tblPr>
-      <w:tcPr>
         <w:shd w:val="clear" w:color="ffffff"/>
         <w:tcBorders>
           <w:top w:val="none" w:color="000000" w:sz="4" w:space="0"/>
@@ -14227,30 +14295,7 @@
         </w:tcBorders>
       </w:tcPr>
     </w:tblStylePr>
-    <w:tblStylePr w:type="lastCol">
-      <w:rPr>
-        <w:i/>
-        <w:color w:val="404040"/>
-      </w:rPr>
-      <w:pPr>
-        <w:pBdr/>
-        <w:spacing/>
-        <w:ind/>
-      </w:pPr>
-      <w:tblPr>
-        <w:tblBorders/>
-      </w:tblPr>
-      <w:tcPr>
-        <w:shd w:color="ffffff"/>
-        <w:tcBorders>
-          <w:top w:val="none" w:color="000000" w:sz="4" w:space="0"/>
-          <w:left w:val="none" w:color="000000" w:sz="4" w:space="0"/>
-          <w:bottom w:val="none" w:color="000000" w:sz="4" w:space="0"/>
-          <w:right w:val="none" w:color="000000" w:sz="4" w:space="0"/>
-        </w:tcBorders>
-      </w:tcPr>
-    </w:tblStylePr>
-    <w:tblStylePr w:type="lastRow">
+    <w:tblStylePr w:type="firstRow">
       <w:rPr>
         <w:b/>
         <w:color w:val="404040"/>
@@ -14273,6 +14318,52 @@
         </w:tcBorders>
       </w:tcPr>
     </w:tblStylePr>
+    <w:tblStylePr w:type="lastCol">
+      <w:rPr>
+        <w:i/>
+        <w:color w:val="404040"/>
+      </w:rPr>
+      <w:pPr>
+        <w:pBdr/>
+        <w:spacing/>
+        <w:ind/>
+      </w:pPr>
+      <w:tblPr>
+        <w:tblBorders/>
+      </w:tblPr>
+      <w:tcPr>
+        <w:shd w:val="clear" w:color="ffffff"/>
+        <w:tcBorders>
+          <w:top w:val="none" w:color="000000" w:sz="4" w:space="0"/>
+          <w:left w:val="none" w:color="000000" w:sz="4" w:space="0"/>
+          <w:bottom w:val="none" w:color="000000" w:sz="4" w:space="0"/>
+          <w:right w:val="none" w:color="000000" w:sz="4" w:space="0"/>
+        </w:tcBorders>
+      </w:tcPr>
+    </w:tblStylePr>
+    <w:tblStylePr w:type="lastRow">
+      <w:rPr>
+        <w:b/>
+        <w:color w:val="404040"/>
+      </w:rPr>
+      <w:pPr>
+        <w:pBdr/>
+        <w:spacing/>
+        <w:ind/>
+      </w:pPr>
+      <w:tblPr>
+        <w:tblBorders/>
+      </w:tblPr>
+      <w:tcPr>
+        <w:shd w:val="clear" w:color="ffffff"/>
+        <w:tcBorders>
+          <w:top w:val="none" w:color="000000" w:sz="4" w:space="0"/>
+          <w:left w:val="none" w:color="000000" w:sz="4" w:space="0"/>
+          <w:bottom w:val="none" w:color="000000" w:sz="4" w:space="0"/>
+          <w:right w:val="none" w:color="000000" w:sz="4" w:space="0"/>
+        </w:tcBorders>
+      </w:tcPr>
+    </w:tblStylePr>
     <w:tblStylePr w:type="nwCell">
       <w:pPr>
         <w:pBdr/>
@@ -14339,9 +14430,9 @@
       </w:tcPr>
     </w:tblStylePr>
   </w:style>
-  <w:style w:type="table" w:styleId="34">
+  <w:style w:type="table" w:styleId="802">
     <w:name w:val="Grid Table 3 - Accent 1"/>
-    <w:basedOn w:val="665"/>
+    <w:basedOn w:val="966"/>
     <w:uiPriority w:val="99"/>
     <w:pPr>
       <w:pBdr/>
@@ -14440,29 +14531,6 @@
         <w:tblBorders/>
       </w:tblPr>
       <w:tcPr>
-        <w:shd w:color="ffffff"/>
-        <w:tcBorders>
-          <w:top w:val="none" w:color="000000" w:sz="4" w:space="0"/>
-          <w:left w:val="none" w:color="000000" w:sz="4" w:space="0"/>
-          <w:bottom w:val="none" w:color="000000" w:sz="4" w:space="0"/>
-          <w:right w:val="none" w:color="000000" w:sz="4" w:space="0"/>
-        </w:tcBorders>
-      </w:tcPr>
-    </w:tblStylePr>
-    <w:tblStylePr w:type="firstRow">
-      <w:rPr>
-        <w:b/>
-        <w:color w:val="404040"/>
-      </w:rPr>
-      <w:pPr>
-        <w:pBdr/>
-        <w:spacing/>
-        <w:ind/>
-      </w:pPr>
-      <w:tblPr>
-        <w:tblBorders/>
-      </w:tblPr>
-      <w:tcPr>
         <w:shd w:val="clear" w:color="ffffff"/>
         <w:tcBorders>
           <w:top w:val="none" w:color="000000" w:sz="4" w:space="0"/>
@@ -14472,30 +14540,7 @@
         </w:tcBorders>
       </w:tcPr>
     </w:tblStylePr>
-    <w:tblStylePr w:type="lastCol">
-      <w:rPr>
-        <w:i/>
-        <w:color w:val="404040"/>
-      </w:rPr>
-      <w:pPr>
-        <w:pBdr/>
-        <w:spacing/>
-        <w:ind/>
-      </w:pPr>
-      <w:tblPr>
-        <w:tblBorders/>
-      </w:tblPr>
-      <w:tcPr>
-        <w:shd w:color="ffffff"/>
-        <w:tcBorders>
-          <w:top w:val="none" w:color="000000" w:sz="4" w:space="0"/>
-          <w:left w:val="none" w:color="000000" w:sz="4" w:space="0"/>
-          <w:bottom w:val="none" w:color="000000" w:sz="4" w:space="0"/>
-          <w:right w:val="none" w:color="000000" w:sz="4" w:space="0"/>
-        </w:tcBorders>
-      </w:tcPr>
-    </w:tblStylePr>
-    <w:tblStylePr w:type="lastRow">
+    <w:tblStylePr w:type="firstRow">
       <w:rPr>
         <w:b/>
         <w:color w:val="404040"/>
@@ -14518,6 +14563,52 @@
         </w:tcBorders>
       </w:tcPr>
     </w:tblStylePr>
+    <w:tblStylePr w:type="lastCol">
+      <w:rPr>
+        <w:i/>
+        <w:color w:val="404040"/>
+      </w:rPr>
+      <w:pPr>
+        <w:pBdr/>
+        <w:spacing/>
+        <w:ind/>
+      </w:pPr>
+      <w:tblPr>
+        <w:tblBorders/>
+      </w:tblPr>
+      <w:tcPr>
+        <w:shd w:val="clear" w:color="ffffff"/>
+        <w:tcBorders>
+          <w:top w:val="none" w:color="000000" w:sz="4" w:space="0"/>
+          <w:left w:val="none" w:color="000000" w:sz="4" w:space="0"/>
+          <w:bottom w:val="none" w:color="000000" w:sz="4" w:space="0"/>
+          <w:right w:val="none" w:color="000000" w:sz="4" w:space="0"/>
+        </w:tcBorders>
+      </w:tcPr>
+    </w:tblStylePr>
+    <w:tblStylePr w:type="lastRow">
+      <w:rPr>
+        <w:b/>
+        <w:color w:val="404040"/>
+      </w:rPr>
+      <w:pPr>
+        <w:pBdr/>
+        <w:spacing/>
+        <w:ind/>
+      </w:pPr>
+      <w:tblPr>
+        <w:tblBorders/>
+      </w:tblPr>
+      <w:tcPr>
+        <w:shd w:val="clear" w:color="ffffff"/>
+        <w:tcBorders>
+          <w:top w:val="none" w:color="000000" w:sz="4" w:space="0"/>
+          <w:left w:val="none" w:color="000000" w:sz="4" w:space="0"/>
+          <w:bottom w:val="none" w:color="000000" w:sz="4" w:space="0"/>
+          <w:right w:val="none" w:color="000000" w:sz="4" w:space="0"/>
+        </w:tcBorders>
+      </w:tcPr>
+    </w:tblStylePr>
     <w:tblStylePr w:type="nwCell">
       <w:pPr>
         <w:pBdr/>
@@ -14584,9 +14675,9 @@
       </w:tcPr>
     </w:tblStylePr>
   </w:style>
-  <w:style w:type="table" w:styleId="35">
+  <w:style w:type="table" w:styleId="803">
     <w:name w:val="Grid Table 3 - Accent 2"/>
-    <w:basedOn w:val="665"/>
+    <w:basedOn w:val="966"/>
     <w:uiPriority w:val="99"/>
     <w:pPr>
       <w:pBdr/>
@@ -14685,29 +14776,6 @@
         <w:tblBorders/>
       </w:tblPr>
       <w:tcPr>
-        <w:shd w:color="ffffff"/>
-        <w:tcBorders>
-          <w:top w:val="none" w:color="000000" w:sz="4" w:space="0"/>
-          <w:left w:val="none" w:color="000000" w:sz="4" w:space="0"/>
-          <w:bottom w:val="none" w:color="000000" w:sz="4" w:space="0"/>
-          <w:right w:val="none" w:color="000000" w:sz="4" w:space="0"/>
-        </w:tcBorders>
-      </w:tcPr>
-    </w:tblStylePr>
-    <w:tblStylePr w:type="firstRow">
-      <w:rPr>
-        <w:b/>
-        <w:color w:val="404040"/>
-      </w:rPr>
-      <w:pPr>
-        <w:pBdr/>
-        <w:spacing/>
-        <w:ind/>
-      </w:pPr>
-      <w:tblPr>
-        <w:tblBorders/>
-      </w:tblPr>
-      <w:tcPr>
         <w:shd w:val="clear" w:color="ffffff"/>
         <w:tcBorders>
           <w:top w:val="none" w:color="000000" w:sz="4" w:space="0"/>
@@ -14717,30 +14785,7 @@
         </w:tcBorders>
       </w:tcPr>
     </w:tblStylePr>
-    <w:tblStylePr w:type="lastCol">
-      <w:rPr>
-        <w:i/>
-        <w:color w:val="404040"/>
-      </w:rPr>
-      <w:pPr>
-        <w:pBdr/>
-        <w:spacing/>
-        <w:ind/>
-      </w:pPr>
-      <w:tblPr>
-        <w:tblBorders/>
-      </w:tblPr>
-      <w:tcPr>
-        <w:shd w:color="ffffff"/>
-        <w:tcBorders>
-          <w:top w:val="none" w:color="000000" w:sz="4" w:space="0"/>
-          <w:left w:val="none" w:color="000000" w:sz="4" w:space="0"/>
-          <w:bottom w:val="none" w:color="000000" w:sz="4" w:space="0"/>
-          <w:right w:val="none" w:color="000000" w:sz="4" w:space="0"/>
-        </w:tcBorders>
-      </w:tcPr>
-    </w:tblStylePr>
-    <w:tblStylePr w:type="lastRow">
+    <w:tblStylePr w:type="firstRow">
       <w:rPr>
         <w:b/>
         <w:color w:val="404040"/>
@@ -14763,6 +14808,52 @@
         </w:tcBorders>
       </w:tcPr>
     </w:tblStylePr>
+    <w:tblStylePr w:type="lastCol">
+      <w:rPr>
+        <w:i/>
+        <w:color w:val="404040"/>
+      </w:rPr>
+      <w:pPr>
+        <w:pBdr/>
+        <w:spacing/>
+        <w:ind/>
+      </w:pPr>
+      <w:tblPr>
+        <w:tblBorders/>
+      </w:tblPr>
+      <w:tcPr>
+        <w:shd w:val="clear" w:color="ffffff"/>
+        <w:tcBorders>
+          <w:top w:val="none" w:color="000000" w:sz="4" w:space="0"/>
+          <w:left w:val="none" w:color="000000" w:sz="4" w:space="0"/>
+          <w:bottom w:val="none" w:color="000000" w:sz="4" w:space="0"/>
+          <w:right w:val="none" w:color="000000" w:sz="4" w:space="0"/>
+        </w:tcBorders>
+      </w:tcPr>
+    </w:tblStylePr>
+    <w:tblStylePr w:type="lastRow">
+      <w:rPr>
+        <w:b/>
+        <w:color w:val="404040"/>
+      </w:rPr>
+      <w:pPr>
+        <w:pBdr/>
+        <w:spacing/>
+        <w:ind/>
+      </w:pPr>
+      <w:tblPr>
+        <w:tblBorders/>
+      </w:tblPr>
+      <w:tcPr>
+        <w:shd w:val="clear" w:color="ffffff"/>
+        <w:tcBorders>
+          <w:top w:val="none" w:color="000000" w:sz="4" w:space="0"/>
+          <w:left w:val="none" w:color="000000" w:sz="4" w:space="0"/>
+          <w:bottom w:val="none" w:color="000000" w:sz="4" w:space="0"/>
+          <w:right w:val="none" w:color="000000" w:sz="4" w:space="0"/>
+        </w:tcBorders>
+      </w:tcPr>
+    </w:tblStylePr>
     <w:tblStylePr w:type="nwCell">
       <w:pPr>
         <w:pBdr/>
@@ -14829,9 +14920,9 @@
       </w:tcPr>
     </w:tblStylePr>
   </w:style>
-  <w:style w:type="table" w:styleId="36">
+  <w:style w:type="table" w:styleId="804">
     <w:name w:val="Grid Table 3 - Accent 3"/>
-    <w:basedOn w:val="665"/>
+    <w:basedOn w:val="966"/>
     <w:uiPriority w:val="99"/>
     <w:pPr>
       <w:pBdr/>
@@ -14930,29 +15021,6 @@
         <w:tblBorders/>
       </w:tblPr>
       <w:tcPr>
-        <w:shd w:color="ffffff"/>
-        <w:tcBorders>
-          <w:top w:val="none" w:color="000000" w:sz="4" w:space="0"/>
-          <w:left w:val="none" w:color="000000" w:sz="4" w:space="0"/>
-          <w:bottom w:val="none" w:color="000000" w:sz="4" w:space="0"/>
-          <w:right w:val="none" w:color="000000" w:sz="4" w:space="0"/>
-        </w:tcBorders>
-      </w:tcPr>
-    </w:tblStylePr>
-    <w:tblStylePr w:type="firstRow">
-      <w:rPr>
-        <w:b/>
-        <w:color w:val="404040"/>
-      </w:rPr>
-      <w:pPr>
-        <w:pBdr/>
-        <w:spacing/>
-        <w:ind/>
-      </w:pPr>
-      <w:tblPr>
-        <w:tblBorders/>
-      </w:tblPr>
-      <w:tcPr>
         <w:shd w:val="clear" w:color="ffffff"/>
         <w:tcBorders>
           <w:top w:val="none" w:color="000000" w:sz="4" w:space="0"/>
@@ -14962,30 +15030,7 @@
         </w:tcBorders>
       </w:tcPr>
     </w:tblStylePr>
-    <w:tblStylePr w:type="lastCol">
-      <w:rPr>
-        <w:i/>
-        <w:color w:val="404040"/>
-      </w:rPr>
-      <w:pPr>
-        <w:pBdr/>
-        <w:spacing/>
-        <w:ind/>
-      </w:pPr>
-      <w:tblPr>
-        <w:tblBorders/>
-      </w:tblPr>
-      <w:tcPr>
-        <w:shd w:color="ffffff"/>
-        <w:tcBorders>
-          <w:top w:val="none" w:color="000000" w:sz="4" w:space="0"/>
-          <w:left w:val="none" w:color="000000" w:sz="4" w:space="0"/>
-          <w:bottom w:val="none" w:color="000000" w:sz="4" w:space="0"/>
-          <w:right w:val="none" w:color="000000" w:sz="4" w:space="0"/>
-        </w:tcBorders>
-      </w:tcPr>
-    </w:tblStylePr>
-    <w:tblStylePr w:type="lastRow">
+    <w:tblStylePr w:type="firstRow">
       <w:rPr>
         <w:b/>
         <w:color w:val="404040"/>
@@ -15008,6 +15053,52 @@
         </w:tcBorders>
       </w:tcPr>
     </w:tblStylePr>
+    <w:tblStylePr w:type="lastCol">
+      <w:rPr>
+        <w:i/>
+        <w:color w:val="404040"/>
+      </w:rPr>
+      <w:pPr>
+        <w:pBdr/>
+        <w:spacing/>
+        <w:ind/>
+      </w:pPr>
+      <w:tblPr>
+        <w:tblBorders/>
+      </w:tblPr>
+      <w:tcPr>
+        <w:shd w:val="clear" w:color="ffffff"/>
+        <w:tcBorders>
+          <w:top w:val="none" w:color="000000" w:sz="4" w:space="0"/>
+          <w:left w:val="none" w:color="000000" w:sz="4" w:space="0"/>
+          <w:bottom w:val="none" w:color="000000" w:sz="4" w:space="0"/>
+          <w:right w:val="none" w:color="000000" w:sz="4" w:space="0"/>
+        </w:tcBorders>
+      </w:tcPr>
+    </w:tblStylePr>
+    <w:tblStylePr w:type="lastRow">
+      <w:rPr>
+        <w:b/>
+        <w:color w:val="404040"/>
+      </w:rPr>
+      <w:pPr>
+        <w:pBdr/>
+        <w:spacing/>
+        <w:ind/>
+      </w:pPr>
+      <w:tblPr>
+        <w:tblBorders/>
+      </w:tblPr>
+      <w:tcPr>
+        <w:shd w:val="clear" w:color="ffffff"/>
+        <w:tcBorders>
+          <w:top w:val="none" w:color="000000" w:sz="4" w:space="0"/>
+          <w:left w:val="none" w:color="000000" w:sz="4" w:space="0"/>
+          <w:bottom w:val="none" w:color="000000" w:sz="4" w:space="0"/>
+          <w:right w:val="none" w:color="000000" w:sz="4" w:space="0"/>
+        </w:tcBorders>
+      </w:tcPr>
+    </w:tblStylePr>
     <w:tblStylePr w:type="nwCell">
       <w:pPr>
         <w:pBdr/>
@@ -15074,9 +15165,9 @@
       </w:tcPr>
     </w:tblStylePr>
   </w:style>
-  <w:style w:type="table" w:styleId="37">
+  <w:style w:type="table" w:styleId="805">
     <w:name w:val="Grid Table 3 - Accent 4"/>
-    <w:basedOn w:val="665"/>
+    <w:basedOn w:val="966"/>
     <w:uiPriority w:val="99"/>
     <w:pPr>
       <w:pBdr/>
@@ -15175,29 +15266,6 @@
         <w:tblBorders/>
       </w:tblPr>
       <w:tcPr>
-        <w:shd w:color="ffffff"/>
-        <w:tcBorders>
-          <w:top w:val="none" w:color="000000" w:sz="4" w:space="0"/>
-          <w:left w:val="none" w:color="000000" w:sz="4" w:space="0"/>
-          <w:bottom w:val="none" w:color="000000" w:sz="4" w:space="0"/>
-          <w:right w:val="none" w:color="000000" w:sz="4" w:space="0"/>
-        </w:tcBorders>
-      </w:tcPr>
-    </w:tblStylePr>
-    <w:tblStylePr w:type="firstRow">
-      <w:rPr>
-        <w:b/>
-        <w:color w:val="404040"/>
-      </w:rPr>
-      <w:pPr>
-        <w:pBdr/>
-        <w:spacing/>
-        <w:ind/>
-      </w:pPr>
-      <w:tblPr>
-        <w:tblBorders/>
-      </w:tblPr>
-      <w:tcPr>
         <w:shd w:val="clear" w:color="ffffff"/>
         <w:tcBorders>
           <w:top w:val="none" w:color="000000" w:sz="4" w:space="0"/>
@@ -15207,30 +15275,7 @@
         </w:tcBorders>
       </w:tcPr>
     </w:tblStylePr>
-    <w:tblStylePr w:type="lastCol">
-      <w:rPr>
-        <w:i/>
-        <w:color w:val="404040"/>
-      </w:rPr>
-      <w:pPr>
-        <w:pBdr/>
-        <w:spacing/>
-        <w:ind/>
-      </w:pPr>
-      <w:tblPr>
-        <w:tblBorders/>
-      </w:tblPr>
-      <w:tcPr>
-        <w:shd w:color="ffffff"/>
-        <w:tcBorders>
-          <w:top w:val="none" w:color="000000" w:sz="4" w:space="0"/>
-          <w:left w:val="none" w:color="000000" w:sz="4" w:space="0"/>
-          <w:bottom w:val="none" w:color="000000" w:sz="4" w:space="0"/>
-          <w:right w:val="none" w:color="000000" w:sz="4" w:space="0"/>
-        </w:tcBorders>
-      </w:tcPr>
-    </w:tblStylePr>
-    <w:tblStylePr w:type="lastRow">
+    <w:tblStylePr w:type="firstRow">
       <w:rPr>
         <w:b/>
         <w:color w:val="404040"/>
@@ -15253,6 +15298,52 @@
         </w:tcBorders>
       </w:tcPr>
     </w:tblStylePr>
+    <w:tblStylePr w:type="lastCol">
+      <w:rPr>
+        <w:i/>
+        <w:color w:val="404040"/>
+      </w:rPr>
+      <w:pPr>
+        <w:pBdr/>
+        <w:spacing/>
+        <w:ind/>
+      </w:pPr>
+      <w:tblPr>
+        <w:tblBorders/>
+      </w:tblPr>
+      <w:tcPr>
+        <w:shd w:val="clear" w:color="ffffff"/>
+        <w:tcBorders>
+          <w:top w:val="none" w:color="000000" w:sz="4" w:space="0"/>
+          <w:left w:val="none" w:color="000000" w:sz="4" w:space="0"/>
+          <w:bottom w:val="none" w:color="000000" w:sz="4" w:space="0"/>
+          <w:right w:val="none" w:color="000000" w:sz="4" w:space="0"/>
+        </w:tcBorders>
+      </w:tcPr>
+    </w:tblStylePr>
+    <w:tblStylePr w:type="lastRow">
+      <w:rPr>
+        <w:b/>
+        <w:color w:val="404040"/>
+      </w:rPr>
+      <w:pPr>
+        <w:pBdr/>
+        <w:spacing/>
+        <w:ind/>
+      </w:pPr>
+      <w:tblPr>
+        <w:tblBorders/>
+      </w:tblPr>
+      <w:tcPr>
+        <w:shd w:val="clear" w:color="ffffff"/>
+        <w:tcBorders>
+          <w:top w:val="none" w:color="000000" w:sz="4" w:space="0"/>
+          <w:left w:val="none" w:color="000000" w:sz="4" w:space="0"/>
+          <w:bottom w:val="none" w:color="000000" w:sz="4" w:space="0"/>
+          <w:right w:val="none" w:color="000000" w:sz="4" w:space="0"/>
+        </w:tcBorders>
+      </w:tcPr>
+    </w:tblStylePr>
     <w:tblStylePr w:type="nwCell">
       <w:pPr>
         <w:pBdr/>
@@ -15319,9 +15410,9 @@
       </w:tcPr>
     </w:tblStylePr>
   </w:style>
-  <w:style w:type="table" w:styleId="38">
+  <w:style w:type="table" w:styleId="806">
     <w:name w:val="Grid Table 3 - Accent 5"/>
-    <w:basedOn w:val="665"/>
+    <w:basedOn w:val="966"/>
     <w:uiPriority w:val="99"/>
     <w:pPr>
       <w:pBdr/>
@@ -15420,29 +15511,6 @@
         <w:tblBorders/>
       </w:tblPr>
       <w:tcPr>
-        <w:shd w:color="ffffff"/>
-        <w:tcBorders>
-          <w:top w:val="none" w:color="000000" w:sz="4" w:space="0"/>
-          <w:left w:val="none" w:color="000000" w:sz="4" w:space="0"/>
-          <w:bottom w:val="none" w:color="000000" w:sz="4" w:space="0"/>
-          <w:right w:val="none" w:color="000000" w:sz="4" w:space="0"/>
-        </w:tcBorders>
-      </w:tcPr>
-    </w:tblStylePr>
-    <w:tblStylePr w:type="firstRow">
-      <w:rPr>
-        <w:b/>
-        <w:color w:val="404040"/>
-      </w:rPr>
-      <w:pPr>
-        <w:pBdr/>
-        <w:spacing/>
-        <w:ind/>
-      </w:pPr>
-      <w:tblPr>
-        <w:tblBorders/>
-      </w:tblPr>
-      <w:tcPr>
         <w:shd w:val="clear" w:color="ffffff"/>
         <w:tcBorders>
           <w:top w:val="none" w:color="000000" w:sz="4" w:space="0"/>
@@ -15452,30 +15520,7 @@
         </w:tcBorders>
       </w:tcPr>
     </w:tblStylePr>
-    <w:tblStylePr w:type="lastCol">
-      <w:rPr>
-        <w:i/>
-        <w:color w:val="404040"/>
-      </w:rPr>
-      <w:pPr>
-        <w:pBdr/>
-        <w:spacing/>
-        <w:ind/>
-      </w:pPr>
-      <w:tblPr>
-        <w:tblBorders/>
-      </w:tblPr>
-      <w:tcPr>
-        <w:shd w:color="ffffff"/>
-        <w:tcBorders>
-          <w:top w:val="none" w:color="000000" w:sz="4" w:space="0"/>
-          <w:left w:val="none" w:color="000000" w:sz="4" w:space="0"/>
-          <w:bottom w:val="none" w:color="000000" w:sz="4" w:space="0"/>
-          <w:right w:val="none" w:color="000000" w:sz="4" w:space="0"/>
-        </w:tcBorders>
-      </w:tcPr>
-    </w:tblStylePr>
-    <w:tblStylePr w:type="lastRow">
+    <w:tblStylePr w:type="firstRow">
       <w:rPr>
         <w:b/>
         <w:color w:val="404040"/>
@@ -15498,6 +15543,52 @@
         </w:tcBorders>
       </w:tcPr>
     </w:tblStylePr>
+    <w:tblStylePr w:type="lastCol">
+      <w:rPr>
+        <w:i/>
+        <w:color w:val="404040"/>
+      </w:rPr>
+      <w:pPr>
+        <w:pBdr/>
+        <w:spacing/>
+        <w:ind/>
+      </w:pPr>
+      <w:tblPr>
+        <w:tblBorders/>
+      </w:tblPr>
+      <w:tcPr>
+        <w:shd w:val="clear" w:color="ffffff"/>
+        <w:tcBorders>
+          <w:top w:val="none" w:color="000000" w:sz="4" w:space="0"/>
+          <w:left w:val="none" w:color="000000" w:sz="4" w:space="0"/>
+          <w:bottom w:val="none" w:color="000000" w:sz="4" w:space="0"/>
+          <w:right w:val="none" w:color="000000" w:sz="4" w:space="0"/>
+        </w:tcBorders>
+      </w:tcPr>
+    </w:tblStylePr>
+    <w:tblStylePr w:type="lastRow">
+      <w:rPr>
+        <w:b/>
+        <w:color w:val="404040"/>
+      </w:rPr>
+      <w:pPr>
+        <w:pBdr/>
+        <w:spacing/>
+        <w:ind/>
+      </w:pPr>
+      <w:tblPr>
+        <w:tblBorders/>
+      </w:tblPr>
+      <w:tcPr>
+        <w:shd w:val="clear" w:color="ffffff"/>
+        <w:tcBorders>
+          <w:top w:val="none" w:color="000000" w:sz="4" w:space="0"/>
+          <w:left w:val="none" w:color="000000" w:sz="4" w:space="0"/>
+          <w:bottom w:val="none" w:color="000000" w:sz="4" w:space="0"/>
+          <w:right w:val="none" w:color="000000" w:sz="4" w:space="0"/>
+        </w:tcBorders>
+      </w:tcPr>
+    </w:tblStylePr>
     <w:tblStylePr w:type="nwCell">
       <w:pPr>
         <w:pBdr/>
@@ -15564,9 +15655,9 @@
       </w:tcPr>
     </w:tblStylePr>
   </w:style>
-  <w:style w:type="table" w:styleId="39">
+  <w:style w:type="table" w:styleId="807">
     <w:name w:val="Grid Table 3 - Accent 6"/>
-    <w:basedOn w:val="665"/>
+    <w:basedOn w:val="966"/>
     <w:uiPriority w:val="99"/>
     <w:pPr>
       <w:pBdr/>
@@ -15665,29 +15756,6 @@
         <w:tblBorders/>
       </w:tblPr>
       <w:tcPr>
-        <w:shd w:color="ffffff"/>
-        <w:tcBorders>
-          <w:top w:val="none" w:color="000000" w:sz="4" w:space="0"/>
-          <w:left w:val="none" w:color="000000" w:sz="4" w:space="0"/>
-          <w:bottom w:val="none" w:color="000000" w:sz="4" w:space="0"/>
-          <w:right w:val="none" w:color="000000" w:sz="4" w:space="0"/>
-        </w:tcBorders>
-      </w:tcPr>
-    </w:tblStylePr>
-    <w:tblStylePr w:type="firstRow">
-      <w:rPr>
-        <w:b/>
-        <w:color w:val="404040"/>
-      </w:rPr>
-      <w:pPr>
-        <w:pBdr/>
-        <w:spacing/>
-        <w:ind/>
-      </w:pPr>
-      <w:tblPr>
-        <w:tblBorders/>
-      </w:tblPr>
-      <w:tcPr>
         <w:shd w:val="clear" w:color="ffffff"/>
         <w:tcBorders>
           <w:top w:val="none" w:color="000000" w:sz="4" w:space="0"/>
@@ -15697,30 +15765,7 @@
         </w:tcBorders>
       </w:tcPr>
     </w:tblStylePr>
-    <w:tblStylePr w:type="lastCol">
-      <w:rPr>
-        <w:i/>
-        <w:color w:val="404040"/>
-      </w:rPr>
-      <w:pPr>
-        <w:pBdr/>
-        <w:spacing/>
-        <w:ind/>
-      </w:pPr>
-      <w:tblPr>
-        <w:tblBorders/>
-      </w:tblPr>
-      <w:tcPr>
-        <w:shd w:color="ffffff"/>
-        <w:tcBorders>
-          <w:top w:val="none" w:color="000000" w:sz="4" w:space="0"/>
-          <w:left w:val="none" w:color="000000" w:sz="4" w:space="0"/>
-          <w:bottom w:val="none" w:color="000000" w:sz="4" w:space="0"/>
-          <w:right w:val="none" w:color="000000" w:sz="4" w:space="0"/>
-        </w:tcBorders>
-      </w:tcPr>
-    </w:tblStylePr>
-    <w:tblStylePr w:type="lastRow">
+    <w:tblStylePr w:type="firstRow">
       <w:rPr>
         <w:b/>
         <w:color w:val="404040"/>
@@ -15743,6 +15788,52 @@
         </w:tcBorders>
       </w:tcPr>
     </w:tblStylePr>
+    <w:tblStylePr w:type="lastCol">
+      <w:rPr>
+        <w:i/>
+        <w:color w:val="404040"/>
+      </w:rPr>
+      <w:pPr>
+        <w:pBdr/>
+        <w:spacing/>
+        <w:ind/>
+      </w:pPr>
+      <w:tblPr>
+        <w:tblBorders/>
+      </w:tblPr>
+      <w:tcPr>
+        <w:shd w:val="clear" w:color="ffffff"/>
+        <w:tcBorders>
+          <w:top w:val="none" w:color="000000" w:sz="4" w:space="0"/>
+          <w:left w:val="none" w:color="000000" w:sz="4" w:space="0"/>
+          <w:bottom w:val="none" w:color="000000" w:sz="4" w:space="0"/>
+          <w:right w:val="none" w:color="000000" w:sz="4" w:space="0"/>
+        </w:tcBorders>
+      </w:tcPr>
+    </w:tblStylePr>
+    <w:tblStylePr w:type="lastRow">
+      <w:rPr>
+        <w:b/>
+        <w:color w:val="404040"/>
+      </w:rPr>
+      <w:pPr>
+        <w:pBdr/>
+        <w:spacing/>
+        <w:ind/>
+      </w:pPr>
+      <w:tblPr>
+        <w:tblBorders/>
+      </w:tblPr>
+      <w:tcPr>
+        <w:shd w:val="clear" w:color="ffffff"/>
+        <w:tcBorders>
+          <w:top w:val="none" w:color="000000" w:sz="4" w:space="0"/>
+          <w:left w:val="none" w:color="000000" w:sz="4" w:space="0"/>
+          <w:bottom w:val="none" w:color="000000" w:sz="4" w:space="0"/>
+          <w:right w:val="none" w:color="000000" w:sz="4" w:space="0"/>
+        </w:tcBorders>
+      </w:tcPr>
+    </w:tblStylePr>
     <w:tblStylePr w:type="nwCell">
       <w:pPr>
         <w:pBdr/>
@@ -15809,9 +15900,9 @@
       </w:tcPr>
     </w:tblStylePr>
   </w:style>
-  <w:style w:type="table" w:styleId="40">
+  <w:style w:type="table" w:styleId="808">
     <w:name w:val="Grid Table 4"/>
-    <w:basedOn w:val="665"/>
+    <w:basedOn w:val="966"/>
     <w:uiPriority w:val="59"/>
     <w:pPr>
       <w:pBdr/>
@@ -16042,9 +16133,9 @@
       </w:tcPr>
     </w:tblStylePr>
   </w:style>
-  <w:style w:type="table" w:styleId="41">
+  <w:style w:type="table" w:styleId="809">
     <w:name w:val="Grid Table 4 - Accent 1"/>
-    <w:basedOn w:val="665"/>
+    <w:basedOn w:val="966"/>
     <w:uiPriority w:val="59"/>
     <w:pPr>
       <w:pBdr/>
@@ -16275,9 +16366,9 @@
       </w:tcPr>
     </w:tblStylePr>
   </w:style>
-  <w:style w:type="table" w:styleId="42">
+  <w:style w:type="table" w:styleId="810">
     <w:name w:val="Grid Table 4 - Accent 2"/>
-    <w:basedOn w:val="665"/>
+    <w:basedOn w:val="966"/>
     <w:uiPriority w:val="59"/>
     <w:pPr>
       <w:pBdr/>
@@ -16508,9 +16599,9 @@
       </w:tcPr>
     </w:tblStylePr>
   </w:style>
-  <w:style w:type="table" w:styleId="43">
+  <w:style w:type="table" w:styleId="811">
     <w:name w:val="Grid Table 4 - Accent 3"/>
-    <w:basedOn w:val="665"/>
+    <w:basedOn w:val="966"/>
     <w:uiPriority w:val="59"/>
     <w:pPr>
       <w:pBdr/>
@@ -16741,9 +16832,9 @@
       </w:tcPr>
     </w:tblStylePr>
   </w:style>
-  <w:style w:type="table" w:styleId="44">
+  <w:style w:type="table" w:styleId="812">
     <w:name w:val="Grid Table 4 - Accent 4"/>
-    <w:basedOn w:val="665"/>
+    <w:basedOn w:val="966"/>
     <w:uiPriority w:val="59"/>
     <w:pPr>
       <w:pBdr/>
@@ -16974,9 +17065,9 @@
       </w:tcPr>
     </w:tblStylePr>
   </w:style>
-  <w:style w:type="table" w:styleId="45">
+  <w:style w:type="table" w:styleId="813">
     <w:name w:val="Grid Table 4 - Accent 5"/>
-    <w:basedOn w:val="665"/>
+    <w:basedOn w:val="966"/>
     <w:uiPriority w:val="59"/>
     <w:pPr>
       <w:pBdr/>
@@ -17207,9 +17298,9 @@
       </w:tcPr>
     </w:tblStylePr>
   </w:style>
-  <w:style w:type="table" w:styleId="46">
+  <w:style w:type="table" w:styleId="814">
     <w:name w:val="Grid Table 4 - Accent 6"/>
-    <w:basedOn w:val="665"/>
+    <w:basedOn w:val="966"/>
     <w:uiPriority w:val="59"/>
     <w:pPr>
       <w:pBdr/>
@@ -17440,9 +17531,9 @@
       </w:tcPr>
     </w:tblStylePr>
   </w:style>
-  <w:style w:type="table" w:styleId="47">
+  <w:style w:type="table" w:styleId="815">
     <w:name w:val="Grid Table 5 Dark"/>
-    <w:basedOn w:val="665"/>
+    <w:basedOn w:val="966"/>
     <w:uiPriority w:val="99"/>
     <w:pPr>
       <w:pBdr/>
@@ -17668,9 +17759,9 @@
       </w:tcPr>
     </w:tblStylePr>
   </w:style>
-  <w:style w:type="table" w:styleId="48">
+  <w:style w:type="table" w:styleId="816">
     <w:name w:val="Grid Table 5 Dark- Accent 1"/>
-    <w:basedOn w:val="665"/>
+    <w:basedOn w:val="966"/>
     <w:uiPriority w:val="99"/>
     <w:pPr>
       <w:pBdr/>
@@ -17896,9 +17987,9 @@
       </w:tcPr>
     </w:tblStylePr>
   </w:style>
-  <w:style w:type="table" w:styleId="49">
+  <w:style w:type="table" w:styleId="817">
     <w:name w:val="Grid Table 5 Dark - Accent 2"/>
-    <w:basedOn w:val="665"/>
+    <w:basedOn w:val="966"/>
     <w:uiPriority w:val="99"/>
     <w:pPr>
       <w:pBdr/>
@@ -18124,9 +18215,9 @@
       </w:tcPr>
     </w:tblStylePr>
   </w:style>
-  <w:style w:type="table" w:styleId="50">
+  <w:style w:type="table" w:styleId="818">
     <w:name w:val="Grid Table 5 Dark - Accent 3"/>
-    <w:basedOn w:val="665"/>
+    <w:basedOn w:val="966"/>
     <w:uiPriority w:val="99"/>
     <w:pPr>
       <w:pBdr/>
@@ -18352,9 +18443,9 @@
       </w:tcPr>
     </w:tblStylePr>
   </w:style>
-  <w:style w:type="table" w:styleId="51">
+  <w:style w:type="table" w:styleId="819">
     <w:name w:val="Grid Table 5 Dark- Accent 4"/>
-    <w:basedOn w:val="665"/>
+    <w:basedOn w:val="966"/>
     <w:uiPriority w:val="99"/>
     <w:pPr>
       <w:pBdr/>
@@ -18580,9 +18671,9 @@
       </w:tcPr>
     </w:tblStylePr>
   </w:style>
-  <w:style w:type="table" w:styleId="52">
+  <w:style w:type="table" w:styleId="820">
     <w:name w:val="Grid Table 5 Dark - Accent 5"/>
-    <w:basedOn w:val="665"/>
+    <w:basedOn w:val="966"/>
     <w:uiPriority w:val="99"/>
     <w:pPr>
       <w:pBdr/>
@@ -18808,9 +18899,9 @@
       </w:tcPr>
     </w:tblStylePr>
   </w:style>
-  <w:style w:type="table" w:styleId="53">
+  <w:style w:type="table" w:styleId="821">
     <w:name w:val="Grid Table 5 Dark - Accent 6"/>
-    <w:basedOn w:val="665"/>
+    <w:basedOn w:val="966"/>
     <w:uiPriority w:val="99"/>
     <w:pPr>
       <w:pBdr/>
@@ -19036,9 +19127,9 @@
       </w:tcPr>
     </w:tblStylePr>
   </w:style>
-  <w:style w:type="table" w:styleId="54">
+  <w:style w:type="table" w:styleId="822">
     <w:name w:val="Grid Table 6 Colorful"/>
-    <w:basedOn w:val="665"/>
+    <w:basedOn w:val="966"/>
     <w:uiPriority w:val="99"/>
     <w:pPr>
       <w:pBdr/>
@@ -19266,9 +19357,9 @@
       </w:tcPr>
     </w:tblStylePr>
   </w:style>
-  <w:style w:type="table" w:styleId="55">
+  <w:style w:type="table" w:styleId="823">
     <w:name w:val="Grid Table 6 Colorful - Accent 1"/>
-    <w:basedOn w:val="665"/>
+    <w:basedOn w:val="966"/>
     <w:uiPriority w:val="99"/>
     <w:pPr>
       <w:pBdr/>
@@ -19496,9 +19587,9 @@
       </w:tcPr>
     </w:tblStylePr>
   </w:style>
-  <w:style w:type="table" w:styleId="56">
+  <w:style w:type="table" w:styleId="824">
     <w:name w:val="Grid Table 6 Colorful - Accent 2"/>
-    <w:basedOn w:val="665"/>
+    <w:basedOn w:val="966"/>
     <w:uiPriority w:val="99"/>
     <w:pPr>
       <w:pBdr/>
@@ -19726,9 +19817,9 @@
       </w:tcPr>
     </w:tblStylePr>
   </w:style>
-  <w:style w:type="table" w:styleId="57">
+  <w:style w:type="table" w:styleId="825">
     <w:name w:val="Grid Table 6 Colorful - Accent 3"/>
-    <w:basedOn w:val="665"/>
+    <w:basedOn w:val="966"/>
     <w:uiPriority w:val="99"/>
     <w:pPr>
       <w:pBdr/>
@@ -19956,9 +20047,9 @@
       </w:tcPr>
     </w:tblStylePr>
   </w:style>
-  <w:style w:type="table" w:styleId="58">
+  <w:style w:type="table" w:styleId="826">
     <w:name w:val="Grid Table 6 Colorful - Accent 4"/>
-    <w:basedOn w:val="665"/>
+    <w:basedOn w:val="966"/>
     <w:uiPriority w:val="99"/>
     <w:pPr>
       <w:pBdr/>
@@ -20186,9 +20277,9 @@
       </w:tcPr>
     </w:tblStylePr>
   </w:style>
-  <w:style w:type="table" w:styleId="59">
+  <w:style w:type="table" w:styleId="827">
     <w:name w:val="Grid Table 6 Colorful - Accent 5"/>
-    <w:basedOn w:val="665"/>
+    <w:basedOn w:val="966"/>
     <w:uiPriority w:val="99"/>
     <w:pPr>
       <w:pBdr/>
@@ -20416,9 +20507,9 @@
       </w:tcPr>
     </w:tblStylePr>
   </w:style>
-  <w:style w:type="table" w:styleId="60">
+  <w:style w:type="table" w:styleId="828">
     <w:name w:val="Grid Table 6 Colorful - Accent 6"/>
-    <w:basedOn w:val="665"/>
+    <w:basedOn w:val="966"/>
     <w:uiPriority w:val="99"/>
     <w:pPr>
       <w:pBdr/>
@@ -20646,9 +20737,9 @@
       </w:tcPr>
     </w:tblStylePr>
   </w:style>
-  <w:style w:type="table" w:styleId="61">
+  <w:style w:type="table" w:styleId="829">
     <w:name w:val="Grid Table 7 Colorful"/>
-    <w:basedOn w:val="665"/>
+    <w:basedOn w:val="966"/>
     <w:uiPriority w:val="99"/>
     <w:pPr>
       <w:pBdr/>
@@ -20750,11 +20841,11 @@
         <w:tblBorders/>
       </w:tblPr>
       <w:tcPr>
-        <w:shd w:color="ffffff"/>
+        <w:shd w:val="clear" w:color="ffffff"/>
         <w:tcBorders>
-          <w:top w:val="none"/>
-          <w:left w:val="none"/>
-          <w:bottom w:val="none"/>
+          <w:top w:val="none" w:color="000000" w:sz="4" w:space="0"/>
+          <w:left w:val="none" w:color="000000" w:sz="4" w:space="0"/>
+          <w:bottom w:val="none" w:color="000000" w:sz="4" w:space="0"/>
           <w:right w:val="single" w:color="000000" w:themeColor="text1" w:themeTint="80" w:sz="4" w:space="0"/>
         </w:tcBorders>
       </w:tcPr>
@@ -20777,10 +20868,10 @@
       <w:tcPr>
         <w:shd w:val="clear" w:color="ffffff" w:themeColor="light1" w:fill="ffffff" w:themeFill="light1"/>
         <w:tcBorders>
-          <w:top w:val="none"/>
-          <w:left w:val="none"/>
+          <w:top w:val="none" w:color="000000" w:sz="4" w:space="0"/>
+          <w:left w:val="none" w:color="000000" w:sz="4" w:space="0"/>
           <w:bottom w:val="single" w:color="000000" w:themeColor="text1" w:themeTint="80" w:sz="4" w:space="0"/>
-          <w:right w:val="none"/>
+          <w:right w:val="none" w:color="000000" w:sz="4" w:space="0"/>
         </w:tcBorders>
       </w:tcPr>
     </w:tblStylePr>
@@ -20800,12 +20891,12 @@
         <w:tblBorders/>
       </w:tblPr>
       <w:tcPr>
-        <w:shd w:color="ffffff"/>
+        <w:shd w:val="clear" w:color="ffffff"/>
         <w:tcBorders>
-          <w:top w:val="none"/>
+          <w:top w:val="none" w:color="000000" w:sz="4" w:space="0"/>
           <w:left w:val="single" w:color="000000" w:themeColor="text1" w:themeTint="80" w:sz="4" w:space="0"/>
-          <w:bottom w:val="none"/>
-          <w:right w:val="none"/>
+          <w:bottom w:val="none" w:color="000000" w:sz="4" w:space="0"/>
+          <w:right w:val="none" w:color="000000" w:sz="4" w:space="0"/>
         </w:tcBorders>
       </w:tcPr>
     </w:tblStylePr>
@@ -20828,9 +20919,9 @@
         <w:shd w:val="clear" w:color="ffffff" w:themeColor="light1" w:fill="ffffff" w:themeFill="light1"/>
         <w:tcBorders>
           <w:top w:val="single" w:color="000000" w:themeColor="text1" w:themeTint="80" w:sz="4" w:space="0"/>
-          <w:left w:val="none"/>
-          <w:bottom w:val="none"/>
-          <w:right w:val="none"/>
+          <w:left w:val="none" w:color="000000" w:sz="4" w:space="0"/>
+          <w:bottom w:val="none" w:color="000000" w:sz="4" w:space="0"/>
+          <w:right w:val="none" w:color="000000" w:sz="4" w:space="0"/>
         </w:tcBorders>
       </w:tcPr>
     </w:tblStylePr>
@@ -20900,9 +20991,9 @@
       </w:tcPr>
     </w:tblStylePr>
   </w:style>
-  <w:style w:type="table" w:styleId="62">
+  <w:style w:type="table" w:styleId="830">
     <w:name w:val="Grid Table 7 Colorful - Accent 1"/>
-    <w:basedOn w:val="665"/>
+    <w:basedOn w:val="966"/>
     <w:uiPriority w:val="99"/>
     <w:pPr>
       <w:pBdr/>
@@ -21004,11 +21095,11 @@
         <w:tblBorders/>
       </w:tblPr>
       <w:tcPr>
-        <w:shd w:color="ffffff"/>
+        <w:shd w:val="clear" w:color="ffffff"/>
         <w:tcBorders>
-          <w:top w:val="none"/>
-          <w:left w:val="none"/>
-          <w:bottom w:val="none"/>
+          <w:top w:val="none" w:color="000000" w:sz="4" w:space="0"/>
+          <w:left w:val="none" w:color="000000" w:sz="4" w:space="0"/>
+          <w:bottom w:val="none" w:color="000000" w:sz="4" w:space="0"/>
           <w:right w:val="single" w:color="000000" w:themeColor="accent1" w:themeTint="80" w:sz="4" w:space="0"/>
         </w:tcBorders>
       </w:tcPr>
@@ -21031,10 +21122,10 @@
       <w:tcPr>
         <w:shd w:val="clear" w:color="ffffff" w:themeColor="light1" w:fill="ffffff" w:themeFill="light1"/>
         <w:tcBorders>
-          <w:top w:val="none"/>
-          <w:left w:val="none"/>
+          <w:top w:val="none" w:color="000000" w:sz="4" w:space="0"/>
+          <w:left w:val="none" w:color="000000" w:sz="4" w:space="0"/>
           <w:bottom w:val="single" w:color="000000" w:themeColor="accent1" w:themeTint="80" w:sz="4" w:space="0"/>
-          <w:right w:val="none"/>
+          <w:right w:val="none" w:color="000000" w:sz="4" w:space="0"/>
         </w:tcBorders>
       </w:tcPr>
     </w:tblStylePr>
@@ -21054,12 +21145,12 @@
         <w:tblBorders/>
       </w:tblPr>
       <w:tcPr>
-        <w:shd w:color="ffffff"/>
+        <w:shd w:val="clear" w:color="ffffff"/>
         <w:tcBorders>
-          <w:top w:val="none"/>
+          <w:top w:val="none" w:color="000000" w:sz="4" w:space="0"/>
           <w:left w:val="single" w:color="000000" w:themeColor="accent1" w:themeTint="80" w:sz="4" w:space="0"/>
-          <w:bottom w:val="none"/>
-          <w:right w:val="none"/>
+          <w:bottom w:val="none" w:color="000000" w:sz="4" w:space="0"/>
+          <w:right w:val="none" w:color="000000" w:sz="4" w:space="0"/>
         </w:tcBorders>
       </w:tcPr>
     </w:tblStylePr>
@@ -21082,9 +21173,9 @@
         <w:shd w:val="clear" w:color="ffffff" w:themeColor="light1" w:fill="ffffff" w:themeFill="light1"/>
         <w:tcBorders>
           <w:top w:val="single" w:color="000000" w:themeColor="accent1" w:themeTint="80" w:sz="4" w:space="0"/>
-          <w:left w:val="none"/>
-          <w:bottom w:val="none"/>
-          <w:right w:val="none"/>
+          <w:left w:val="none" w:color="000000" w:sz="4" w:space="0"/>
+          <w:bottom w:val="none" w:color="000000" w:sz="4" w:space="0"/>
+          <w:right w:val="none" w:color="000000" w:sz="4" w:space="0"/>
         </w:tcBorders>
       </w:tcPr>
     </w:tblStylePr>
@@ -21154,9 +21245,9 @@
       </w:tcPr>
     </w:tblStylePr>
   </w:style>
-  <w:style w:type="table" w:styleId="63">
+  <w:style w:type="table" w:styleId="831">
     <w:name w:val="Grid Table 7 Colorful - Accent 2"/>
-    <w:basedOn w:val="665"/>
+    <w:basedOn w:val="966"/>
     <w:uiPriority w:val="99"/>
     <w:pPr>
       <w:pBdr/>
@@ -21258,11 +21349,11 @@
         <w:tblBorders/>
       </w:tblPr>
       <w:tcPr>
-        <w:shd w:color="ffffff"/>
+        <w:shd w:val="clear" w:color="ffffff"/>
         <w:tcBorders>
-          <w:top w:val="none"/>
-          <w:left w:val="none"/>
-          <w:bottom w:val="none"/>
+          <w:top w:val="none" w:color="000000" w:sz="4" w:space="0"/>
+          <w:left w:val="none" w:color="000000" w:sz="4" w:space="0"/>
+          <w:bottom w:val="none" w:color="000000" w:sz="4" w:space="0"/>
           <w:right w:val="single" w:color="000000" w:themeColor="accent2" w:themeTint="97" w:sz="4" w:space="0"/>
         </w:tcBorders>
       </w:tcPr>
@@ -21285,10 +21376,10 @@
       <w:tcPr>
         <w:shd w:val="clear" w:color="ffffff" w:themeColor="light1" w:fill="ffffff" w:themeFill="light1"/>
         <w:tcBorders>
-          <w:top w:val="none"/>
-          <w:left w:val="none"/>
+          <w:top w:val="none" w:color="000000" w:sz="4" w:space="0"/>
+          <w:left w:val="none" w:color="000000" w:sz="4" w:space="0"/>
           <w:bottom w:val="single" w:color="000000" w:themeColor="accent2" w:themeTint="97" w:sz="4" w:space="0"/>
-          <w:right w:val="none"/>
+          <w:right w:val="none" w:color="000000" w:sz="4" w:space="0"/>
         </w:tcBorders>
       </w:tcPr>
     </w:tblStylePr>
@@ -21308,12 +21399,12 @@
         <w:tblBorders/>
       </w:tblPr>
       <w:tcPr>
-        <w:shd w:color="ffffff"/>
+        <w:shd w:val="clear" w:color="ffffff"/>
         <w:tcBorders>
-          <w:top w:val="none"/>
+          <w:top w:val="none" w:color="000000" w:sz="4" w:space="0"/>
           <w:left w:val="single" w:color="000000" w:themeColor="accent2" w:themeTint="97" w:sz="4" w:space="0"/>
-          <w:bottom w:val="none"/>
-          <w:right w:val="none"/>
+          <w:bottom w:val="none" w:color="000000" w:sz="4" w:space="0"/>
+          <w:right w:val="none" w:color="000000" w:sz="4" w:space="0"/>
         </w:tcBorders>
       </w:tcPr>
     </w:tblStylePr>
@@ -21336,9 +21427,9 @@
         <w:shd w:val="clear" w:color="ffffff" w:themeColor="light1" w:fill="ffffff" w:themeFill="light1"/>
         <w:tcBorders>
           <w:top w:val="single" w:color="000000" w:themeColor="accent2" w:themeTint="97" w:sz="4" w:space="0"/>
-          <w:left w:val="none"/>
-          <w:bottom w:val="none"/>
-          <w:right w:val="none"/>
+          <w:left w:val="none" w:color="000000" w:sz="4" w:space="0"/>
+          <w:bottom w:val="none" w:color="000000" w:sz="4" w:space="0"/>
+          <w:right w:val="none" w:color="000000" w:sz="4" w:space="0"/>
         </w:tcBorders>
       </w:tcPr>
     </w:tblStylePr>
@@ -21408,9 +21499,9 @@
       </w:tcPr>
     </w:tblStylePr>
   </w:style>
-  <w:style w:type="table" w:styleId="64">
+  <w:style w:type="table" w:styleId="832">
     <w:name w:val="Grid Table 7 Colorful - Accent 3"/>
-    <w:basedOn w:val="665"/>
+    <w:basedOn w:val="966"/>
     <w:uiPriority w:val="99"/>
     <w:pPr>
       <w:pBdr/>
@@ -21512,11 +21603,11 @@
         <w:tblBorders/>
       </w:tblPr>
       <w:tcPr>
-        <w:shd w:color="ffffff"/>
+        <w:shd w:val="clear" w:color="ffffff"/>
         <w:tcBorders>
-          <w:top w:val="none"/>
-          <w:left w:val="none"/>
-          <w:bottom w:val="none"/>
+          <w:top w:val="none" w:color="000000" w:sz="4" w:space="0"/>
+          <w:left w:val="none" w:color="000000" w:sz="4" w:space="0"/>
+          <w:bottom w:val="none" w:color="000000" w:sz="4" w:space="0"/>
           <w:right w:val="single" w:color="000000" w:themeColor="accent3" w:themeTint="FE" w:sz="4" w:space="0"/>
         </w:tcBorders>
       </w:tcPr>
@@ -21539,10 +21630,10 @@
       <w:tcPr>
         <w:shd w:val="clear" w:color="ffffff" w:themeColor="light1" w:fill="ffffff" w:themeFill="light1"/>
         <w:tcBorders>
-          <w:top w:val="none"/>
-          <w:left w:val="none"/>
+          <w:top w:val="none" w:color="000000" w:sz="4" w:space="0"/>
+          <w:left w:val="none" w:color="000000" w:sz="4" w:space="0"/>
           <w:bottom w:val="single" w:color="000000" w:themeColor="accent3" w:themeTint="FE" w:sz="4" w:space="0"/>
-          <w:right w:val="none"/>
+          <w:right w:val="none" w:color="000000" w:sz="4" w:space="0"/>
         </w:tcBorders>
       </w:tcPr>
     </w:tblStylePr>
@@ -21562,12 +21653,12 @@
         <w:tblBorders/>
       </w:tblPr>
       <w:tcPr>
-        <w:shd w:color="ffffff"/>
+        <w:shd w:val="clear" w:color="ffffff"/>
         <w:tcBorders>
-          <w:top w:val="none"/>
+          <w:top w:val="none" w:color="000000" w:sz="4" w:space="0"/>
           <w:left w:val="single" w:color="000000" w:themeColor="accent3" w:themeTint="FE" w:sz="4" w:space="0"/>
-          <w:bottom w:val="none"/>
-          <w:right w:val="none"/>
+          <w:bottom w:val="none" w:color="000000" w:sz="4" w:space="0"/>
+          <w:right w:val="none" w:color="000000" w:sz="4" w:space="0"/>
         </w:tcBorders>
       </w:tcPr>
     </w:tblStylePr>
@@ -21590,9 +21681,9 @@
         <w:shd w:val="clear" w:color="ffffff" w:themeColor="light1" w:fill="ffffff" w:themeFill="light1"/>
         <w:tcBorders>
           <w:top w:val="single" w:color="000000" w:themeColor="accent3" w:themeTint="FE" w:sz="4" w:space="0"/>
-          <w:left w:val="none"/>
-          <w:bottom w:val="none"/>
-          <w:right w:val="none"/>
+          <w:left w:val="none" w:color="000000" w:sz="4" w:space="0"/>
+          <w:bottom w:val="none" w:color="000000" w:sz="4" w:space="0"/>
+          <w:right w:val="none" w:color="000000" w:sz="4" w:space="0"/>
         </w:tcBorders>
       </w:tcPr>
     </w:tblStylePr>
@@ -21662,9 +21753,9 @@
       </w:tcPr>
     </w:tblStylePr>
   </w:style>
-  <w:style w:type="table" w:styleId="65">
+  <w:style w:type="table" w:styleId="833">
     <w:name w:val="Grid Table 7 Colorful - Accent 4"/>
-    <w:basedOn w:val="665"/>
+    <w:basedOn w:val="966"/>
     <w:uiPriority w:val="99"/>
     <w:pPr>
       <w:pBdr/>
@@ -21766,11 +21857,11 @@
         <w:tblBorders/>
       </w:tblPr>
       <w:tcPr>
-        <w:shd w:color="ffffff"/>
+        <w:shd w:val="clear" w:color="ffffff"/>
         <w:tcBorders>
-          <w:top w:val="none"/>
-          <w:left w:val="none"/>
-          <w:bottom w:val="none"/>
+          <w:top w:val="none" w:color="000000" w:sz="4" w:space="0"/>
+          <w:left w:val="none" w:color="000000" w:sz="4" w:space="0"/>
+          <w:bottom w:val="none" w:color="000000" w:sz="4" w:space="0"/>
           <w:right w:val="single" w:color="000000" w:themeColor="accent4" w:themeTint="9A" w:sz="4" w:space="0"/>
         </w:tcBorders>
       </w:tcPr>
@@ -21793,10 +21884,10 @@
       <w:tcPr>
         <w:shd w:val="clear" w:color="ffffff" w:themeColor="light1" w:fill="ffffff" w:themeFill="light1"/>
         <w:tcBorders>
-          <w:top w:val="none"/>
-          <w:left w:val="none"/>
+          <w:top w:val="none" w:color="000000" w:sz="4" w:space="0"/>
+          <w:left w:val="none" w:color="000000" w:sz="4" w:space="0"/>
           <w:bottom w:val="single" w:color="000000" w:themeColor="accent4" w:themeTint="9A" w:sz="4" w:space="0"/>
-          <w:right w:val="none"/>
+          <w:right w:val="none" w:color="000000" w:sz="4" w:space="0"/>
         </w:tcBorders>
       </w:tcPr>
     </w:tblStylePr>
@@ -21816,12 +21907,12 @@
         <w:tblBorders/>
       </w:tblPr>
       <w:tcPr>
-        <w:shd w:color="ffffff"/>
+        <w:shd w:val="clear" w:color="ffffff"/>
         <w:tcBorders>
-          <w:top w:val="none"/>
+          <w:top w:val="none" w:color="000000" w:sz="4" w:space="0"/>
           <w:left w:val="single" w:color="000000" w:themeColor="accent4" w:themeTint="9A" w:sz="4" w:space="0"/>
-          <w:bottom w:val="none"/>
-          <w:right w:val="none"/>
+          <w:bottom w:val="none" w:color="000000" w:sz="4" w:space="0"/>
+          <w:right w:val="none" w:color="000000" w:sz="4" w:space="0"/>
         </w:tcBorders>
       </w:tcPr>
     </w:tblStylePr>
@@ -21844,9 +21935,9 @@
         <w:shd w:val="clear" w:color="ffffff" w:themeColor="light1" w:fill="ffffff" w:themeFill="light1"/>
         <w:tcBorders>
           <w:top w:val="single" w:color="000000" w:themeColor="accent4" w:themeTint="9A" w:sz="4" w:space="0"/>
-          <w:left w:val="none"/>
-          <w:bottom w:val="none"/>
-          <w:right w:val="none"/>
+          <w:left w:val="none" w:color="000000" w:sz="4" w:space="0"/>
+          <w:bottom w:val="none" w:color="000000" w:sz="4" w:space="0"/>
+          <w:right w:val="none" w:color="000000" w:sz="4" w:space="0"/>
         </w:tcBorders>
       </w:tcPr>
     </w:tblStylePr>
@@ -21916,9 +22007,9 @@
       </w:tcPr>
     </w:tblStylePr>
   </w:style>
-  <w:style w:type="table" w:styleId="66">
+  <w:style w:type="table" w:styleId="834">
     <w:name w:val="Grid Table 7 Colorful - Accent 5"/>
-    <w:basedOn w:val="665"/>
+    <w:basedOn w:val="966"/>
     <w:uiPriority w:val="99"/>
     <w:pPr>
       <w:pBdr/>
@@ -22020,11 +22111,11 @@
         <w:tblBorders/>
       </w:tblPr>
       <w:tcPr>
-        <w:shd w:color="ffffff"/>
+        <w:shd w:val="clear" w:color="ffffff"/>
         <w:tcBorders>
-          <w:top w:val="none"/>
-          <w:left w:val="none"/>
-          <w:bottom w:val="none"/>
+          <w:top w:val="none" w:color="000000" w:sz="4" w:space="0"/>
+          <w:left w:val="none" w:color="000000" w:sz="4" w:space="0"/>
+          <w:bottom w:val="none" w:color="000000" w:sz="4" w:space="0"/>
           <w:right w:val="single" w:color="000000" w:themeColor="accent5" w:themeTint="90" w:sz="4" w:space="0"/>
         </w:tcBorders>
       </w:tcPr>
@@ -22047,10 +22138,10 @@
       <w:tcPr>
         <w:shd w:val="clear" w:color="ffffff" w:themeColor="light1" w:fill="ffffff" w:themeFill="light1"/>
         <w:tcBorders>
-          <w:top w:val="none"/>
-          <w:left w:val="none"/>
+          <w:top w:val="none" w:color="000000" w:sz="4" w:space="0"/>
+          <w:left w:val="none" w:color="000000" w:sz="4" w:space="0"/>
           <w:bottom w:val="single" w:color="000000" w:themeColor="accent5" w:themeTint="90" w:sz="4" w:space="0"/>
-          <w:right w:val="none"/>
+          <w:right w:val="none" w:color="000000" w:sz="4" w:space="0"/>
         </w:tcBorders>
       </w:tcPr>
     </w:tblStylePr>
@@ -22070,12 +22161,12 @@
         <w:tblBorders/>
       </w:tblPr>
       <w:tcPr>
-        <w:shd w:color="ffffff"/>
+        <w:shd w:val="clear" w:color="ffffff"/>
         <w:tcBorders>
-          <w:top w:val="none"/>
+          <w:top w:val="none" w:color="000000" w:sz="4" w:space="0"/>
           <w:left w:val="single" w:color="000000" w:themeColor="accent5" w:themeTint="90" w:sz="4" w:space="0"/>
-          <w:bottom w:val="none"/>
-          <w:right w:val="none"/>
+          <w:bottom w:val="none" w:color="000000" w:sz="4" w:space="0"/>
+          <w:right w:val="none" w:color="000000" w:sz="4" w:space="0"/>
         </w:tcBorders>
       </w:tcPr>
     </w:tblStylePr>
@@ -22098,9 +22189,9 @@
         <w:shd w:val="clear" w:color="ffffff" w:themeColor="light1" w:fill="ffffff" w:themeFill="light1"/>
         <w:tcBorders>
           <w:top w:val="single" w:color="000000" w:themeColor="accent5" w:themeTint="90" w:sz="4" w:space="0"/>
-          <w:left w:val="none"/>
-          <w:bottom w:val="none"/>
-          <w:right w:val="none"/>
+          <w:left w:val="none" w:color="000000" w:sz="4" w:space="0"/>
+          <w:bottom w:val="none" w:color="000000" w:sz="4" w:space="0"/>
+          <w:right w:val="none" w:color="000000" w:sz="4" w:space="0"/>
         </w:tcBorders>
       </w:tcPr>
     </w:tblStylePr>
@@ -22170,9 +22261,9 @@
       </w:tcPr>
     </w:tblStylePr>
   </w:style>
-  <w:style w:type="table" w:styleId="67">
+  <w:style w:type="table" w:styleId="835">
     <w:name w:val="Grid Table 7 Colorful - Accent 6"/>
-    <w:basedOn w:val="665"/>
+    <w:basedOn w:val="966"/>
     <w:uiPriority w:val="99"/>
     <w:pPr>
       <w:pBdr/>
@@ -22274,11 +22365,11 @@
         <w:tblBorders/>
       </w:tblPr>
       <w:tcPr>
-        <w:shd w:color="ffffff"/>
+        <w:shd w:val="clear" w:color="ffffff"/>
         <w:tcBorders>
-          <w:top w:val="none"/>
-          <w:left w:val="none"/>
-          <w:bottom w:val="none"/>
+          <w:top w:val="none" w:color="000000" w:sz="4" w:space="0"/>
+          <w:left w:val="none" w:color="000000" w:sz="4" w:space="0"/>
+          <w:bottom w:val="none" w:color="000000" w:sz="4" w:space="0"/>
           <w:right w:val="single" w:color="000000" w:themeColor="accent6" w:themeTint="90" w:sz="4" w:space="0"/>
         </w:tcBorders>
       </w:tcPr>
@@ -22301,10 +22392,10 @@
       <w:tcPr>
         <w:shd w:val="clear" w:color="ffffff" w:themeColor="light1" w:fill="ffffff" w:themeFill="light1"/>
         <w:tcBorders>
-          <w:top w:val="none"/>
-          <w:left w:val="none"/>
+          <w:top w:val="none" w:color="000000" w:sz="4" w:space="0"/>
+          <w:left w:val="none" w:color="000000" w:sz="4" w:space="0"/>
           <w:bottom w:val="single" w:color="000000" w:themeColor="accent6" w:themeTint="90" w:sz="4" w:space="0"/>
-          <w:right w:val="none"/>
+          <w:right w:val="none" w:color="000000" w:sz="4" w:space="0"/>
         </w:tcBorders>
       </w:tcPr>
     </w:tblStylePr>
@@ -22324,12 +22415,12 @@
         <w:tblBorders/>
       </w:tblPr>
       <w:tcPr>
-        <w:shd w:color="ffffff"/>
+        <w:shd w:val="clear" w:color="ffffff"/>
         <w:tcBorders>
-          <w:top w:val="none"/>
+          <w:top w:val="none" w:color="000000" w:sz="4" w:space="0"/>
           <w:left w:val="single" w:color="000000" w:themeColor="accent6" w:themeTint="90" w:sz="4" w:space="0"/>
-          <w:bottom w:val="none"/>
-          <w:right w:val="none"/>
+          <w:bottom w:val="none" w:color="000000" w:sz="4" w:space="0"/>
+          <w:right w:val="none" w:color="000000" w:sz="4" w:space="0"/>
         </w:tcBorders>
       </w:tcPr>
     </w:tblStylePr>
@@ -22352,9 +22443,9 @@
         <w:shd w:val="clear" w:color="ffffff" w:themeColor="light1" w:fill="ffffff" w:themeFill="light1"/>
         <w:tcBorders>
           <w:top w:val="single" w:color="000000" w:themeColor="accent6" w:themeTint="90" w:sz="4" w:space="0"/>
-          <w:left w:val="none"/>
-          <w:bottom w:val="none"/>
-          <w:right w:val="none"/>
+          <w:left w:val="none" w:color="000000" w:sz="4" w:space="0"/>
+          <w:bottom w:val="none" w:color="000000" w:sz="4" w:space="0"/>
+          <w:right w:val="none" w:color="000000" w:sz="4" w:space="0"/>
         </w:tcBorders>
       </w:tcPr>
     </w:tblStylePr>
@@ -22424,9 +22515,9 @@
       </w:tcPr>
     </w:tblStylePr>
   </w:style>
-  <w:style w:type="table" w:styleId="68">
+  <w:style w:type="table" w:styleId="836">
     <w:name w:val="List Table 1 Light"/>
-    <w:basedOn w:val="665"/>
+    <w:basedOn w:val="966"/>
     <w:uiPriority w:val="99"/>
     <w:pPr>
       <w:pBdr/>
@@ -22640,9 +22731,9 @@
       </w:tcPr>
     </w:tblStylePr>
   </w:style>
-  <w:style w:type="table" w:styleId="69">
+  <w:style w:type="table" w:styleId="837">
     <w:name w:val="List Table 1 Light - Accent 1"/>
-    <w:basedOn w:val="665"/>
+    <w:basedOn w:val="966"/>
     <w:uiPriority w:val="99"/>
     <w:pPr>
       <w:pBdr/>
@@ -22856,9 +22947,9 @@
       </w:tcPr>
     </w:tblStylePr>
   </w:style>
-  <w:style w:type="table" w:styleId="70">
+  <w:style w:type="table" w:styleId="838">
     <w:name w:val="List Table 1 Light - Accent 2"/>
-    <w:basedOn w:val="665"/>
+    <w:basedOn w:val="966"/>
     <w:uiPriority w:val="99"/>
     <w:pPr>
       <w:pBdr/>
@@ -23072,9 +23163,9 @@
       </w:tcPr>
     </w:tblStylePr>
   </w:style>
-  <w:style w:type="table" w:styleId="71">
+  <w:style w:type="table" w:styleId="839">
     <w:name w:val="List Table 1 Light - Accent 3"/>
-    <w:basedOn w:val="665"/>
+    <w:basedOn w:val="966"/>
     <w:uiPriority w:val="99"/>
     <w:pPr>
       <w:pBdr/>
@@ -23288,9 +23379,9 @@
       </w:tcPr>
     </w:tblStylePr>
   </w:style>
-  <w:style w:type="table" w:styleId="72">
+  <w:style w:type="table" w:styleId="840">
     <w:name w:val="List Table 1 Light - Accent 4"/>
-    <w:basedOn w:val="665"/>
+    <w:basedOn w:val="966"/>
     <w:uiPriority w:val="99"/>
     <w:pPr>
       <w:pBdr/>
@@ -23504,9 +23595,9 @@
       </w:tcPr>
     </w:tblStylePr>
   </w:style>
-  <w:style w:type="table" w:styleId="73">
+  <w:style w:type="table" w:styleId="841">
     <w:name w:val="List Table 1 Light - Accent 5"/>
-    <w:basedOn w:val="665"/>
+    <w:basedOn w:val="966"/>
     <w:uiPriority w:val="99"/>
     <w:pPr>
       <w:pBdr/>
@@ -23720,9 +23811,9 @@
       </w:tcPr>
     </w:tblStylePr>
   </w:style>
-  <w:style w:type="table" w:styleId="74">
+  <w:style w:type="table" w:styleId="842">
     <w:name w:val="List Table 1 Light - Accent 6"/>
-    <w:basedOn w:val="665"/>
+    <w:basedOn w:val="966"/>
     <w:uiPriority w:val="99"/>
     <w:pPr>
       <w:pBdr/>
@@ -23936,9 +24027,9 @@
       </w:tcPr>
     </w:tblStylePr>
   </w:style>
-  <w:style w:type="table" w:styleId="75">
+  <w:style w:type="table" w:styleId="843">
     <w:name w:val="List Table 2"/>
-    <w:basedOn w:val="665"/>
+    <w:basedOn w:val="966"/>
     <w:uiPriority w:val="99"/>
     <w:pPr>
       <w:pBdr/>
@@ -24174,9 +24265,9 @@
       </w:tcPr>
     </w:tblStylePr>
   </w:style>
-  <w:style w:type="table" w:styleId="76">
+  <w:style w:type="table" w:styleId="844">
     <w:name w:val="List Table 2 - Accent 1"/>
-    <w:basedOn w:val="665"/>
+    <w:basedOn w:val="966"/>
     <w:uiPriority w:val="99"/>
     <w:pPr>
       <w:pBdr/>
@@ -24412,9 +24503,9 @@
       </w:tcPr>
     </w:tblStylePr>
   </w:style>
-  <w:style w:type="table" w:styleId="77">
+  <w:style w:type="table" w:styleId="845">
     <w:name w:val="List Table 2 - Accent 2"/>
-    <w:basedOn w:val="665"/>
+    <w:basedOn w:val="966"/>
     <w:uiPriority w:val="99"/>
     <w:pPr>
       <w:pBdr/>
@@ -24650,9 +24741,9 @@
       </w:tcPr>
     </w:tblStylePr>
   </w:style>
-  <w:style w:type="table" w:styleId="78">
+  <w:style w:type="table" w:styleId="846">
     <w:name w:val="List Table 2 - Accent 3"/>
-    <w:basedOn w:val="665"/>
+    <w:basedOn w:val="966"/>
     <w:uiPriority w:val="99"/>
     <w:pPr>
       <w:pBdr/>
@@ -24888,9 +24979,9 @@
       </w:tcPr>
     </w:tblStylePr>
   </w:style>
-  <w:style w:type="table" w:styleId="79">
+  <w:style w:type="table" w:styleId="847">
     <w:name w:val="List Table 2 - Accent 4"/>
-    <w:basedOn w:val="665"/>
+    <w:basedOn w:val="966"/>
     <w:uiPriority w:val="99"/>
     <w:pPr>
       <w:pBdr/>
@@ -25126,9 +25217,9 @@
       </w:tcPr>
     </w:tblStylePr>
   </w:style>
-  <w:style w:type="table" w:styleId="80">
+  <w:style w:type="table" w:styleId="848">
     <w:name w:val="List Table 2 - Accent 5"/>
-    <w:basedOn w:val="665"/>
+    <w:basedOn w:val="966"/>
     <w:uiPriority w:val="99"/>
     <w:pPr>
       <w:pBdr/>
@@ -25364,9 +25455,9 @@
       </w:tcPr>
     </w:tblStylePr>
   </w:style>
-  <w:style w:type="table" w:styleId="81">
+  <w:style w:type="table" w:styleId="849">
     <w:name w:val="List Table 2 - Accent 6"/>
-    <w:basedOn w:val="665"/>
+    <w:basedOn w:val="966"/>
     <w:uiPriority w:val="99"/>
     <w:pPr>
       <w:pBdr/>
@@ -25602,9 +25693,9 @@
       </w:tcPr>
     </w:tblStylePr>
   </w:style>
-  <w:style w:type="table" w:styleId="82">
+  <w:style w:type="table" w:styleId="850">
     <w:name w:val="List Table 3"/>
-    <w:basedOn w:val="665"/>
+    <w:basedOn w:val="966"/>
     <w:uiPriority w:val="99"/>
     <w:pPr>
       <w:pBdr/>
@@ -25830,9 +25921,9 @@
       </w:tcPr>
     </w:tblStylePr>
   </w:style>
-  <w:style w:type="table" w:styleId="83">
+  <w:style w:type="table" w:styleId="851">
     <w:name w:val="List Table 3 - Accent 1"/>
-    <w:basedOn w:val="665"/>
+    <w:basedOn w:val="966"/>
     <w:uiPriority w:val="99"/>
     <w:pPr>
       <w:pBdr/>
@@ -26058,9 +26149,9 @@
       </w:tcPr>
     </w:tblStylePr>
   </w:style>
-  <w:style w:type="table" w:styleId="84">
+  <w:style w:type="table" w:styleId="852">
     <w:name w:val="List Table 3 - Accent 2"/>
-    <w:basedOn w:val="665"/>
+    <w:basedOn w:val="966"/>
     <w:uiPriority w:val="99"/>
     <w:pPr>
       <w:pBdr/>
@@ -26286,9 +26377,9 @@
       </w:tcPr>
     </w:tblStylePr>
   </w:style>
-  <w:style w:type="table" w:styleId="85">
+  <w:style w:type="table" w:styleId="853">
     <w:name w:val="List Table 3 - Accent 3"/>
-    <w:basedOn w:val="665"/>
+    <w:basedOn w:val="966"/>
     <w:uiPriority w:val="99"/>
     <w:pPr>
       <w:pBdr/>
@@ -26514,9 +26605,9 @@
       </w:tcPr>
     </w:tblStylePr>
   </w:style>
-  <w:style w:type="table" w:styleId="86">
+  <w:style w:type="table" w:styleId="854">
     <w:name w:val="List Table 3 - Accent 4"/>
-    <w:basedOn w:val="665"/>
+    <w:basedOn w:val="966"/>
     <w:uiPriority w:val="99"/>
     <w:pPr>
       <w:pBdr/>
@@ -26742,9 +26833,9 @@
       </w:tcPr>
     </w:tblStylePr>
   </w:style>
-  <w:style w:type="table" w:styleId="87">
+  <w:style w:type="table" w:styleId="855">
     <w:name w:val="List Table 3 - Accent 5"/>
-    <w:basedOn w:val="665"/>
+    <w:basedOn w:val="966"/>
     <w:uiPriority w:val="99"/>
     <w:pPr>
       <w:pBdr/>
@@ -26970,9 +27061,9 @@
       </w:tcPr>
     </w:tblStylePr>
   </w:style>
-  <w:style w:type="table" w:styleId="88">
+  <w:style w:type="table" w:styleId="856">
     <w:name w:val="List Table 3 - Accent 6"/>
-    <w:basedOn w:val="665"/>
+    <w:basedOn w:val="966"/>
     <w:uiPriority w:val="99"/>
     <w:pPr>
       <w:pBdr/>
@@ -27198,9 +27289,9 @@
       </w:tcPr>
     </w:tblStylePr>
   </w:style>
-  <w:style w:type="table" w:styleId="89">
+  <w:style w:type="table" w:styleId="857">
     <w:name w:val="List Table 4"/>
-    <w:basedOn w:val="665"/>
+    <w:basedOn w:val="966"/>
     <w:uiPriority w:val="99"/>
     <w:pPr>
       <w:pBdr/>
@@ -27423,9 +27514,9 @@
       </w:tcPr>
     </w:tblStylePr>
   </w:style>
-  <w:style w:type="table" w:styleId="90">
+  <w:style w:type="table" w:styleId="858">
     <w:name w:val="List Table 4 - Accent 1"/>
-    <w:basedOn w:val="665"/>
+    <w:basedOn w:val="966"/>
     <w:uiPriority w:val="99"/>
     <w:pPr>
       <w:pBdr/>
@@ -27648,9 +27739,9 @@
       </w:tcPr>
     </w:tblStylePr>
   </w:style>
-  <w:style w:type="table" w:styleId="91">
+  <w:style w:type="table" w:styleId="859">
     <w:name w:val="List Table 4 - Accent 2"/>
-    <w:basedOn w:val="665"/>
+    <w:basedOn w:val="966"/>
     <w:uiPriority w:val="99"/>
     <w:pPr>
       <w:pBdr/>
@@ -27873,9 +27964,9 @@
       </w:tcPr>
     </w:tblStylePr>
   </w:style>
-  <w:style w:type="table" w:styleId="92">
+  <w:style w:type="table" w:styleId="860">
     <w:name w:val="List Table 4 - Accent 3"/>
-    <w:basedOn w:val="665"/>
+    <w:basedOn w:val="966"/>
     <w:uiPriority w:val="99"/>
     <w:pPr>
       <w:pBdr/>
@@ -28098,9 +28189,9 @@
       </w:tcPr>
     </w:tblStylePr>
   </w:style>
-  <w:style w:type="table" w:styleId="93">
+  <w:style w:type="table" w:styleId="861">
     <w:name w:val="List Table 4 - Accent 4"/>
-    <w:basedOn w:val="665"/>
+    <w:basedOn w:val="966"/>
     <w:uiPriority w:val="99"/>
     <w:pPr>
       <w:pBdr/>
@@ -28323,9 +28414,9 @@
       </w:tcPr>
     </w:tblStylePr>
   </w:style>
-  <w:style w:type="table" w:styleId="94">
+  <w:style w:type="table" w:styleId="862">
     <w:name w:val="List Table 4 - Accent 5"/>
-    <w:basedOn w:val="665"/>
+    <w:basedOn w:val="966"/>
     <w:uiPriority w:val="99"/>
     <w:pPr>
       <w:pBdr/>
@@ -28548,9 +28639,9 @@
       </w:tcPr>
     </w:tblStylePr>
   </w:style>
-  <w:style w:type="table" w:styleId="95">
+  <w:style w:type="table" w:styleId="863">
     <w:name w:val="List Table 4 - Accent 6"/>
-    <w:basedOn w:val="665"/>
+    <w:basedOn w:val="966"/>
     <w:uiPriority w:val="99"/>
     <w:pPr>
       <w:pBdr/>
@@ -28773,9 +28864,9 @@
       </w:tcPr>
     </w:tblStylePr>
   </w:style>
-  <w:style w:type="table" w:styleId="96">
+  <w:style w:type="table" w:styleId="864">
     <w:name w:val="List Table 5 Dark"/>
-    <w:basedOn w:val="665"/>
+    <w:basedOn w:val="966"/>
     <w:uiPriority w:val="99"/>
     <w:pPr>
       <w:pBdr/>
@@ -29015,9 +29106,9 @@
       </w:tcPr>
     </w:tblStylePr>
   </w:style>
-  <w:style w:type="table" w:styleId="97">
+  <w:style w:type="table" w:styleId="865">
     <w:name w:val="List Table 5 Dark - Accent 1"/>
-    <w:basedOn w:val="665"/>
+    <w:basedOn w:val="966"/>
     <w:uiPriority w:val="99"/>
     <w:pPr>
       <w:pBdr/>
@@ -29257,9 +29348,9 @@
       </w:tcPr>
     </w:tblStylePr>
   </w:style>
-  <w:style w:type="table" w:styleId="98">
+  <w:style w:type="table" w:styleId="866">
     <w:name w:val="List Table 5 Dark - Accent 2"/>
-    <w:basedOn w:val="665"/>
+    <w:basedOn w:val="966"/>
     <w:uiPriority w:val="99"/>
     <w:pPr>
       <w:pBdr/>
@@ -29499,9 +29590,9 @@
       </w:tcPr>
     </w:tblStylePr>
   </w:style>
-  <w:style w:type="table" w:styleId="99">
+  <w:style w:type="table" w:styleId="867">
     <w:name w:val="List Table 5 Dark - Accent 3"/>
-    <w:basedOn w:val="665"/>
+    <w:basedOn w:val="966"/>
     <w:uiPriority w:val="99"/>
     <w:pPr>
       <w:pBdr/>
@@ -29741,9 +29832,9 @@
       </w:tcPr>
     </w:tblStylePr>
   </w:style>
-  <w:style w:type="table" w:styleId="100">
+  <w:style w:type="table" w:styleId="868">
     <w:name w:val="List Table 5 Dark - Accent 4"/>
-    <w:basedOn w:val="665"/>
+    <w:basedOn w:val="966"/>
     <w:uiPriority w:val="99"/>
     <w:pPr>
       <w:pBdr/>
@@ -29983,9 +30074,9 @@
       </w:tcPr>
     </w:tblStylePr>
   </w:style>
-  <w:style w:type="table" w:styleId="101">
+  <w:style w:type="table" w:styleId="869">
     <w:name w:val="List Table 5 Dark - Accent 5"/>
-    <w:basedOn w:val="665"/>
+    <w:basedOn w:val="966"/>
     <w:uiPriority w:val="99"/>
     <w:pPr>
       <w:pBdr/>
@@ -30225,9 +30316,9 @@
       </w:tcPr>
     </w:tblStylePr>
   </w:style>
-  <w:style w:type="table" w:styleId="102">
+  <w:style w:type="table" w:styleId="870">
     <w:name w:val="List Table 5 Dark - Accent 6"/>
-    <w:basedOn w:val="665"/>
+    <w:basedOn w:val="966"/>
     <w:uiPriority w:val="99"/>
     <w:pPr>
       <w:pBdr/>
@@ -30467,9 +30558,9 @@
       </w:tcPr>
     </w:tblStylePr>
   </w:style>
-  <w:style w:type="table" w:styleId="103">
+  <w:style w:type="table" w:styleId="871">
     <w:name w:val="List Table 6 Colorful"/>
-    <w:basedOn w:val="665"/>
+    <w:basedOn w:val="966"/>
     <w:uiPriority w:val="99"/>
     <w:pPr>
       <w:pBdr/>
@@ -30690,9 +30781,9 @@
       </w:tcPr>
     </w:tblStylePr>
   </w:style>
-  <w:style w:type="table" w:styleId="104">
+  <w:style w:type="table" w:styleId="872">
     <w:name w:val="List Table 6 Colorful - Accent 1"/>
-    <w:basedOn w:val="665"/>
+    <w:basedOn w:val="966"/>
     <w:uiPriority w:val="99"/>
     <w:pPr>
       <w:pBdr/>
@@ -30913,9 +31004,9 @@
       </w:tcPr>
     </w:tblStylePr>
   </w:style>
-  <w:style w:type="table" w:styleId="105">
+  <w:style w:type="table" w:styleId="873">
     <w:name w:val="List Table 6 Colorful - Accent 2"/>
-    <w:basedOn w:val="665"/>
+    <w:basedOn w:val="966"/>
     <w:uiPriority w:val="99"/>
     <w:pPr>
       <w:pBdr/>
@@ -31136,9 +31227,9 @@
       </w:tcPr>
     </w:tblStylePr>
   </w:style>
-  <w:style w:type="table" w:styleId="106">
+  <w:style w:type="table" w:styleId="874">
     <w:name w:val="List Table 6 Colorful - Accent 3"/>
-    <w:basedOn w:val="665"/>
+    <w:basedOn w:val="966"/>
     <w:uiPriority w:val="99"/>
     <w:pPr>
       <w:pBdr/>
@@ -31359,9 +31450,9 @@
       </w:tcPr>
     </w:tblStylePr>
   </w:style>
-  <w:style w:type="table" w:styleId="107">
+  <w:style w:type="table" w:styleId="875">
     <w:name w:val="List Table 6 Colorful - Accent 4"/>
-    <w:basedOn w:val="665"/>
+    <w:basedOn w:val="966"/>
     <w:uiPriority w:val="99"/>
     <w:pPr>
       <w:pBdr/>
@@ -31582,9 +31673,9 @@
       </w:tcPr>
     </w:tblStylePr>
   </w:style>
-  <w:style w:type="table" w:styleId="108">
+  <w:style w:type="table" w:styleId="876">
     <w:name w:val="List Table 6 Colorful - Accent 5"/>
-    <w:basedOn w:val="665"/>
+    <w:basedOn w:val="966"/>
     <w:uiPriority w:val="99"/>
     <w:pPr>
       <w:pBdr/>
@@ -31805,9 +31896,9 @@
       </w:tcPr>
     </w:tblStylePr>
   </w:style>
-  <w:style w:type="table" w:styleId="109">
+  <w:style w:type="table" w:styleId="877">
     <w:name w:val="List Table 6 Colorful - Accent 6"/>
-    <w:basedOn w:val="665"/>
+    <w:basedOn w:val="966"/>
     <w:uiPriority w:val="99"/>
     <w:pPr>
       <w:pBdr/>
@@ -32028,9 +32119,9 @@
       </w:tcPr>
     </w:tblStylePr>
   </w:style>
-  <w:style w:type="table" w:styleId="110">
+  <w:style w:type="table" w:styleId="878">
     <w:name w:val="List Table 7 Colorful"/>
-    <w:basedOn w:val="665"/>
+    <w:basedOn w:val="966"/>
     <w:uiPriority w:val="99"/>
     <w:pPr>
       <w:pBdr/>
@@ -32129,11 +32220,11 @@
         <w:tblBorders/>
       </w:tblPr>
       <w:tcPr>
-        <w:shd w:color="ffffff"/>
+        <w:shd w:val="clear" w:color="ffffff"/>
         <w:tcBorders>
-          <w:top w:val="none"/>
-          <w:left w:val="none"/>
-          <w:bottom w:val="none"/>
+          <w:top w:val="none" w:color="000000" w:sz="4" w:space="0"/>
+          <w:left w:val="none" w:color="000000" w:sz="4" w:space="0"/>
+          <w:bottom w:val="none" w:color="000000" w:sz="4" w:space="0"/>
           <w:right w:val="single" w:color="000000" w:themeColor="text1" w:themeTint="80" w:sz="4" w:space="0"/>
         </w:tcBorders>
       </w:tcPr>
@@ -32156,10 +32247,10 @@
       <w:tcPr>
         <w:shd w:val="clear" w:color="ffffff" w:themeColor="light1" w:fill="ffffff" w:themeFill="light1"/>
         <w:tcBorders>
-          <w:top w:val="none"/>
-          <w:left w:val="none"/>
+          <w:top w:val="none" w:color="000000" w:sz="4" w:space="0"/>
+          <w:left w:val="none" w:color="000000" w:sz="4" w:space="0"/>
           <w:bottom w:val="single" w:color="000000" w:themeColor="text1" w:themeTint="80" w:sz="4" w:space="0"/>
-          <w:right w:val="none"/>
+          <w:right w:val="none" w:color="000000" w:sz="4" w:space="0"/>
         </w:tcBorders>
       </w:tcPr>
     </w:tblStylePr>
@@ -32179,12 +32270,12 @@
         <w:tblBorders/>
       </w:tblPr>
       <w:tcPr>
-        <w:shd w:color="ffffff"/>
+        <w:shd w:val="clear" w:color="ffffff"/>
         <w:tcBorders>
-          <w:top w:val="none"/>
+          <w:top w:val="none" w:color="000000" w:sz="4" w:space="0"/>
           <w:left w:val="single" w:color="000000" w:themeColor="text1" w:themeTint="80" w:sz="4" w:space="0"/>
-          <w:bottom w:val="none"/>
-          <w:right w:val="none"/>
+          <w:bottom w:val="none" w:color="000000" w:sz="4" w:space="0"/>
+          <w:right w:val="none" w:color="000000" w:sz="4" w:space="0"/>
         </w:tcBorders>
       </w:tcPr>
     </w:tblStylePr>
@@ -32207,9 +32298,9 @@
         <w:shd w:val="clear" w:color="ffffff" w:themeColor="light1" w:fill="ffffff" w:themeFill="light1"/>
         <w:tcBorders>
           <w:top w:val="single" w:color="000000" w:themeColor="text1" w:themeTint="80" w:sz="4" w:space="0"/>
-          <w:left w:val="none"/>
-          <w:bottom w:val="none"/>
-          <w:right w:val="none"/>
+          <w:left w:val="none" w:color="000000" w:sz="4" w:space="0"/>
+          <w:bottom w:val="none" w:color="000000" w:sz="4" w:space="0"/>
+          <w:right w:val="none" w:color="000000" w:sz="4" w:space="0"/>
         </w:tcBorders>
       </w:tcPr>
     </w:tblStylePr>
@@ -32284,9 +32375,9 @@
       </w:tcPr>
     </w:tblStylePr>
   </w:style>
-  <w:style w:type="table" w:styleId="111">
+  <w:style w:type="table" w:styleId="879">
     <w:name w:val="List Table 7 Colorful - Accent 1"/>
-    <w:basedOn w:val="665"/>
+    <w:basedOn w:val="966"/>
     <w:uiPriority w:val="99"/>
     <w:pPr>
       <w:pBdr/>
@@ -32385,11 +32476,11 @@
         <w:tblBorders/>
       </w:tblPr>
       <w:tcPr>
-        <w:shd w:color="ffffff"/>
+        <w:shd w:val="clear" w:color="ffffff"/>
         <w:tcBorders>
-          <w:top w:val="none"/>
-          <w:left w:val="none"/>
-          <w:bottom w:val="none"/>
+          <w:top w:val="none" w:color="000000" w:sz="4" w:space="0"/>
+          <w:left w:val="none" w:color="000000" w:sz="4" w:space="0"/>
+          <w:bottom w:val="none" w:color="000000" w:sz="4" w:space="0"/>
           <w:right w:val="single" w:color="000000" w:themeColor="accent1" w:sz="4" w:space="0"/>
         </w:tcBorders>
       </w:tcPr>
@@ -32412,10 +32503,10 @@
       <w:tcPr>
         <w:shd w:val="clear" w:color="ffffff" w:themeColor="light1" w:fill="ffffff" w:themeFill="light1"/>
         <w:tcBorders>
-          <w:top w:val="none"/>
-          <w:left w:val="none"/>
+          <w:top w:val="none" w:color="000000" w:sz="4" w:space="0"/>
+          <w:left w:val="none" w:color="000000" w:sz="4" w:space="0"/>
           <w:bottom w:val="single" w:color="000000" w:themeColor="accent1" w:sz="4" w:space="0"/>
-          <w:right w:val="none"/>
+          <w:right w:val="none" w:color="000000" w:sz="4" w:space="0"/>
         </w:tcBorders>
       </w:tcPr>
     </w:tblStylePr>
@@ -32435,12 +32526,12 @@
         <w:tblBorders/>
       </w:tblPr>
       <w:tcPr>
-        <w:shd w:color="ffffff"/>
+        <w:shd w:val="clear" w:color="ffffff"/>
         <w:tcBorders>
-          <w:top w:val="none"/>
+          <w:top w:val="none" w:color="000000" w:sz="4" w:space="0"/>
           <w:left w:val="single" w:color="000000" w:themeColor="accent1" w:sz="4" w:space="0"/>
-          <w:bottom w:val="none"/>
-          <w:right w:val="none"/>
+          <w:bottom w:val="none" w:color="000000" w:sz="4" w:space="0"/>
+          <w:right w:val="none" w:color="000000" w:sz="4" w:space="0"/>
         </w:tcBorders>
       </w:tcPr>
     </w:tblStylePr>
@@ -32463,9 +32554,9 @@
         <w:shd w:val="clear" w:color="ffffff" w:themeColor="light1" w:fill="ffffff" w:themeFill="light1"/>
         <w:tcBorders>
           <w:top w:val="single" w:color="000000" w:themeColor="accent1" w:sz="4" w:space="0"/>
-          <w:left w:val="none"/>
-          <w:bottom w:val="none"/>
-          <w:right w:val="none"/>
+          <w:left w:val="none" w:color="000000" w:sz="4" w:space="0"/>
+          <w:bottom w:val="none" w:color="000000" w:sz="4" w:space="0"/>
+          <w:right w:val="none" w:color="000000" w:sz="4" w:space="0"/>
         </w:tcBorders>
       </w:tcPr>
     </w:tblStylePr>
@@ -32540,9 +32631,9 @@
       </w:tcPr>
     </w:tblStylePr>
   </w:style>
-  <w:style w:type="table" w:styleId="112">
+  <w:style w:type="table" w:styleId="880">
     <w:name w:val="List Table 7 Colorful - Accent 2"/>
-    <w:basedOn w:val="665"/>
+    <w:basedOn w:val="966"/>
     <w:uiPriority w:val="99"/>
     <w:pPr>
       <w:pBdr/>
@@ -32641,11 +32732,11 @@
         <w:tblBorders/>
       </w:tblPr>
       <w:tcPr>
-        <w:shd w:color="ffffff"/>
+        <w:shd w:val="clear" w:color="ffffff"/>
         <w:tcBorders>
-          <w:top w:val="none"/>
-          <w:left w:val="none"/>
-          <w:bottom w:val="none"/>
+          <w:top w:val="none" w:color="000000" w:sz="4" w:space="0"/>
+          <w:left w:val="none" w:color="000000" w:sz="4" w:space="0"/>
+          <w:bottom w:val="none" w:color="000000" w:sz="4" w:space="0"/>
           <w:right w:val="single" w:color="000000" w:themeColor="accent2" w:themeTint="97" w:sz="4" w:space="0"/>
         </w:tcBorders>
       </w:tcPr>
@@ -32668,10 +32759,10 @@
       <w:tcPr>
         <w:shd w:val="clear" w:color="ffffff" w:themeColor="light1" w:fill="ffffff" w:themeFill="light1"/>
         <w:tcBorders>
-          <w:top w:val="none"/>
-          <w:left w:val="none"/>
+          <w:top w:val="none" w:color="000000" w:sz="4" w:space="0"/>
+          <w:left w:val="none" w:color="000000" w:sz="4" w:space="0"/>
           <w:bottom w:val="single" w:color="000000" w:themeColor="accent2" w:themeTint="97" w:sz="4" w:space="0"/>
-          <w:right w:val="none"/>
+          <w:right w:val="none" w:color="000000" w:sz="4" w:space="0"/>
         </w:tcBorders>
       </w:tcPr>
     </w:tblStylePr>
@@ -32691,12 +32782,12 @@
         <w:tblBorders/>
       </w:tblPr>
       <w:tcPr>
-        <w:shd w:color="ffffff"/>
+        <w:shd w:val="clear" w:color="ffffff"/>
         <w:tcBorders>
-          <w:top w:val="none"/>
+          <w:top w:val="none" w:color="000000" w:sz="4" w:space="0"/>
           <w:left w:val="single" w:color="000000" w:themeColor="accent2" w:themeTint="97" w:sz="4" w:space="0"/>
-          <w:bottom w:val="none"/>
-          <w:right w:val="none"/>
+          <w:bottom w:val="none" w:color="000000" w:sz="4" w:space="0"/>
+          <w:right w:val="none" w:color="000000" w:sz="4" w:space="0"/>
         </w:tcBorders>
       </w:tcPr>
     </w:tblStylePr>
@@ -32719,9 +32810,9 @@
         <w:shd w:val="clear" w:color="ffffff" w:themeColor="light1" w:fill="ffffff" w:themeFill="light1"/>
         <w:tcBorders>
           <w:top w:val="single" w:color="000000" w:themeColor="accent2" w:themeTint="97" w:sz="4" w:space="0"/>
-          <w:left w:val="none"/>
-          <w:bottom w:val="none"/>
-          <w:right w:val="none"/>
+          <w:left w:val="none" w:color="000000" w:sz="4" w:space="0"/>
+          <w:bottom w:val="none" w:color="000000" w:sz="4" w:space="0"/>
+          <w:right w:val="none" w:color="000000" w:sz="4" w:space="0"/>
         </w:tcBorders>
       </w:tcPr>
     </w:tblStylePr>
@@ -32796,9 +32887,9 @@
       </w:tcPr>
     </w:tblStylePr>
   </w:style>
-  <w:style w:type="table" w:styleId="113">
+  <w:style w:type="table" w:styleId="881">
     <w:name w:val="List Table 7 Colorful - Accent 3"/>
-    <w:basedOn w:val="665"/>
+    <w:basedOn w:val="966"/>
     <w:uiPriority w:val="99"/>
     <w:pPr>
       <w:pBdr/>
@@ -32897,11 +32988,11 @@
         <w:tblBorders/>
       </w:tblPr>
       <w:tcPr>
-        <w:shd w:color="ffffff"/>
+        <w:shd w:val="clear" w:color="ffffff"/>
         <w:tcBorders>
-          <w:top w:val="none"/>
-          <w:left w:val="none"/>
-          <w:bottom w:val="none"/>
+          <w:top w:val="none" w:color="000000" w:sz="4" w:space="0"/>
+          <w:left w:val="none" w:color="000000" w:sz="4" w:space="0"/>
+          <w:bottom w:val="none" w:color="000000" w:sz="4" w:space="0"/>
           <w:right w:val="single" w:color="000000" w:themeColor="accent3" w:themeTint="98" w:sz="4" w:space="0"/>
         </w:tcBorders>
       </w:tcPr>
@@ -32924,10 +33015,10 @@
       <w:tcPr>
         <w:shd w:val="clear" w:color="ffffff" w:themeColor="light1" w:fill="ffffff" w:themeFill="light1"/>
         <w:tcBorders>
-          <w:top w:val="none"/>
-          <w:left w:val="none"/>
+          <w:top w:val="none" w:color="000000" w:sz="4" w:space="0"/>
+          <w:left w:val="none" w:color="000000" w:sz="4" w:space="0"/>
           <w:bottom w:val="single" w:color="000000" w:themeColor="accent3" w:themeTint="98" w:sz="4" w:space="0"/>
-          <w:right w:val="none"/>
+          <w:right w:val="none" w:color="000000" w:sz="4" w:space="0"/>
         </w:tcBorders>
       </w:tcPr>
     </w:tblStylePr>
@@ -32947,12 +33038,12 @@
         <w:tblBorders/>
       </w:tblPr>
       <w:tcPr>
-        <w:shd w:color="ffffff"/>
+        <w:shd w:val="clear" w:color="ffffff"/>
         <w:tcBorders>
-          <w:top w:val="none"/>
+          <w:top w:val="none" w:color="000000" w:sz="4" w:space="0"/>
           <w:left w:val="single" w:color="000000" w:themeColor="accent3" w:themeTint="98" w:sz="4" w:space="0"/>
-          <w:bottom w:val="none"/>
-          <w:right w:val="none"/>
+          <w:bottom w:val="none" w:color="000000" w:sz="4" w:space="0"/>
+          <w:right w:val="none" w:color="000000" w:sz="4" w:space="0"/>
         </w:tcBorders>
       </w:tcPr>
     </w:tblStylePr>
@@ -32975,9 +33066,9 @@
         <w:shd w:val="clear" w:color="ffffff" w:themeColor="light1" w:fill="ffffff" w:themeFill="light1"/>
         <w:tcBorders>
           <w:top w:val="single" w:color="000000" w:themeColor="accent3" w:themeTint="98" w:sz="4" w:space="0"/>
-          <w:left w:val="none"/>
-          <w:bottom w:val="none"/>
-          <w:right w:val="none"/>
+          <w:left w:val="none" w:color="000000" w:sz="4" w:space="0"/>
+          <w:bottom w:val="none" w:color="000000" w:sz="4" w:space="0"/>
+          <w:right w:val="none" w:color="000000" w:sz="4" w:space="0"/>
         </w:tcBorders>
       </w:tcPr>
     </w:tblStylePr>
@@ -33052,9 +33143,9 @@
       </w:tcPr>
     </w:tblStylePr>
   </w:style>
-  <w:style w:type="table" w:styleId="114">
+  <w:style w:type="table" w:styleId="882">
     <w:name w:val="List Table 7 Colorful - Accent 4"/>
-    <w:basedOn w:val="665"/>
+    <w:basedOn w:val="966"/>
     <w:uiPriority w:val="99"/>
     <w:pPr>
       <w:pBdr/>
@@ -33153,11 +33244,11 @@
         <w:tblBorders/>
       </w:tblPr>
       <w:tcPr>
-        <w:shd w:color="ffffff"/>
+        <w:shd w:val="clear" w:color="ffffff"/>
         <w:tcBorders>
-          <w:top w:val="none"/>
-          <w:left w:val="none"/>
-          <w:bottom w:val="none"/>
+          <w:top w:val="none" w:color="000000" w:sz="4" w:space="0"/>
+          <w:left w:val="none" w:color="000000" w:sz="4" w:space="0"/>
+          <w:bottom w:val="none" w:color="000000" w:sz="4" w:space="0"/>
           <w:right w:val="single" w:color="000000" w:themeColor="accent4" w:themeTint="9A" w:sz="4" w:space="0"/>
         </w:tcBorders>
       </w:tcPr>
@@ -33180,10 +33271,10 @@
       <w:tcPr>
         <w:shd w:val="clear" w:color="ffffff" w:themeColor="light1" w:fill="ffffff" w:themeFill="light1"/>
         <w:tcBorders>
-          <w:top w:val="none"/>
-          <w:left w:val="none"/>
+          <w:top w:val="none" w:color="000000" w:sz="4" w:space="0"/>
+          <w:left w:val="none" w:color="000000" w:sz="4" w:space="0"/>
           <w:bottom w:val="single" w:color="000000" w:themeColor="accent4" w:themeTint="9A" w:sz="4" w:space="0"/>
-          <w:right w:val="none"/>
+          <w:right w:val="none" w:color="000000" w:sz="4" w:space="0"/>
         </w:tcBorders>
       </w:tcPr>
     </w:tblStylePr>
@@ -33203,12 +33294,12 @@
         <w:tblBorders/>
       </w:tblPr>
       <w:tcPr>
-        <w:shd w:color="ffffff"/>
+        <w:shd w:val="clear" w:color="ffffff"/>
         <w:tcBorders>
-          <w:top w:val="none"/>
+          <w:top w:val="none" w:color="000000" w:sz="4" w:space="0"/>
           <w:left w:val="single" w:color="000000" w:themeColor="accent4" w:themeTint="9A" w:sz="4" w:space="0"/>
-          <w:bottom w:val="none"/>
-          <w:right w:val="none"/>
+          <w:bottom w:val="none" w:color="000000" w:sz="4" w:space="0"/>
+          <w:right w:val="none" w:color="000000" w:sz="4" w:space="0"/>
         </w:tcBorders>
       </w:tcPr>
     </w:tblStylePr>
@@ -33231,9 +33322,9 @@
         <w:shd w:val="clear" w:color="ffffff" w:themeColor="light1" w:fill="ffffff" w:themeFill="light1"/>
         <w:tcBorders>
           <w:top w:val="single" w:color="000000" w:themeColor="accent4" w:themeTint="9A" w:sz="4" w:space="0"/>
-          <w:left w:val="none"/>
-          <w:bottom w:val="none"/>
-          <w:right w:val="none"/>
+          <w:left w:val="none" w:color="000000" w:sz="4" w:space="0"/>
+          <w:bottom w:val="none" w:color="000000" w:sz="4" w:space="0"/>
+          <w:right w:val="none" w:color="000000" w:sz="4" w:space="0"/>
         </w:tcBorders>
       </w:tcPr>
     </w:tblStylePr>
@@ -33308,9 +33399,9 @@
       </w:tcPr>
     </w:tblStylePr>
   </w:style>
-  <w:style w:type="table" w:styleId="115">
+  <w:style w:type="table" w:styleId="883">
     <w:name w:val="List Table 7 Colorful - Accent 5"/>
-    <w:basedOn w:val="665"/>
+    <w:basedOn w:val="966"/>
     <w:uiPriority w:val="99"/>
     <w:pPr>
       <w:pBdr/>
@@ -33409,11 +33500,11 @@
         <w:tblBorders/>
       </w:tblPr>
       <w:tcPr>
-        <w:shd w:color="ffffff"/>
+        <w:shd w:val="clear" w:color="ffffff"/>
         <w:tcBorders>
-          <w:top w:val="none"/>
-          <w:left w:val="none"/>
-          <w:bottom w:val="none"/>
+          <w:top w:val="none" w:color="000000" w:sz="4" w:space="0"/>
+          <w:left w:val="none" w:color="000000" w:sz="4" w:space="0"/>
+          <w:bottom w:val="none" w:color="000000" w:sz="4" w:space="0"/>
           <w:right w:val="single" w:color="000000" w:themeColor="accent5" w:themeTint="9A" w:sz="4" w:space="0"/>
         </w:tcBorders>
       </w:tcPr>
@@ -33436,10 +33527,10 @@
       <w:tcPr>
         <w:shd w:val="clear" w:color="ffffff" w:themeColor="light1" w:fill="ffffff" w:themeFill="light1"/>
         <w:tcBorders>
-          <w:top w:val="none"/>
-          <w:left w:val="none"/>
+          <w:top w:val="none" w:color="000000" w:sz="4" w:space="0"/>
+          <w:left w:val="none" w:color="000000" w:sz="4" w:space="0"/>
           <w:bottom w:val="single" w:color="000000" w:themeColor="accent5" w:themeTint="9A" w:sz="4" w:space="0"/>
-          <w:right w:val="none"/>
+          <w:right w:val="none" w:color="000000" w:sz="4" w:space="0"/>
         </w:tcBorders>
       </w:tcPr>
     </w:tblStylePr>
@@ -33459,12 +33550,12 @@
         <w:tblBorders/>
       </w:tblPr>
       <w:tcPr>
-        <w:shd w:color="ffffff"/>
+        <w:shd w:val="clear" w:color="ffffff"/>
         <w:tcBorders>
-          <w:top w:val="none"/>
+          <w:top w:val="none" w:color="000000" w:sz="4" w:space="0"/>
           <w:left w:val="single" w:color="000000" w:themeColor="accent5" w:themeTint="9A" w:sz="4" w:space="0"/>
-          <w:bottom w:val="none"/>
-          <w:right w:val="none"/>
+          <w:bottom w:val="none" w:color="000000" w:sz="4" w:space="0"/>
+          <w:right w:val="none" w:color="000000" w:sz="4" w:space="0"/>
         </w:tcBorders>
       </w:tcPr>
     </w:tblStylePr>
@@ -33487,9 +33578,9 @@
         <w:shd w:val="clear" w:color="ffffff" w:themeColor="light1" w:fill="ffffff" w:themeFill="light1"/>
         <w:tcBorders>
           <w:top w:val="single" w:color="000000" w:themeColor="accent5" w:themeTint="9A" w:sz="4" w:space="0"/>
-          <w:left w:val="none"/>
-          <w:bottom w:val="none"/>
-          <w:right w:val="none"/>
+          <w:left w:val="none" w:color="000000" w:sz="4" w:space="0"/>
+          <w:bottom w:val="none" w:color="000000" w:sz="4" w:space="0"/>
+          <w:right w:val="none" w:color="000000" w:sz="4" w:space="0"/>
         </w:tcBorders>
       </w:tcPr>
     </w:tblStylePr>
@@ -33564,9 +33655,9 @@
       </w:tcPr>
     </w:tblStylePr>
   </w:style>
-  <w:style w:type="table" w:styleId="116">
+  <w:style w:type="table" w:styleId="884">
     <w:name w:val="List Table 7 Colorful - Accent 6"/>
-    <w:basedOn w:val="665"/>
+    <w:basedOn w:val="966"/>
     <w:uiPriority w:val="99"/>
     <w:pPr>
       <w:pBdr/>
@@ -33665,11 +33756,11 @@
         <w:tblBorders/>
       </w:tblPr>
       <w:tcPr>
-        <w:shd w:color="ffffff"/>
+        <w:shd w:val="clear" w:color="ffffff"/>
         <w:tcBorders>
-          <w:top w:val="none"/>
-          <w:left w:val="none"/>
-          <w:bottom w:val="none"/>
+          <w:top w:val="none" w:color="000000" w:sz="4" w:space="0"/>
+          <w:left w:val="none" w:color="000000" w:sz="4" w:space="0"/>
+          <w:bottom w:val="none" w:color="000000" w:sz="4" w:space="0"/>
           <w:right w:val="single" w:color="000000" w:themeColor="accent6" w:themeTint="98" w:sz="4" w:space="0"/>
         </w:tcBorders>
       </w:tcPr>
@@ -33692,10 +33783,10 @@
       <w:tcPr>
         <w:shd w:val="clear" w:color="ffffff" w:themeColor="light1" w:fill="ffffff" w:themeFill="light1"/>
         <w:tcBorders>
-          <w:top w:val="none"/>
-          <w:left w:val="none"/>
+          <w:top w:val="none" w:color="000000" w:sz="4" w:space="0"/>
+          <w:left w:val="none" w:color="000000" w:sz="4" w:space="0"/>
           <w:bottom w:val="single" w:color="000000" w:themeColor="accent6" w:themeTint="98" w:sz="4" w:space="0"/>
-          <w:right w:val="none"/>
+          <w:right w:val="none" w:color="000000" w:sz="4" w:space="0"/>
         </w:tcBorders>
       </w:tcPr>
     </w:tblStylePr>
@@ -33715,12 +33806,12 @@
         <w:tblBorders/>
       </w:tblPr>
       <w:tcPr>
-        <w:shd w:color="ffffff"/>
+        <w:shd w:val="clear" w:color="ffffff"/>
         <w:tcBorders>
-          <w:top w:val="none"/>
+          <w:top w:val="none" w:color="000000" w:sz="4" w:space="0"/>
           <w:left w:val="single" w:color="000000" w:themeColor="accent6" w:themeTint="98" w:sz="4" w:space="0"/>
-          <w:bottom w:val="none"/>
-          <w:right w:val="none"/>
+          <w:bottom w:val="none" w:color="000000" w:sz="4" w:space="0"/>
+          <w:right w:val="none" w:color="000000" w:sz="4" w:space="0"/>
         </w:tcBorders>
       </w:tcPr>
     </w:tblStylePr>
@@ -33743,9 +33834,9 @@
         <w:shd w:val="clear" w:color="ffffff" w:themeColor="light1" w:fill="ffffff" w:themeFill="light1"/>
         <w:tcBorders>
           <w:top w:val="single" w:color="000000" w:themeColor="accent6" w:themeTint="98" w:sz="4" w:space="0"/>
-          <w:left w:val="none"/>
-          <w:bottom w:val="none"/>
-          <w:right w:val="none"/>
+          <w:left w:val="none" w:color="000000" w:sz="4" w:space="0"/>
+          <w:bottom w:val="none" w:color="000000" w:sz="4" w:space="0"/>
+          <w:right w:val="none" w:color="000000" w:sz="4" w:space="0"/>
         </w:tcBorders>
       </w:tcPr>
     </w:tblStylePr>
@@ -33820,9 +33911,9 @@
       </w:tcPr>
     </w:tblStylePr>
   </w:style>
-  <w:style w:type="table" w:styleId="117">
+  <w:style w:type="table" w:styleId="885">
     <w:name w:val="Lined - Accent"/>
-    <w:basedOn w:val="665"/>
+    <w:basedOn w:val="966"/>
     <w:uiPriority w:val="99"/>
     <w:pPr>
       <w:pBdr/>
@@ -34057,9 +34148,9 @@
       </w:tcPr>
     </w:tblStylePr>
   </w:style>
-  <w:style w:type="table" w:styleId="118">
+  <w:style w:type="table" w:styleId="886">
     <w:name w:val="Lined - Accent 1"/>
-    <w:basedOn w:val="665"/>
+    <w:basedOn w:val="966"/>
     <w:uiPriority w:val="99"/>
     <w:pPr>
       <w:pBdr/>
@@ -34294,9 +34385,9 @@
       </w:tcPr>
     </w:tblStylePr>
   </w:style>
-  <w:style w:type="table" w:styleId="119">
+  <w:style w:type="table" w:styleId="887">
     <w:name w:val="Lined - Accent 2"/>
-    <w:basedOn w:val="665"/>
+    <w:basedOn w:val="966"/>
     <w:uiPriority w:val="99"/>
     <w:pPr>
       <w:pBdr/>
@@ -34531,9 +34622,9 @@
       </w:tcPr>
     </w:tblStylePr>
   </w:style>
-  <w:style w:type="table" w:styleId="120">
+  <w:style w:type="table" w:styleId="888">
     <w:name w:val="Lined - Accent 3"/>
-    <w:basedOn w:val="665"/>
+    <w:basedOn w:val="966"/>
     <w:uiPriority w:val="99"/>
     <w:pPr>
       <w:pBdr/>
@@ -34768,9 +34859,9 @@
       </w:tcPr>
     </w:tblStylePr>
   </w:style>
-  <w:style w:type="table" w:styleId="121">
+  <w:style w:type="table" w:styleId="889">
     <w:name w:val="Lined - Accent 4"/>
-    <w:basedOn w:val="665"/>
+    <w:basedOn w:val="966"/>
     <w:uiPriority w:val="99"/>
     <w:pPr>
       <w:pBdr/>
@@ -35005,9 +35096,9 @@
       </w:tcPr>
     </w:tblStylePr>
   </w:style>
-  <w:style w:type="table" w:styleId="122">
+  <w:style w:type="table" w:styleId="890">
     <w:name w:val="Lined - Accent 5"/>
-    <w:basedOn w:val="665"/>
+    <w:basedOn w:val="966"/>
     <w:uiPriority w:val="99"/>
     <w:pPr>
       <w:pBdr/>
@@ -35242,9 +35333,9 @@
       </w:tcPr>
     </w:tblStylePr>
   </w:style>
-  <w:style w:type="table" w:styleId="123">
+  <w:style w:type="table" w:styleId="891">
     <w:name w:val="Lined - Accent 6"/>
-    <w:basedOn w:val="665"/>
+    <w:basedOn w:val="966"/>
     <w:uiPriority w:val="99"/>
     <w:pPr>
       <w:pBdr/>
@@ -35479,9 +35570,9 @@
       </w:tcPr>
     </w:tblStylePr>
   </w:style>
-  <w:style w:type="table" w:styleId="124">
+  <w:style w:type="table" w:styleId="892">
     <w:name w:val="Bordered &amp; Lined - Accent"/>
-    <w:basedOn w:val="665"/>
+    <w:basedOn w:val="966"/>
     <w:uiPriority w:val="99"/>
     <w:pPr>
       <w:pBdr/>
@@ -35723,9 +35814,9 @@
       </w:tcPr>
     </w:tblStylePr>
   </w:style>
-  <w:style w:type="table" w:styleId="125">
+  <w:style w:type="table" w:styleId="893">
     <w:name w:val="Bordered &amp; Lined - Accent 1"/>
-    <w:basedOn w:val="665"/>
+    <w:basedOn w:val="966"/>
     <w:uiPriority w:val="99"/>
     <w:pPr>
       <w:pBdr/>
@@ -35967,9 +36058,9 @@
       </w:tcPr>
     </w:tblStylePr>
   </w:style>
-  <w:style w:type="table" w:styleId="126">
+  <w:style w:type="table" w:styleId="894">
     <w:name w:val="Bordered &amp; Lined - Accent 2"/>
-    <w:basedOn w:val="665"/>
+    <w:basedOn w:val="966"/>
     <w:uiPriority w:val="99"/>
     <w:pPr>
       <w:pBdr/>
@@ -36211,9 +36302,9 @@
       </w:tcPr>
     </w:tblStylePr>
   </w:style>
-  <w:style w:type="table" w:styleId="127">
+  <w:style w:type="table" w:styleId="895">
     <w:name w:val="Bordered &amp; Lined - Accent 3"/>
-    <w:basedOn w:val="665"/>
+    <w:basedOn w:val="966"/>
     <w:uiPriority w:val="99"/>
     <w:pPr>
       <w:pBdr/>
@@ -36455,9 +36546,9 @@
       </w:tcPr>
     </w:tblStylePr>
   </w:style>
-  <w:style w:type="table" w:styleId="128">
+  <w:style w:type="table" w:styleId="896">
     <w:name w:val="Bordered &amp; Lined - Accent 4"/>
-    <w:basedOn w:val="665"/>
+    <w:basedOn w:val="966"/>
     <w:uiPriority w:val="99"/>
     <w:pPr>
       <w:pBdr/>
@@ -36699,9 +36790,9 @@
       </w:tcPr>
     </w:tblStylePr>
   </w:style>
-  <w:style w:type="table" w:styleId="129">
+  <w:style w:type="table" w:styleId="897">
     <w:name w:val="Bordered &amp; Lined - Accent 5"/>
-    <w:basedOn w:val="665"/>
+    <w:basedOn w:val="966"/>
     <w:uiPriority w:val="99"/>
     <w:pPr>
       <w:pBdr/>
@@ -36943,9 +37034,9 @@
       </w:tcPr>
     </w:tblStylePr>
   </w:style>
-  <w:style w:type="table" w:styleId="130">
+  <w:style w:type="table" w:styleId="898">
     <w:name w:val="Bordered &amp; Lined - Accent 6"/>
-    <w:basedOn w:val="665"/>
+    <w:basedOn w:val="966"/>
     <w:uiPriority w:val="99"/>
     <w:pPr>
       <w:pBdr/>
@@ -37187,9 +37278,9 @@
       </w:tcPr>
     </w:tblStylePr>
   </w:style>
-  <w:style w:type="table" w:styleId="131">
+  <w:style w:type="table" w:styleId="899">
     <w:name w:val="Bordered"/>
-    <w:basedOn w:val="665"/>
+    <w:basedOn w:val="966"/>
     <w:uiPriority w:val="99"/>
     <w:pPr>
       <w:pBdr/>
@@ -37418,9 +37509,9 @@
       </w:tcPr>
     </w:tblStylePr>
   </w:style>
-  <w:style w:type="table" w:styleId="132">
+  <w:style w:type="table" w:styleId="900">
     <w:name w:val="Bordered - Accent 1"/>
-    <w:basedOn w:val="665"/>
+    <w:basedOn w:val="966"/>
     <w:uiPriority w:val="99"/>
     <w:pPr>
       <w:pBdr/>
@@ -37649,9 +37740,9 @@
       </w:tcPr>
     </w:tblStylePr>
   </w:style>
-  <w:style w:type="table" w:styleId="133">
+  <w:style w:type="table" w:styleId="901">
     <w:name w:val="Bordered - Accent 2"/>
-    <w:basedOn w:val="665"/>
+    <w:basedOn w:val="966"/>
     <w:uiPriority w:val="99"/>
     <w:pPr>
       <w:pBdr/>
@@ -37880,9 +37971,9 @@
       </w:tcPr>
     </w:tblStylePr>
   </w:style>
-  <w:style w:type="table" w:styleId="134">
+  <w:style w:type="table" w:styleId="902">
     <w:name w:val="Bordered - Accent 3"/>
-    <w:basedOn w:val="665"/>
+    <w:basedOn w:val="966"/>
     <w:uiPriority w:val="99"/>
     <w:pPr>
       <w:pBdr/>
@@ -38111,9 +38202,9 @@
       </w:tcPr>
     </w:tblStylePr>
   </w:style>
-  <w:style w:type="table" w:styleId="135">
+  <w:style w:type="table" w:styleId="903">
     <w:name w:val="Bordered - Accent 4"/>
-    <w:basedOn w:val="665"/>
+    <w:basedOn w:val="966"/>
     <w:uiPriority w:val="99"/>
     <w:pPr>
       <w:pBdr/>
@@ -38342,9 +38433,9 @@
       </w:tcPr>
     </w:tblStylePr>
   </w:style>
-  <w:style w:type="table" w:styleId="136">
+  <w:style w:type="table" w:styleId="904">
     <w:name w:val="Bordered - Accent 5"/>
-    <w:basedOn w:val="665"/>
+    <w:basedOn w:val="966"/>
     <w:uiPriority w:val="99"/>
     <w:pPr>
       <w:pBdr/>
@@ -38573,9 +38664,9 @@
       </w:tcPr>
     </w:tblStylePr>
   </w:style>
-  <w:style w:type="table" w:styleId="137">
+  <w:style w:type="table" w:styleId="905">
     <w:name w:val="Bordered - Accent 6"/>
-    <w:basedOn w:val="665"/>
+    <w:basedOn w:val="966"/>
     <w:uiPriority w:val="99"/>
     <w:pPr>
       <w:pBdr/>
@@ -38804,11 +38895,11 @@
       </w:tcPr>
     </w:tblStylePr>
   </w:style>
-  <w:style w:type="paragraph" w:styleId="139">
+  <w:style w:type="paragraph" w:styleId="906">
     <w:name w:val="Heading 1"/>
-    <w:basedOn w:val="664"/>
-    <w:next w:val="664"/>
-    <w:link w:val="150"/>
+    <w:basedOn w:val="965"/>
+    <w:next w:val="965"/>
+    <w:link w:val="916"/>
     <w:uiPriority w:val="9"/>
     <w:qFormat/>
     <w:pPr>
@@ -38826,11 +38917,11 @@
       <w:szCs w:val="40"/>
     </w:rPr>
   </w:style>
-  <w:style w:type="paragraph" w:styleId="140">
+  <w:style w:type="paragraph" w:styleId="907">
     <w:name w:val="Heading 2"/>
-    <w:basedOn w:val="664"/>
-    <w:next w:val="664"/>
-    <w:link w:val="151"/>
+    <w:basedOn w:val="965"/>
+    <w:next w:val="965"/>
+    <w:link w:val="917"/>
     <w:uiPriority w:val="9"/>
     <w:unhideWhenUsed/>
     <w:qFormat/>
@@ -38849,11 +38940,11 @@
       <w:szCs w:val="32"/>
     </w:rPr>
   </w:style>
-  <w:style w:type="paragraph" w:styleId="141">
+  <w:style w:type="paragraph" w:styleId="908">
     <w:name w:val="Heading 3"/>
-    <w:basedOn w:val="664"/>
-    <w:next w:val="664"/>
-    <w:link w:val="152"/>
+    <w:basedOn w:val="965"/>
+    <w:next w:val="965"/>
+    <w:link w:val="918"/>
     <w:uiPriority w:val="9"/>
     <w:unhideWhenUsed/>
     <w:qFormat/>
@@ -38872,11 +38963,11 @@
       <w:szCs w:val="28"/>
     </w:rPr>
   </w:style>
-  <w:style w:type="paragraph" w:styleId="142">
+  <w:style w:type="paragraph" w:styleId="909">
     <w:name w:val="Heading 4"/>
-    <w:basedOn w:val="664"/>
-    <w:next w:val="664"/>
-    <w:link w:val="153"/>
+    <w:basedOn w:val="965"/>
+    <w:next w:val="965"/>
+    <w:link w:val="919"/>
     <w:uiPriority w:val="9"/>
     <w:unhideWhenUsed/>
     <w:qFormat/>
@@ -38895,11 +38986,11 @@
       <w:color w:val="0f4761" w:themeColor="accent1" w:themeShade="BF"/>
     </w:rPr>
   </w:style>
-  <w:style w:type="paragraph" w:styleId="143">
+  <w:style w:type="paragraph" w:styleId="910">
     <w:name w:val="Heading 5"/>
-    <w:basedOn w:val="664"/>
-    <w:next w:val="664"/>
-    <w:link w:val="154"/>
+    <w:basedOn w:val="965"/>
+    <w:next w:val="965"/>
+    <w:link w:val="920"/>
     <w:uiPriority w:val="9"/>
     <w:unhideWhenUsed/>
     <w:qFormat/>
@@ -38916,11 +39007,11 @@
       <w:color w:val="0f4761" w:themeColor="accent1" w:themeShade="BF"/>
     </w:rPr>
   </w:style>
-  <w:style w:type="paragraph" w:styleId="144">
+  <w:style w:type="paragraph" w:styleId="911">
     <w:name w:val="Heading 6"/>
-    <w:basedOn w:val="664"/>
-    <w:next w:val="664"/>
-    <w:link w:val="155"/>
+    <w:basedOn w:val="965"/>
+    <w:next w:val="965"/>
+    <w:link w:val="921"/>
     <w:uiPriority w:val="9"/>
     <w:unhideWhenUsed/>
     <w:qFormat/>
@@ -38939,11 +39030,11 @@
       <w:color w:val="595959" w:themeColor="text1" w:themeTint="A6"/>
     </w:rPr>
   </w:style>
-  <w:style w:type="paragraph" w:styleId="145">
+  <w:style w:type="paragraph" w:styleId="912">
     <w:name w:val="Heading 7"/>
-    <w:basedOn w:val="664"/>
-    <w:next w:val="664"/>
-    <w:link w:val="156"/>
+    <w:basedOn w:val="965"/>
+    <w:next w:val="965"/>
+    <w:link w:val="922"/>
     <w:uiPriority w:val="9"/>
     <w:unhideWhenUsed/>
     <w:qFormat/>
@@ -38960,11 +39051,11 @@
       <w:color w:val="595959" w:themeColor="text1" w:themeTint="A6"/>
     </w:rPr>
   </w:style>
-  <w:style w:type="paragraph" w:styleId="146">
+  <w:style w:type="paragraph" w:styleId="913">
     <w:name w:val="Heading 8"/>
-    <w:basedOn w:val="664"/>
-    <w:next w:val="664"/>
-    <w:link w:val="157"/>
+    <w:basedOn w:val="965"/>
+    <w:next w:val="965"/>
+    <w:link w:val="923"/>
     <w:uiPriority w:val="9"/>
     <w:unhideWhenUsed/>
     <w:qFormat/>
@@ -38983,11 +39074,11 @@
       <w:color w:val="272727" w:themeColor="text1" w:themeTint="D8"/>
     </w:rPr>
   </w:style>
-  <w:style w:type="paragraph" w:styleId="147">
+  <w:style w:type="paragraph" w:styleId="914">
     <w:name w:val="Heading 9"/>
-    <w:basedOn w:val="664"/>
-    <w:next w:val="664"/>
-    <w:link w:val="158"/>
+    <w:basedOn w:val="965"/>
+    <w:next w:val="965"/>
+    <w:link w:val="924"/>
     <w:uiPriority w:val="9"/>
     <w:unhideWhenUsed/>
     <w:qFormat/>
@@ -39006,7 +39097,7 @@
       <w:color w:val="272727" w:themeColor="text1" w:themeTint="D8"/>
     </w:rPr>
   </w:style>
-  <w:style w:type="character" w:styleId="148" w:default="1">
+  <w:style w:type="character" w:styleId="915" w:default="1">
     <w:name w:val="Default Paragraph Font"/>
     <w:uiPriority w:val="1"/>
     <w:semiHidden/>
@@ -39017,10 +39108,10 @@
       <w:ind/>
     </w:pPr>
   </w:style>
-  <w:style w:type="character" w:styleId="150">
+  <w:style w:type="character" w:styleId="916">
     <w:name w:val="Heading 1 Char"/>
-    <w:basedOn w:val="148"/>
-    <w:link w:val="139"/>
+    <w:basedOn w:val="915"/>
+    <w:link w:val="906"/>
     <w:uiPriority w:val="9"/>
     <w:pPr>
       <w:pBdr/>
@@ -39034,10 +39125,10 @@
       <w:szCs w:val="40"/>
     </w:rPr>
   </w:style>
-  <w:style w:type="character" w:styleId="151">
+  <w:style w:type="character" w:styleId="917">
     <w:name w:val="Heading 2 Char"/>
-    <w:basedOn w:val="148"/>
-    <w:link w:val="140"/>
+    <w:basedOn w:val="915"/>
+    <w:link w:val="907"/>
     <w:uiPriority w:val="9"/>
     <w:pPr>
       <w:pBdr/>
@@ -39051,10 +39142,10 @@
       <w:szCs w:val="32"/>
     </w:rPr>
   </w:style>
-  <w:style w:type="character" w:styleId="152">
+  <w:style w:type="character" w:styleId="918">
     <w:name w:val="Heading 3 Char"/>
-    <w:basedOn w:val="148"/>
-    <w:link w:val="141"/>
+    <w:basedOn w:val="915"/>
+    <w:link w:val="908"/>
     <w:uiPriority w:val="9"/>
     <w:pPr>
       <w:pBdr/>
@@ -39068,10 +39159,10 @@
       <w:szCs w:val="28"/>
     </w:rPr>
   </w:style>
-  <w:style w:type="character" w:styleId="153">
+  <w:style w:type="character" w:styleId="919">
     <w:name w:val="Heading 4 Char"/>
-    <w:basedOn w:val="148"/>
-    <w:link w:val="142"/>
+    <w:basedOn w:val="915"/>
+    <w:link w:val="909"/>
     <w:uiPriority w:val="9"/>
     <w:pPr>
       <w:pBdr/>
@@ -39085,10 +39176,10 @@
       <w:color w:val="0f4761" w:themeColor="accent1" w:themeShade="BF"/>
     </w:rPr>
   </w:style>
-  <w:style w:type="character" w:styleId="154">
+  <w:style w:type="character" w:styleId="920">
     <w:name w:val="Heading 5 Char"/>
-    <w:basedOn w:val="148"/>
-    <w:link w:val="143"/>
+    <w:basedOn w:val="915"/>
+    <w:link w:val="910"/>
     <w:uiPriority w:val="9"/>
     <w:pPr>
       <w:pBdr/>
@@ -39100,10 +39191,10 @@
       <w:color w:val="0f4761" w:themeColor="accent1" w:themeShade="BF"/>
     </w:rPr>
   </w:style>
-  <w:style w:type="character" w:styleId="155">
+  <w:style w:type="character" w:styleId="921">
     <w:name w:val="Heading 6 Char"/>
-    <w:basedOn w:val="148"/>
-    <w:link w:val="144"/>
+    <w:basedOn w:val="915"/>
+    <w:link w:val="911"/>
     <w:uiPriority w:val="9"/>
     <w:pPr>
       <w:pBdr/>
@@ -39117,10 +39208,10 @@
       <w:color w:val="595959" w:themeColor="text1" w:themeTint="A6"/>
     </w:rPr>
   </w:style>
-  <w:style w:type="character" w:styleId="156">
+  <w:style w:type="character" w:styleId="922">
     <w:name w:val="Heading 7 Char"/>
-    <w:basedOn w:val="148"/>
-    <w:link w:val="145"/>
+    <w:basedOn w:val="915"/>
+    <w:link w:val="912"/>
     <w:uiPriority w:val="9"/>
     <w:pPr>
       <w:pBdr/>
@@ -39132,10 +39223,10 @@
       <w:color w:val="595959" w:themeColor="text1" w:themeTint="A6"/>
     </w:rPr>
   </w:style>
-  <w:style w:type="character" w:styleId="157">
+  <w:style w:type="character" w:styleId="923">
     <w:name w:val="Heading 8 Char"/>
-    <w:basedOn w:val="148"/>
-    <w:link w:val="146"/>
+    <w:basedOn w:val="915"/>
+    <w:link w:val="913"/>
     <w:uiPriority w:val="9"/>
     <w:pPr>
       <w:pBdr/>
@@ -39149,10 +39240,10 @@
       <w:color w:val="272727" w:themeColor="text1" w:themeTint="D8"/>
     </w:rPr>
   </w:style>
-  <w:style w:type="character" w:styleId="158">
+  <w:style w:type="character" w:styleId="924">
     <w:name w:val="Heading 9 Char"/>
-    <w:basedOn w:val="148"/>
-    <w:link w:val="147"/>
+    <w:basedOn w:val="915"/>
+    <w:link w:val="914"/>
     <w:uiPriority w:val="9"/>
     <w:pPr>
       <w:pBdr/>
@@ -39166,11 +39257,11 @@
       <w:color w:val="272727" w:themeColor="text1" w:themeTint="D8"/>
     </w:rPr>
   </w:style>
-  <w:style w:type="paragraph" w:styleId="159">
+  <w:style w:type="paragraph" w:styleId="925">
     <w:name w:val="Title"/>
-    <w:basedOn w:val="664"/>
-    <w:next w:val="664"/>
-    <w:link w:val="160"/>
+    <w:basedOn w:val="965"/>
+    <w:next w:val="965"/>
+    <w:link w:val="926"/>
     <w:uiPriority w:val="10"/>
     <w:qFormat/>
     <w:pPr>
@@ -39186,10 +39277,10 @@
       <w:szCs w:val="56"/>
     </w:rPr>
   </w:style>
-  <w:style w:type="character" w:styleId="160">
+  <w:style w:type="character" w:styleId="926">
     <w:name w:val="Title Char"/>
-    <w:basedOn w:val="148"/>
-    <w:link w:val="159"/>
+    <w:basedOn w:val="915"/>
+    <w:link w:val="925"/>
     <w:uiPriority w:val="10"/>
     <w:pPr>
       <w:pBdr/>
@@ -39203,11 +39294,11 @@
       <w:szCs w:val="56"/>
     </w:rPr>
   </w:style>
-  <w:style w:type="paragraph" w:styleId="161">
+  <w:style w:type="paragraph" w:styleId="927">
     <w:name w:val="Subtitle"/>
-    <w:basedOn w:val="664"/>
-    <w:next w:val="664"/>
-    <w:link w:val="162"/>
+    <w:basedOn w:val="965"/>
+    <w:next w:val="965"/>
+    <w:link w:val="928"/>
     <w:uiPriority w:val="11"/>
     <w:qFormat/>
     <w:pPr>
@@ -39225,10 +39316,10 @@
       <w:szCs w:val="28"/>
     </w:rPr>
   </w:style>
-  <w:style w:type="character" w:styleId="162">
+  <w:style w:type="character" w:styleId="928">
     <w:name w:val="Subtitle Char"/>
-    <w:basedOn w:val="148"/>
-    <w:link w:val="161"/>
+    <w:basedOn w:val="915"/>
+    <w:link w:val="927"/>
     <w:uiPriority w:val="11"/>
     <w:pPr>
       <w:pBdr/>
@@ -39242,11 +39333,11 @@
       <w:szCs w:val="28"/>
     </w:rPr>
   </w:style>
-  <w:style w:type="paragraph" w:styleId="163">
+  <w:style w:type="paragraph" w:styleId="929">
     <w:name w:val="Quote"/>
-    <w:basedOn w:val="664"/>
-    <w:next w:val="664"/>
-    <w:link w:val="164"/>
+    <w:basedOn w:val="965"/>
+    <w:next w:val="965"/>
+    <w:link w:val="930"/>
     <w:uiPriority w:val="29"/>
     <w:qFormat/>
     <w:pPr>
@@ -39261,10 +39352,10 @@
       <w:color w:val="404040" w:themeColor="text1" w:themeTint="BF"/>
     </w:rPr>
   </w:style>
-  <w:style w:type="character" w:styleId="164">
+  <w:style w:type="character" w:styleId="930">
     <w:name w:val="Quote Char"/>
-    <w:basedOn w:val="148"/>
-    <w:link w:val="163"/>
+    <w:basedOn w:val="915"/>
+    <w:link w:val="929"/>
     <w:uiPriority w:val="29"/>
     <w:pPr>
       <w:pBdr/>
@@ -39277,9 +39368,9 @@
       <w:color w:val="404040" w:themeColor="text1" w:themeTint="BF"/>
     </w:rPr>
   </w:style>
-  <w:style w:type="character" w:styleId="166">
+  <w:style w:type="character" w:styleId="931">
     <w:name w:val="Intense Emphasis"/>
-    <w:basedOn w:val="148"/>
+    <w:basedOn w:val="915"/>
     <w:uiPriority w:val="21"/>
     <w:qFormat/>
     <w:pPr>
@@ -39293,11 +39384,11 @@
       <w:color w:val="0f4761" w:themeColor="accent1" w:themeShade="BF"/>
     </w:rPr>
   </w:style>
-  <w:style w:type="paragraph" w:styleId="167">
+  <w:style w:type="paragraph" w:styleId="932">
     <w:name w:val="Intense Quote"/>
-    <w:basedOn w:val="664"/>
-    <w:next w:val="664"/>
-    <w:link w:val="168"/>
+    <w:basedOn w:val="965"/>
+    <w:next w:val="965"/>
+    <w:link w:val="933"/>
     <w:uiPriority w:val="30"/>
     <w:qFormat/>
     <w:pPr>
@@ -39315,10 +39406,10 @@
       <w:color w:val="0f4761" w:themeColor="accent1" w:themeShade="BF"/>
     </w:rPr>
   </w:style>
-  <w:style w:type="character" w:styleId="168">
+  <w:style w:type="character" w:styleId="933">
     <w:name w:val="Intense Quote Char"/>
-    <w:basedOn w:val="148"/>
-    <w:link w:val="167"/>
+    <w:basedOn w:val="915"/>
+    <w:link w:val="932"/>
     <w:uiPriority w:val="30"/>
     <w:pPr>
       <w:pBdr/>
@@ -39331,9 +39422,9 @@
       <w:color w:val="0f4761" w:themeColor="accent1" w:themeShade="BF"/>
     </w:rPr>
   </w:style>
-  <w:style w:type="character" w:styleId="169">
+  <w:style w:type="character" w:styleId="934">
     <w:name w:val="Intense Reference"/>
-    <w:basedOn w:val="148"/>
+    <w:basedOn w:val="915"/>
     <w:uiPriority w:val="32"/>
     <w:qFormat/>
     <w:pPr>
@@ -39349,9 +39440,9 @@
       <w:spacing w:val="5"/>
     </w:rPr>
   </w:style>
-  <w:style w:type="character" w:styleId="171">
+  <w:style w:type="character" w:styleId="935">
     <w:name w:val="Subtle Emphasis"/>
-    <w:basedOn w:val="148"/>
+    <w:basedOn w:val="915"/>
     <w:uiPriority w:val="19"/>
     <w:qFormat/>
     <w:pPr>
@@ -39365,9 +39456,9 @@
       <w:color w:val="404040" w:themeColor="text1" w:themeTint="BF"/>
     </w:rPr>
   </w:style>
-  <w:style w:type="character" w:styleId="172">
+  <w:style w:type="character" w:styleId="936">
     <w:name w:val="Emphasis"/>
-    <w:basedOn w:val="148"/>
+    <w:basedOn w:val="915"/>
     <w:uiPriority w:val="20"/>
     <w:qFormat/>
     <w:pPr>
@@ -39380,9 +39471,9 @@
       <w:iCs/>
     </w:rPr>
   </w:style>
-  <w:style w:type="character" w:styleId="173">
+  <w:style w:type="character" w:styleId="937">
     <w:name w:val="Strong"/>
-    <w:basedOn w:val="148"/>
+    <w:basedOn w:val="915"/>
     <w:uiPriority w:val="22"/>
     <w:qFormat/>
     <w:pPr>
@@ -39395,9 +39486,9 @@
       <w:bCs/>
     </w:rPr>
   </w:style>
-  <w:style w:type="character" w:styleId="174">
+  <w:style w:type="character" w:styleId="938">
     <w:name w:val="Subtle Reference"/>
-    <w:basedOn w:val="148"/>
+    <w:basedOn w:val="915"/>
     <w:uiPriority w:val="31"/>
     <w:qFormat/>
     <w:pPr>
@@ -39410,9 +39501,9 @@
       <w:color w:val="5a5a5a" w:themeColor="text1" w:themeTint="A5"/>
     </w:rPr>
   </w:style>
-  <w:style w:type="character" w:styleId="175">
+  <w:style w:type="character" w:styleId="939">
     <w:name w:val="Book Title"/>
-    <w:basedOn w:val="148"/>
+    <w:basedOn w:val="915"/>
     <w:uiPriority w:val="33"/>
     <w:qFormat/>
     <w:pPr>
@@ -39428,10 +39519,10 @@
       <w:spacing w:val="5"/>
     </w:rPr>
   </w:style>
-  <w:style w:type="paragraph" w:styleId="176">
+  <w:style w:type="paragraph" w:styleId="940">
     <w:name w:val="Header"/>
-    <w:basedOn w:val="664"/>
-    <w:link w:val="177"/>
+    <w:basedOn w:val="965"/>
+    <w:link w:val="941"/>
     <w:uiPriority w:val="99"/>
     <w:unhideWhenUsed/>
     <w:pPr>
@@ -39444,10 +39535,10 @@
       <w:ind/>
     </w:pPr>
   </w:style>
-  <w:style w:type="character" w:styleId="177">
+  <w:style w:type="character" w:styleId="941">
     <w:name w:val="Header Char"/>
-    <w:basedOn w:val="148"/>
-    <w:link w:val="176"/>
+    <w:basedOn w:val="915"/>
+    <w:link w:val="940"/>
     <w:uiPriority w:val="99"/>
     <w:pPr>
       <w:pBdr/>
@@ -39455,10 +39546,10 @@
       <w:ind/>
     </w:pPr>
   </w:style>
-  <w:style w:type="paragraph" w:styleId="178">
+  <w:style w:type="paragraph" w:styleId="942">
     <w:name w:val="Footer"/>
-    <w:basedOn w:val="664"/>
-    <w:link w:val="179"/>
+    <w:basedOn w:val="965"/>
+    <w:link w:val="943"/>
     <w:uiPriority w:val="99"/>
     <w:unhideWhenUsed/>
     <w:pPr>
@@ -39471,10 +39562,10 @@
       <w:ind/>
     </w:pPr>
   </w:style>
-  <w:style w:type="character" w:styleId="179">
+  <w:style w:type="character" w:styleId="943">
     <w:name w:val="Footer Char"/>
-    <w:basedOn w:val="148"/>
-    <w:link w:val="178"/>
+    <w:basedOn w:val="915"/>
+    <w:link w:val="942"/>
     <w:uiPriority w:val="99"/>
     <w:pPr>
       <w:pBdr/>
@@ -39482,10 +39573,10 @@
       <w:ind/>
     </w:pPr>
   </w:style>
-  <w:style w:type="paragraph" w:styleId="180">
+  <w:style w:type="paragraph" w:styleId="944">
     <w:name w:val="Caption"/>
-    <w:basedOn w:val="664"/>
-    <w:next w:val="664"/>
+    <w:basedOn w:val="965"/>
+    <w:next w:val="965"/>
     <w:uiPriority w:val="35"/>
     <w:unhideWhenUsed/>
     <w:qFormat/>
@@ -39502,10 +39593,10 @@
       <w:szCs w:val="18"/>
     </w:rPr>
   </w:style>
-  <w:style w:type="paragraph" w:styleId="181">
+  <w:style w:type="paragraph" w:styleId="945">
     <w:name w:val="footnote text"/>
-    <w:basedOn w:val="664"/>
-    <w:link w:val="182"/>
+    <w:basedOn w:val="965"/>
+    <w:link w:val="946"/>
     <w:uiPriority w:val="99"/>
     <w:semiHidden/>
     <w:unhideWhenUsed/>
@@ -39519,10 +39610,10 @@
       <w:szCs w:val="20"/>
     </w:rPr>
   </w:style>
-  <w:style w:type="character" w:styleId="182">
+  <w:style w:type="character" w:styleId="946">
     <w:name w:val="Footnote Text Char"/>
-    <w:basedOn w:val="148"/>
-    <w:link w:val="181"/>
+    <w:basedOn w:val="915"/>
+    <w:link w:val="945"/>
     <w:uiPriority w:val="99"/>
     <w:semiHidden/>
     <w:pPr>
@@ -39535,9 +39626,9 @@
       <w:szCs w:val="20"/>
     </w:rPr>
   </w:style>
-  <w:style w:type="character" w:styleId="183">
+  <w:style w:type="character" w:styleId="947">
     <w:name w:val="footnote reference"/>
-    <w:basedOn w:val="148"/>
+    <w:basedOn w:val="915"/>
     <w:uiPriority w:val="99"/>
     <w:semiHidden/>
     <w:unhideWhenUsed/>
@@ -39550,10 +39641,10 @@
       <w:vertAlign w:val="superscript"/>
     </w:rPr>
   </w:style>
-  <w:style w:type="paragraph" w:styleId="184">
+  <w:style w:type="paragraph" w:styleId="948">
     <w:name w:val="endnote text"/>
-    <w:basedOn w:val="664"/>
-    <w:link w:val="185"/>
+    <w:basedOn w:val="965"/>
+    <w:link w:val="949"/>
     <w:uiPriority w:val="99"/>
     <w:semiHidden/>
     <w:unhideWhenUsed/>
@@ -39567,10 +39658,10 @@
       <w:szCs w:val="20"/>
     </w:rPr>
   </w:style>
-  <w:style w:type="character" w:styleId="185">
+  <w:style w:type="character" w:styleId="949">
     <w:name w:val="Endnote Text Char"/>
-    <w:basedOn w:val="148"/>
-    <w:link w:val="184"/>
+    <w:basedOn w:val="915"/>
+    <w:link w:val="948"/>
     <w:uiPriority w:val="99"/>
     <w:semiHidden/>
     <w:pPr>
@@ -39583,9 +39674,9 @@
       <w:szCs w:val="20"/>
     </w:rPr>
   </w:style>
-  <w:style w:type="character" w:styleId="186">
+  <w:style w:type="character" w:styleId="950">
     <w:name w:val="endnote reference"/>
-    <w:basedOn w:val="148"/>
+    <w:basedOn w:val="915"/>
     <w:uiPriority w:val="99"/>
     <w:semiHidden/>
     <w:unhideWhenUsed/>
@@ -39598,9 +39689,9 @@
       <w:vertAlign w:val="superscript"/>
     </w:rPr>
   </w:style>
-  <w:style w:type="character" w:styleId="187">
+  <w:style w:type="character" w:styleId="951">
     <w:name w:val="Hyperlink"/>
-    <w:basedOn w:val="148"/>
+    <w:basedOn w:val="915"/>
     <w:uiPriority w:val="99"/>
     <w:unhideWhenUsed/>
     <w:pPr>
@@ -39613,9 +39704,9 @@
       <w:u w:val="single"/>
     </w:rPr>
   </w:style>
-  <w:style w:type="character" w:styleId="188">
+  <w:style w:type="character" w:styleId="952">
     <w:name w:val="FollowedHyperlink"/>
-    <w:basedOn w:val="148"/>
+    <w:basedOn w:val="915"/>
     <w:uiPriority w:val="99"/>
     <w:semiHidden/>
     <w:unhideWhenUsed/>
@@ -39629,10 +39720,10 @@
       <w:u w:val="single"/>
     </w:rPr>
   </w:style>
-  <w:style w:type="paragraph" w:styleId="189">
+  <w:style w:type="paragraph" w:styleId="953">
     <w:name w:val="toc 1"/>
-    <w:basedOn w:val="664"/>
-    <w:next w:val="664"/>
+    <w:basedOn w:val="965"/>
+    <w:next w:val="965"/>
     <w:uiPriority w:val="39"/>
     <w:unhideWhenUsed/>
     <w:pPr>
@@ -39641,10 +39732,10 @@
       <w:ind/>
     </w:pPr>
   </w:style>
-  <w:style w:type="paragraph" w:styleId="190">
+  <w:style w:type="paragraph" w:styleId="954">
     <w:name w:val="toc 2"/>
-    <w:basedOn w:val="664"/>
-    <w:next w:val="664"/>
+    <w:basedOn w:val="965"/>
+    <w:next w:val="965"/>
     <w:uiPriority w:val="39"/>
     <w:unhideWhenUsed/>
     <w:pPr>
@@ -39653,10 +39744,10 @@
       <w:ind w:left="220"/>
     </w:pPr>
   </w:style>
-  <w:style w:type="paragraph" w:styleId="191">
+  <w:style w:type="paragraph" w:styleId="955">
     <w:name w:val="toc 3"/>
-    <w:basedOn w:val="664"/>
-    <w:next w:val="664"/>
+    <w:basedOn w:val="965"/>
+    <w:next w:val="965"/>
     <w:uiPriority w:val="39"/>
     <w:unhideWhenUsed/>
     <w:pPr>
@@ -39665,10 +39756,10 @@
       <w:ind w:left="440"/>
     </w:pPr>
   </w:style>
-  <w:style w:type="paragraph" w:styleId="192">
+  <w:style w:type="paragraph" w:styleId="956">
     <w:name w:val="toc 4"/>
-    <w:basedOn w:val="664"/>
-    <w:next w:val="664"/>
+    <w:basedOn w:val="965"/>
+    <w:next w:val="965"/>
     <w:uiPriority w:val="39"/>
     <w:unhideWhenUsed/>
     <w:pPr>
@@ -39677,10 +39768,10 @@
       <w:ind w:left="660"/>
     </w:pPr>
   </w:style>
-  <w:style w:type="paragraph" w:styleId="193">
+  <w:style w:type="paragraph" w:styleId="957">
     <w:name w:val="toc 5"/>
-    <w:basedOn w:val="664"/>
-    <w:next w:val="664"/>
+    <w:basedOn w:val="965"/>
+    <w:next w:val="965"/>
     <w:uiPriority w:val="39"/>
     <w:unhideWhenUsed/>
     <w:pPr>
@@ -39689,10 +39780,10 @@
       <w:ind w:left="880"/>
     </w:pPr>
   </w:style>
-  <w:style w:type="paragraph" w:styleId="194">
+  <w:style w:type="paragraph" w:styleId="958">
     <w:name w:val="toc 6"/>
-    <w:basedOn w:val="664"/>
-    <w:next w:val="664"/>
+    <w:basedOn w:val="965"/>
+    <w:next w:val="965"/>
     <w:uiPriority w:val="39"/>
     <w:unhideWhenUsed/>
     <w:pPr>
@@ -39701,10 +39792,10 @@
       <w:ind w:left="1100"/>
     </w:pPr>
   </w:style>
-  <w:style w:type="paragraph" w:styleId="195">
+  <w:style w:type="paragraph" w:styleId="959">
     <w:name w:val="toc 7"/>
-    <w:basedOn w:val="664"/>
-    <w:next w:val="664"/>
+    <w:basedOn w:val="965"/>
+    <w:next w:val="965"/>
     <w:uiPriority w:val="39"/>
     <w:unhideWhenUsed/>
     <w:pPr>
@@ -39713,10 +39804,10 @@
       <w:ind w:left="1320"/>
     </w:pPr>
   </w:style>
-  <w:style w:type="paragraph" w:styleId="196">
+  <w:style w:type="paragraph" w:styleId="960">
     <w:name w:val="toc 8"/>
-    <w:basedOn w:val="664"/>
-    <w:next w:val="664"/>
+    <w:basedOn w:val="965"/>
+    <w:next w:val="965"/>
     <w:uiPriority w:val="39"/>
     <w:unhideWhenUsed/>
     <w:pPr>
@@ -39725,10 +39816,10 @@
       <w:ind w:left="1540"/>
     </w:pPr>
   </w:style>
-  <w:style w:type="paragraph" w:styleId="197">
+  <w:style w:type="paragraph" w:styleId="961">
     <w:name w:val="toc 9"/>
-    <w:basedOn w:val="664"/>
-    <w:next w:val="664"/>
+    <w:basedOn w:val="965"/>
+    <w:next w:val="965"/>
     <w:uiPriority w:val="39"/>
     <w:unhideWhenUsed/>
     <w:pPr>
@@ -39737,9 +39828,9 @@
       <w:ind w:left="1760"/>
     </w:pPr>
   </w:style>
-  <w:style w:type="character" w:styleId="198">
+  <w:style w:type="character" w:styleId="962">
     <w:name w:val="Placeholder Text"/>
-    <w:basedOn w:val="148"/>
+    <w:basedOn w:val="915"/>
     <w:uiPriority w:val="99"/>
     <w:semiHidden/>
     <w:pPr>
@@ -39751,7 +39842,7 @@
       <w:color w:val="666666"/>
     </w:rPr>
   </w:style>
-  <w:style w:type="paragraph" w:styleId="208">
+  <w:style w:type="paragraph" w:styleId="963">
     <w:name w:val="TOC Heading"/>
     <w:uiPriority w:val="39"/>
     <w:unhideWhenUsed/>
@@ -39761,10 +39852,10 @@
       <w:ind/>
     </w:pPr>
   </w:style>
-  <w:style w:type="paragraph" w:styleId="209">
+  <w:style w:type="paragraph" w:styleId="964">
     <w:name w:val="table of figures"/>
-    <w:basedOn w:val="664"/>
-    <w:next w:val="664"/>
+    <w:basedOn w:val="965"/>
+    <w:next w:val="965"/>
     <w:uiPriority w:val="99"/>
     <w:unhideWhenUsed/>
     <w:pPr>
@@ -39773,7 +39864,7 @@
       <w:ind/>
     </w:pPr>
   </w:style>
-  <w:style w:type="paragraph" w:styleId="664" w:default="1">
+  <w:style w:type="paragraph" w:styleId="965" w:default="1">
     <w:name w:val="Normal"/>
     <w:qFormat/>
     <w:pPr>
@@ -39782,7 +39873,7 @@
       <w:ind/>
     </w:pPr>
   </w:style>
-  <w:style w:type="table" w:styleId="665" w:default="1">
+  <w:style w:type="table" w:styleId="966" w:default="1">
     <w:name w:val="Normal Table"/>
     <w:uiPriority w:val="99"/>
     <w:semiHidden/>
@@ -39975,7 +40066,7 @@
       </w:tcPr>
     </w:tblStylePr>
   </w:style>
-  <w:style w:type="numbering" w:styleId="666" w:default="1">
+  <w:style w:type="numbering" w:styleId="967" w:default="1">
     <w:name w:val="No List"/>
     <w:uiPriority w:val="99"/>
     <w:semiHidden/>
@@ -39986,9 +40077,9 @@
       <w:ind/>
     </w:pPr>
   </w:style>
-  <w:style w:type="paragraph" w:styleId="667">
+  <w:style w:type="paragraph" w:styleId="968">
     <w:name w:val="No Spacing"/>
-    <w:basedOn w:val="664"/>
+    <w:basedOn w:val="965"/>
     <w:uiPriority w:val="1"/>
     <w:qFormat/>
     <w:pPr>
@@ -39997,9 +40088,9 @@
       <w:ind/>
     </w:pPr>
   </w:style>
-  <w:style w:type="paragraph" w:styleId="668">
+  <w:style w:type="paragraph" w:styleId="969">
     <w:name w:val="List Paragraph"/>
-    <w:basedOn w:val="664"/>
+    <w:basedOn w:val="965"/>
     <w:uiPriority w:val="34"/>
     <w:qFormat/>
     <w:pPr>
